--- a/Switch/switching.docx
+++ b/Switch/switching.docx
@@ -354,7 +354,39 @@
           <w:b/>
           <w:bCs/>
         </w:rPr>
-        <w:t>1. Early Ethernet (Thinnet &amp; Thicknet)</w:t>
+        <w:t>1. Early Ethernet (</w:t>
+      </w:r>
+      <w:proofErr w:type="spellStart"/>
+      <w:r>
+        <w:rPr>
+          <w:b/>
+          <w:bCs/>
+        </w:rPr>
+        <w:t>Thinnet</w:t>
+      </w:r>
+      <w:proofErr w:type="spellEnd"/>
+      <w:r>
+        <w:rPr>
+          <w:b/>
+          <w:bCs/>
+        </w:rPr>
+        <w:t xml:space="preserve"> &amp; </w:t>
+      </w:r>
+      <w:proofErr w:type="spellStart"/>
+      <w:r>
+        <w:rPr>
+          <w:b/>
+          <w:bCs/>
+        </w:rPr>
+        <w:t>Thicknet</w:t>
+      </w:r>
+      <w:proofErr w:type="spellEnd"/>
+      <w:r>
+        <w:rPr>
+          <w:b/>
+          <w:bCs/>
+        </w:rPr>
+        <w:t>)</w:t>
       </w:r>
     </w:p>
     <w:p>
@@ -494,7 +526,15 @@
         <w:ind w:right="-489"/>
       </w:pPr>
       <w:r>
-        <w:t>If collision happens → both stop, wait random time, then retry.</w:t>
+        <w:t xml:space="preserve">If collision happens → both </w:t>
+      </w:r>
+      <w:proofErr w:type="gramStart"/>
+      <w:r>
+        <w:t>stop</w:t>
+      </w:r>
+      <w:proofErr w:type="gramEnd"/>
+      <w:r>
+        <w:t>, wait random time, then retry.</w:t>
       </w:r>
     </w:p>
     <w:p>
@@ -867,6 +907,7 @@
       <w:pPr>
         <w:ind w:right="-489"/>
       </w:pPr>
+      <w:proofErr w:type="spellStart"/>
       <w:r>
         <w:rPr>
           <w:b/>
@@ -874,6 +915,7 @@
         </w:rPr>
         <w:t>i</w:t>
       </w:r>
+      <w:proofErr w:type="spellEnd"/>
       <w:r>
         <w:rPr>
           <w:b/>
@@ -1301,12 +1343,21 @@
       <w:r>
         <w:br/>
       </w:r>
-      <w:r>
-        <w:rPr>
-          <w:b/>
-          <w:bCs/>
-        </w:rPr>
-        <w:t>vlan 0</w:t>
+      <w:proofErr w:type="spellStart"/>
+      <w:r>
+        <w:rPr>
+          <w:b/>
+          <w:bCs/>
+        </w:rPr>
+        <w:t>vlan</w:t>
+      </w:r>
+      <w:proofErr w:type="spellEnd"/>
+      <w:r>
+        <w:rPr>
+          <w:b/>
+          <w:bCs/>
+        </w:rPr>
+        <w:t xml:space="preserve"> 0</w:t>
       </w:r>
       <w:r>
         <w:t xml:space="preserve"> – indicates the 802.1</w:t>
@@ -1329,12 +1380,21 @@
       <w:r>
         <w:br/>
       </w:r>
-      <w:r>
-        <w:rPr>
-          <w:b/>
-          <w:bCs/>
-        </w:rPr>
-        <w:t>vlan 1</w:t>
+      <w:proofErr w:type="spellStart"/>
+      <w:r>
+        <w:rPr>
+          <w:b/>
+          <w:bCs/>
+        </w:rPr>
+        <w:t>vlan</w:t>
+      </w:r>
+      <w:proofErr w:type="spellEnd"/>
+      <w:r>
+        <w:rPr>
+          <w:b/>
+          <w:bCs/>
+        </w:rPr>
+        <w:t xml:space="preserve"> 1</w:t>
       </w:r>
       <w:r>
         <w:rPr>
@@ -1385,7 +1445,15 @@
         <w:t xml:space="preserve">  reserved and cannot be deleted</w:t>
       </w:r>
       <w:r>
-        <w:t xml:space="preserve"> (fddi, token ring)</w:t>
+        <w:t xml:space="preserve"> (</w:t>
+      </w:r>
+      <w:proofErr w:type="spellStart"/>
+      <w:r>
+        <w:t>fddi</w:t>
+      </w:r>
+      <w:proofErr w:type="spellEnd"/>
+      <w:r>
+        <w:t>, token ring)</w:t>
       </w:r>
       <w:r>
         <w:t>.</w:t>
@@ -1430,8 +1498,17 @@
           <w:b/>
           <w:bCs/>
         </w:rPr>
-        <w:t>VMware ESXi</w:t>
-      </w:r>
+        <w:t xml:space="preserve">VMware </w:t>
+      </w:r>
+      <w:proofErr w:type="spellStart"/>
+      <w:r>
+        <w:rPr>
+          <w:b/>
+          <w:bCs/>
+        </w:rPr>
+        <w:t>ESXi</w:t>
+      </w:r>
+      <w:proofErr w:type="spellEnd"/>
       <w:r>
         <w:t xml:space="preserve">, VLAN 4095 is used for </w:t>
       </w:r>
@@ -1443,7 +1520,15 @@
         <w:t>VLAN trunking</w:t>
       </w:r>
       <w:r>
-        <w:t xml:space="preserve"> inside a virtual switch (vSwitch/port group). This allows a VM network adapter to see all VLANs (a “trunk” port) and handle VLAN tags itself.</w:t>
+        <w:t xml:space="preserve"> inside a virtual switch (</w:t>
+      </w:r>
+      <w:proofErr w:type="spellStart"/>
+      <w:r>
+        <w:t>vSwitch</w:t>
+      </w:r>
+      <w:proofErr w:type="spellEnd"/>
+      <w:r>
+        <w:t>/port group). This allows a VM network adapter to see all VLANs (a “trunk” port) and handle VLAN tags itself.</w:t>
       </w:r>
     </w:p>
     <w:p>
@@ -1494,27 +1579,64 @@
         </w:rPr>
         <w:br/>
       </w:r>
-      <w:r>
-        <w:t>vlan &lt;vlan-id&gt;</w:t>
-      </w:r>
-      <w:r>
-        <w:br/>
-        <w:t xml:space="preserve">  name &lt;vlan-name&gt;</w:t>
-      </w:r>
-      <w:r>
-        <w:rPr>
-          <w:b/>
-          <w:bCs/>
-        </w:rPr>
-        <w:br/>
-      </w:r>
-      <w:r>
-        <w:br/>
-        <w:t>show vlan Command Options:</w:t>
-      </w:r>
-      <w:r>
-        <w:br/>
-        <w:t>1. show vlan brief   ---- Shows only VLAN ID, VLAN name, and associated ports.</w:t>
+      <w:proofErr w:type="spellStart"/>
+      <w:r>
+        <w:t>vlan</w:t>
+      </w:r>
+      <w:proofErr w:type="spellEnd"/>
+      <w:r>
+        <w:t xml:space="preserve"> &lt;</w:t>
+      </w:r>
+      <w:proofErr w:type="spellStart"/>
+      <w:r>
+        <w:t>vlan</w:t>
+      </w:r>
+      <w:proofErr w:type="spellEnd"/>
+      <w:r>
+        <w:t>-id&gt;</w:t>
+      </w:r>
+      <w:r>
+        <w:br/>
+        <w:t xml:space="preserve">  name &lt;</w:t>
+      </w:r>
+      <w:proofErr w:type="spellStart"/>
+      <w:r>
+        <w:t>vlan</w:t>
+      </w:r>
+      <w:proofErr w:type="spellEnd"/>
+      <w:r>
+        <w:t>-name&gt;</w:t>
+      </w:r>
+      <w:r>
+        <w:rPr>
+          <w:b/>
+          <w:bCs/>
+        </w:rPr>
+        <w:br/>
+      </w:r>
+      <w:r>
+        <w:br/>
+        <w:t xml:space="preserve">show </w:t>
+      </w:r>
+      <w:proofErr w:type="spellStart"/>
+      <w:r>
+        <w:t>vlan</w:t>
+      </w:r>
+      <w:proofErr w:type="spellEnd"/>
+      <w:r>
+        <w:t xml:space="preserve"> Command Options:</w:t>
+      </w:r>
+      <w:r>
+        <w:br/>
+        <w:t xml:space="preserve">1. show </w:t>
+      </w:r>
+      <w:proofErr w:type="spellStart"/>
+      <w:r>
+        <w:t>vlan</w:t>
+      </w:r>
+      <w:proofErr w:type="spellEnd"/>
+      <w:r>
+        <w:t xml:space="preserve"> brief   ---- Shows only VLAN ID, VLAN name, and associated ports.</w:t>
       </w:r>
       <w:r>
         <w:br/>
@@ -1579,7 +1701,15 @@
         <w:ind w:right="-489"/>
       </w:pPr>
       <w:r>
-        <w:t>2. show vlan summary</w:t>
+        <w:t xml:space="preserve">2. show </w:t>
+      </w:r>
+      <w:proofErr w:type="spellStart"/>
+      <w:r>
+        <w:t>vlan</w:t>
+      </w:r>
+      <w:proofErr w:type="spellEnd"/>
+      <w:r>
+        <w:t xml:space="preserve"> summary</w:t>
       </w:r>
     </w:p>
     <w:p>
@@ -1647,7 +1777,23 @@
         <w:ind w:right="-489"/>
       </w:pPr>
       <w:r>
-        <w:t>3. show vlan id &lt;vlan-id&gt;</w:t>
+        <w:t xml:space="preserve">3. show </w:t>
+      </w:r>
+      <w:proofErr w:type="spellStart"/>
+      <w:r>
+        <w:t>vlan</w:t>
+      </w:r>
+      <w:proofErr w:type="spellEnd"/>
+      <w:r>
+        <w:t xml:space="preserve"> id &lt;</w:t>
+      </w:r>
+      <w:proofErr w:type="spellStart"/>
+      <w:r>
+        <w:t>vlan</w:t>
+      </w:r>
+      <w:proofErr w:type="spellEnd"/>
+      <w:r>
+        <w:t>-id&gt;</w:t>
       </w:r>
     </w:p>
     <w:p>
@@ -1724,7 +1870,23 @@
         <w:t xml:space="preserve">4. </w:t>
       </w:r>
       <w:r>
-        <w:t>show vlan name &lt;vlan-name&gt;</w:t>
+        <w:t xml:space="preserve">show </w:t>
+      </w:r>
+      <w:proofErr w:type="spellStart"/>
+      <w:r>
+        <w:t>vlan</w:t>
+      </w:r>
+      <w:proofErr w:type="spellEnd"/>
+      <w:r>
+        <w:t xml:space="preserve"> name &lt;</w:t>
+      </w:r>
+      <w:proofErr w:type="spellStart"/>
+      <w:r>
+        <w:t>vlan</w:t>
+      </w:r>
+      <w:proofErr w:type="spellEnd"/>
+      <w:r>
+        <w:t>-name&gt;</w:t>
       </w:r>
       <w:r>
         <w:br/>
@@ -1841,14 +2003,21 @@
         <w:br/>
         <w:t xml:space="preserve">   </w:t>
       </w:r>
+      <w:proofErr w:type="gramStart"/>
       <w:r>
         <w:t>co</w:t>
       </w:r>
       <w:r>
         <w:t xml:space="preserve">  </w:t>
       </w:r>
-      <w:r>
-        <w:t xml:space="preserve">ntrol traffic between VLANs. </w:t>
+      <w:proofErr w:type="spellStart"/>
+      <w:r>
+        <w:t>ntrol</w:t>
+      </w:r>
+      <w:proofErr w:type="spellEnd"/>
+      <w:proofErr w:type="gramEnd"/>
+      <w:r>
+        <w:t xml:space="preserve"> traffic between VLANs. </w:t>
       </w:r>
       <w:r>
         <w:br/>
@@ -1921,7 +2090,15 @@
         <w:t xml:space="preserve">• Access ports </w:t>
       </w:r>
       <w:r>
-        <w:t>(shares a single vlan information)</w:t>
+        <w:t xml:space="preserve">(shares a single </w:t>
+      </w:r>
+      <w:proofErr w:type="spellStart"/>
+      <w:r>
+        <w:t>vlan</w:t>
+      </w:r>
+      <w:proofErr w:type="spellEnd"/>
+      <w:r>
+        <w:t xml:space="preserve"> information)</w:t>
       </w:r>
       <w:r>
         <w:t xml:space="preserve"> </w:t>
@@ -1933,7 +2110,15 @@
         <w:t>• Trunk ports</w:t>
       </w:r>
       <w:r>
-        <w:t xml:space="preserve"> (shares multiple vlan information)</w:t>
+        <w:t xml:space="preserve"> (shares multiple </w:t>
+      </w:r>
+      <w:proofErr w:type="spellStart"/>
+      <w:r>
+        <w:t>vlan</w:t>
+      </w:r>
+      <w:proofErr w:type="spellEnd"/>
+      <w:r>
+        <w:t xml:space="preserve"> information)</w:t>
       </w:r>
       <w:r>
         <w:t xml:space="preserve">  </w:t>
@@ -1950,8 +2135,9 @@
           <w:sz w:val="24"/>
           <w:szCs w:val="24"/>
         </w:rPr>
-        <w:t xml:space="preserve">Static vlan </w:t>
-      </w:r>
+        <w:t xml:space="preserve">Static </w:t>
+      </w:r>
+      <w:proofErr w:type="spellStart"/>
       <w:r>
         <w:rPr>
           <w:b/>
@@ -1959,8 +2145,9 @@
           <w:sz w:val="24"/>
           <w:szCs w:val="24"/>
         </w:rPr>
-        <w:t xml:space="preserve">&amp; Access port </w:t>
-      </w:r>
+        <w:t>vlan</w:t>
+      </w:r>
+      <w:proofErr w:type="spellEnd"/>
       <w:r>
         <w:rPr>
           <w:b/>
@@ -1968,13 +2155,31 @@
           <w:sz w:val="24"/>
           <w:szCs w:val="24"/>
         </w:rPr>
-        <w:t>configuration:</w:t>
-      </w:r>
-      <w:r>
-        <w:rPr>
+        <w:t xml:space="preserve"> </w:t>
+      </w:r>
+      <w:r>
+        <w:rPr>
+          <w:b/>
+          <w:bCs/>
           <w:sz w:val="24"/>
           <w:szCs w:val="24"/>
         </w:rPr>
+        <w:t xml:space="preserve">&amp; Access port </w:t>
+      </w:r>
+      <w:r>
+        <w:rPr>
+          <w:b/>
+          <w:bCs/>
+          <w:sz w:val="24"/>
+          <w:szCs w:val="24"/>
+        </w:rPr>
+        <w:t>configuration:</w:t>
+      </w:r>
+      <w:r>
+        <w:rPr>
+          <w:sz w:val="24"/>
+          <w:szCs w:val="24"/>
+        </w:rPr>
         <w:t xml:space="preserve"> </w:t>
       </w:r>
       <w:r>
@@ -1990,8 +2195,13 @@
         <w:br/>
       </w:r>
       <w:r>
-        <w:t>name technical team m-shan</w:t>
-      </w:r>
+        <w:t>name technical team m-</w:t>
+      </w:r>
+      <w:proofErr w:type="spellStart"/>
+      <w:r>
+        <w:t>shan</w:t>
+      </w:r>
+      <w:proofErr w:type="spellEnd"/>
       <w:r>
         <w:br/>
       </w:r>
@@ -2002,10 +2212,34 @@
         <w:br/>
       </w:r>
       <w:r>
-        <w:t>switchport access vlan 10</w:t>
-      </w:r>
-      <w:r>
-        <w:t xml:space="preserve">                    (or  switchport access vlan name sales)</w:t>
+        <w:t xml:space="preserve">switchport access </w:t>
+      </w:r>
+      <w:proofErr w:type="spellStart"/>
+      <w:r>
+        <w:t>vlan</w:t>
+      </w:r>
+      <w:proofErr w:type="spellEnd"/>
+      <w:r>
+        <w:t xml:space="preserve"> 10</w:t>
+      </w:r>
+      <w:r>
+        <w:t xml:space="preserve">                 </w:t>
+      </w:r>
+      <w:proofErr w:type="gramStart"/>
+      <w:r>
+        <w:t xml:space="preserve">   (or  switchport</w:t>
+      </w:r>
+      <w:proofErr w:type="gramEnd"/>
+      <w:r>
+        <w:t xml:space="preserve"> access </w:t>
+      </w:r>
+      <w:proofErr w:type="spellStart"/>
+      <w:r>
+        <w:t>vlan</w:t>
+      </w:r>
+      <w:proofErr w:type="spellEnd"/>
+      <w:r>
+        <w:t xml:space="preserve"> name sales)</w:t>
       </w:r>
     </w:p>
     <w:p>
@@ -2089,24 +2323,58 @@
         <w:br/>
       </w:r>
       <w:r>
-        <w:t xml:space="preserve">(show interface trunk --  it shows native vlan, </w:t>
+        <w:t xml:space="preserve">(show interface trunk </w:t>
+      </w:r>
+      <w:proofErr w:type="gramStart"/>
+      <w:r>
+        <w:t>--  it</w:t>
+      </w:r>
+      <w:proofErr w:type="gramEnd"/>
+      <w:r>
+        <w:t xml:space="preserve"> shows native </w:t>
+      </w:r>
+      <w:proofErr w:type="spellStart"/>
+      <w:r>
+        <w:t>vlan</w:t>
+      </w:r>
+      <w:proofErr w:type="spellEnd"/>
+      <w:r>
+        <w:t xml:space="preserve">, </w:t>
       </w:r>
       <w:r>
         <w:t xml:space="preserve">displays all of the VLANs that are allowed to be transmitted </w:t>
       </w:r>
+      <w:proofErr w:type="gramStart"/>
       <w:r>
         <w:lastRenderedPageBreak/>
-        <w:t>across ! the trunk ports</w:t>
+        <w:t>across !</w:t>
+      </w:r>
+      <w:proofErr w:type="gramEnd"/>
+      <w:r>
+        <w:t xml:space="preserve"> the trunk ports</w:t>
       </w:r>
       <w:r>
         <w:t xml:space="preserve">, and </w:t>
       </w:r>
       <w:r>
-        <w:t>displays all of the VLANs that are allowed across the trunk and are ! in a spanning tree forwarding state</w:t>
+        <w:t xml:space="preserve">displays all of the VLANs that are allowed across the trunk and </w:t>
+      </w:r>
+      <w:proofErr w:type="gramStart"/>
+      <w:r>
+        <w:t>are !</w:t>
+      </w:r>
+      <w:proofErr w:type="gramEnd"/>
+      <w:r>
+        <w:t xml:space="preserve"> in a spanning tree forwarding </w:t>
+      </w:r>
+      <w:proofErr w:type="gramStart"/>
+      <w:r>
+        <w:t>state</w:t>
       </w:r>
       <w:r>
         <w:t xml:space="preserve"> )</w:t>
       </w:r>
+      <w:proofErr w:type="gramEnd"/>
     </w:p>
     <w:p>
       <w:pPr>
@@ -2221,7 +2489,15 @@
         <w:t>32 bits</w:t>
       </w:r>
       <w:r>
-        <w:t xml:space="preserve"> are inserted into the Ethernet header after the Source MAC address field and before the EtherType field.</w:t>
+        <w:t xml:space="preserve"> are inserted into the Ethernet header after the Source MAC address field and before the </w:t>
+      </w:r>
+      <w:proofErr w:type="spellStart"/>
+      <w:r>
+        <w:t>EtherType</w:t>
+      </w:r>
+      <w:proofErr w:type="spellEnd"/>
+      <w:r>
+        <w:t xml:space="preserve"> field.</w:t>
       </w:r>
       <w:r>
         <w:br/>
@@ -2323,7 +2599,15 @@
         <w:br/>
       </w:r>
       <w:r>
-        <w:t>Defines Class of Service (CoS) for Layer 2 QoS.</w:t>
+        <w:t>Defines Class of Service (</w:t>
+      </w:r>
+      <w:proofErr w:type="spellStart"/>
+      <w:r>
+        <w:t>CoS</w:t>
+      </w:r>
+      <w:proofErr w:type="spellEnd"/>
+      <w:r>
+        <w:t>) for Layer 2 QoS.</w:t>
       </w:r>
       <w:r>
         <w:br/>
@@ -2413,7 +2697,15 @@
         <w:br/>
       </w:r>
       <w:r>
-        <w:t xml:space="preserve">switchport trunk encapsulation isl </w:t>
+        <w:t xml:space="preserve">switchport trunk encapsulation </w:t>
+      </w:r>
+      <w:proofErr w:type="spellStart"/>
+      <w:r>
+        <w:t>isl</w:t>
+      </w:r>
+      <w:proofErr w:type="spellEnd"/>
+      <w:r>
+        <w:t xml:space="preserve"> </w:t>
       </w:r>
       <w:r>
         <w:br/>
@@ -2516,10 +2808,23 @@
         <w:t xml:space="preserve">Command to change native VLAN:          </w:t>
       </w:r>
       <w:r>
-        <w:t>switchport trunk native vlan</w:t>
-      </w:r>
-      <w:r>
-        <w:t xml:space="preserve"> &lt;vlan-id&gt;</w:t>
+        <w:t xml:space="preserve">switchport trunk native </w:t>
+      </w:r>
+      <w:proofErr w:type="spellStart"/>
+      <w:r>
+        <w:t>vlan</w:t>
+      </w:r>
+      <w:proofErr w:type="spellEnd"/>
+      <w:r>
+        <w:t xml:space="preserve"> &lt;</w:t>
+      </w:r>
+      <w:proofErr w:type="spellStart"/>
+      <w:r>
+        <w:t>vlan</w:t>
+      </w:r>
+      <w:proofErr w:type="spellEnd"/>
+      <w:r>
+        <w:t>-id&gt;</w:t>
       </w:r>
     </w:p>
     <w:p>
@@ -2556,14 +2861,39 @@
           <w:b/>
           <w:bCs/>
         </w:rPr>
-        <w:t>Allowed vlan</w:t>
-      </w:r>
-      <w:r>
-        <w:t xml:space="preserve"> command, we can restrict the number of vlan’s allowed on trunk port.</w:t>
-      </w:r>
-      <w:r>
-        <w:br/>
-        <w:t>allowed traverse on trunk: switchport trunk allowed vlan 1,10,20 …</w:t>
+        <w:t xml:space="preserve">Allowed </w:t>
+      </w:r>
+      <w:proofErr w:type="spellStart"/>
+      <w:r>
+        <w:rPr>
+          <w:b/>
+          <w:bCs/>
+        </w:rPr>
+        <w:t>vlan</w:t>
+      </w:r>
+      <w:proofErr w:type="spellEnd"/>
+      <w:r>
+        <w:t xml:space="preserve"> command, we can restrict the number of </w:t>
+      </w:r>
+      <w:proofErr w:type="spellStart"/>
+      <w:r>
+        <w:t>vlan’s</w:t>
+      </w:r>
+      <w:proofErr w:type="spellEnd"/>
+      <w:r>
+        <w:t xml:space="preserve"> allowed on trunk port.</w:t>
+      </w:r>
+      <w:r>
+        <w:br/>
+        <w:t xml:space="preserve">allowed traverse on trunk: switchport trunk allowed </w:t>
+      </w:r>
+      <w:proofErr w:type="spellStart"/>
+      <w:r>
+        <w:t>vlan</w:t>
+      </w:r>
+      <w:proofErr w:type="spellEnd"/>
+      <w:r>
+        <w:t xml:space="preserve"> 1,10,20 …</w:t>
       </w:r>
       <w:r>
         <w:t xml:space="preserve">  (</w:t>
@@ -2597,6 +2927,7 @@
         </w:rPr>
         <w:t xml:space="preserve"> </w:t>
       </w:r>
+      <w:proofErr w:type="spellStart"/>
       <w:r>
         <w:rPr>
           <w:b/>
@@ -2604,19 +2935,84 @@
         </w:rPr>
         <w:t>vlan</w:t>
       </w:r>
-      <w:r>
-        <w:rPr>
-          <w:b/>
-          <w:bCs/>
-        </w:rPr>
-        <w:t xml:space="preserve"> {</w:t>
-      </w:r>
-      <w:r>
-        <w:rPr>
-          <w:b/>
-          <w:bCs/>
-        </w:rPr>
-        <w:t xml:space="preserve"> ids | all | none | add vlan-ids | remove vlan-ids | except vlan-ids}</w:t>
+      <w:proofErr w:type="spellEnd"/>
+      <w:r>
+        <w:rPr>
+          <w:b/>
+          <w:bCs/>
+        </w:rPr>
+        <w:t xml:space="preserve"> </w:t>
+      </w:r>
+      <w:proofErr w:type="gramStart"/>
+      <w:r>
+        <w:rPr>
+          <w:b/>
+          <w:bCs/>
+        </w:rPr>
+        <w:t>{</w:t>
+      </w:r>
+      <w:r>
+        <w:rPr>
+          <w:b/>
+          <w:bCs/>
+        </w:rPr>
+        <w:t xml:space="preserve"> ids</w:t>
+      </w:r>
+      <w:proofErr w:type="gramEnd"/>
+      <w:r>
+        <w:rPr>
+          <w:b/>
+          <w:bCs/>
+        </w:rPr>
+        <w:t xml:space="preserve"> | all | none | add </w:t>
+      </w:r>
+      <w:proofErr w:type="spellStart"/>
+      <w:r>
+        <w:rPr>
+          <w:b/>
+          <w:bCs/>
+        </w:rPr>
+        <w:t>vlan</w:t>
+      </w:r>
+      <w:proofErr w:type="spellEnd"/>
+      <w:r>
+        <w:rPr>
+          <w:b/>
+          <w:bCs/>
+        </w:rPr>
+        <w:t xml:space="preserve">-ids | remove </w:t>
+      </w:r>
+      <w:proofErr w:type="spellStart"/>
+      <w:r>
+        <w:rPr>
+          <w:b/>
+          <w:bCs/>
+        </w:rPr>
+        <w:t>vlan</w:t>
+      </w:r>
+      <w:proofErr w:type="spellEnd"/>
+      <w:r>
+        <w:rPr>
+          <w:b/>
+          <w:bCs/>
+        </w:rPr>
+        <w:t xml:space="preserve">-ids | except </w:t>
+      </w:r>
+      <w:proofErr w:type="spellStart"/>
+      <w:r>
+        <w:rPr>
+          <w:b/>
+          <w:bCs/>
+        </w:rPr>
+        <w:t>vlan</w:t>
+      </w:r>
+      <w:proofErr w:type="spellEnd"/>
+      <w:r>
+        <w:rPr>
+          <w:b/>
+          <w:bCs/>
+        </w:rPr>
+        <w:t>-ids}</w:t>
       </w:r>
     </w:p>
     <w:p>
@@ -2657,7 +3053,23 @@
         <w:ind w:right="-489"/>
       </w:pPr>
       <w:r>
-        <w:t>show mac address-table [address mac-address | dynamic | vlan vlan-id]</w:t>
+        <w:t xml:space="preserve">show mac address-table [address mac-address | dynamic | </w:t>
+      </w:r>
+      <w:proofErr w:type="spellStart"/>
+      <w:r>
+        <w:t>vlan</w:t>
+      </w:r>
+      <w:proofErr w:type="spellEnd"/>
+      <w:r>
+        <w:t xml:space="preserve"> </w:t>
+      </w:r>
+      <w:proofErr w:type="spellStart"/>
+      <w:r>
+        <w:t>vlan</w:t>
+      </w:r>
+      <w:proofErr w:type="spellEnd"/>
+      <w:r>
+        <w:t>-id]</w:t>
       </w:r>
     </w:p>
     <w:p>
@@ -2744,7 +3156,23 @@
         <w:t xml:space="preserve"> </w:t>
       </w:r>
       <w:r>
-        <w:t xml:space="preserve">mac address-table static &lt;mac-address&gt; vlan &lt;vlan-id&gt; </w:t>
+        <w:t xml:space="preserve">mac address-table static &lt;mac-address&gt; </w:t>
+      </w:r>
+      <w:proofErr w:type="spellStart"/>
+      <w:r>
+        <w:t>vlan</w:t>
+      </w:r>
+      <w:proofErr w:type="spellEnd"/>
+      <w:r>
+        <w:t xml:space="preserve"> &lt;</w:t>
+      </w:r>
+      <w:proofErr w:type="spellStart"/>
+      <w:r>
+        <w:t>vlan</w:t>
+      </w:r>
+      <w:proofErr w:type="spellEnd"/>
+      <w:r>
+        <w:t xml:space="preserve">-id&gt; </w:t>
       </w:r>
       <w:r>
         <w:rPr>
@@ -2768,7 +3196,35 @@
         <w:rPr>
           <w:color w:val="EE0000"/>
         </w:rPr>
-        <w:t>[{address mac-address | interface interface-id | vlan vlan-id}]</w:t>
+        <w:t xml:space="preserve">[{address mac-address | interface interface-id | </w:t>
+      </w:r>
+      <w:proofErr w:type="spellStart"/>
+      <w:r>
+        <w:rPr>
+          <w:color w:val="EE0000"/>
+        </w:rPr>
+        <w:t>vlan</w:t>
+      </w:r>
+      <w:proofErr w:type="spellEnd"/>
+      <w:r>
+        <w:rPr>
+          <w:color w:val="EE0000"/>
+        </w:rPr>
+        <w:t xml:space="preserve"> </w:t>
+      </w:r>
+      <w:proofErr w:type="spellStart"/>
+      <w:r>
+        <w:rPr>
+          <w:color w:val="EE0000"/>
+        </w:rPr>
+        <w:t>vlan</w:t>
+      </w:r>
+      <w:proofErr w:type="spellEnd"/>
+      <w:r>
+        <w:rPr>
+          <w:color w:val="EE0000"/>
+        </w:rPr>
+        <w:t>-id}]</w:t>
       </w:r>
       <w:r>
         <w:br/>
@@ -2887,19 +3343,21 @@
         <w:rPr>
           <w:b/>
           <w:bCs/>
-        </w:rPr>
-      </w:pPr>
-      <w:r>
-        <w:rPr>
-          <w:b/>
-          <w:bCs/>
           <w:color w:val="EE0000"/>
           <w:sz w:val="28"/>
           <w:szCs w:val="28"/>
           <w:u w:val="single"/>
         </w:rPr>
-        <w:t>Switch Port Status</w:t>
-      </w:r>
+      </w:pPr>
+    </w:p>
+    <w:p>
+      <w:pPr>
+        <w:ind w:right="-489"/>
+        <w:rPr>
+          <w:b/>
+          <w:bCs/>
+        </w:rPr>
+      </w:pPr>
       <w:r>
         <w:rPr>
           <w:b/>
@@ -2909,6 +3367,18 @@
           <w:szCs w:val="28"/>
           <w:u w:val="single"/>
         </w:rPr>
+        <w:lastRenderedPageBreak/>
+        <w:t>Switch Port Status</w:t>
+      </w:r>
+      <w:r>
+        <w:rPr>
+          <w:b/>
+          <w:bCs/>
+          <w:color w:val="EE0000"/>
+          <w:sz w:val="28"/>
+          <w:szCs w:val="28"/>
+          <w:u w:val="single"/>
+        </w:rPr>
         <w:t>:</w:t>
       </w:r>
       <w:r>
@@ -2963,7 +3433,6 @@
         <w:rPr>
           <w:noProof/>
         </w:rPr>
-        <w:lastRenderedPageBreak/>
         <w:drawing>
           <wp:inline distT="0" distB="0" distL="0" distR="0" wp14:anchorId="3E8B6C64" wp14:editId="72167FD3">
             <wp:extent cx="4092405" cy="4006850"/>
@@ -3042,8 +3511,9 @@
           <w:szCs w:val="28"/>
           <w:u w:val="single"/>
         </w:rPr>
-        <w:t>Routed Sub</w:t>
-      </w:r>
+        <w:t xml:space="preserve">Routed </w:t>
+      </w:r>
+      <w:proofErr w:type="spellStart"/>
       <w:r>
         <w:rPr>
           <w:rFonts w:cstheme="minorHAnsi"/>
@@ -3054,7 +3524,7 @@
           <w:szCs w:val="28"/>
           <w:u w:val="single"/>
         </w:rPr>
-        <w:t>i</w:t>
+        <w:t>Sub</w:t>
       </w:r>
       <w:r>
         <w:rPr>
@@ -3066,7 +3536,7 @@
           <w:szCs w:val="28"/>
           <w:u w:val="single"/>
         </w:rPr>
-        <w:t>nterfaces</w:t>
+        <w:t>i</w:t>
       </w:r>
       <w:r>
         <w:rPr>
@@ -3078,8 +3548,9 @@
           <w:szCs w:val="28"/>
           <w:u w:val="single"/>
         </w:rPr>
-        <w:t xml:space="preserve"> (Router on a stick)</w:t>
-      </w:r>
+        <w:t>nterfaces</w:t>
+      </w:r>
+      <w:proofErr w:type="spellEnd"/>
       <w:r>
         <w:rPr>
           <w:rFonts w:cstheme="minorHAnsi"/>
@@ -3090,167 +3561,8 @@
           <w:szCs w:val="28"/>
           <w:u w:val="single"/>
         </w:rPr>
-        <w:t>:</w:t>
-      </w:r>
-      <w:r>
-        <w:rPr>
-          <w:rFonts w:ascii="Segoe UI Emoji" w:hAnsi="Segoe UI Emoji" w:cs="Segoe UI Emoji"/>
-          <w:b/>
-          <w:bCs/>
-        </w:rPr>
-        <w:t xml:space="preserve"> </w:t>
-      </w:r>
-      <w:r>
-        <w:rPr>
-          <w:rFonts w:ascii="Segoe UI Emoji" w:hAnsi="Segoe UI Emoji" w:cs="Segoe UI Emoji"/>
-          <w:b/>
-          <w:bCs/>
-        </w:rPr>
-        <w:br/>
-      </w:r>
-      <w:r>
-        <w:rPr>
-          <w:rFonts w:ascii="Segoe UI Emoji" w:hAnsi="Segoe UI Emoji" w:cs="Segoe UI Emoji"/>
-        </w:rPr>
-        <w:t xml:space="preserve">In the past, there might have been times </w:t>
-      </w:r>
-      <w:r>
-        <w:rPr>
-          <w:rFonts w:ascii="Segoe UI Emoji" w:hAnsi="Segoe UI Emoji" w:cs="Segoe UI Emoji"/>
-        </w:rPr>
-        <w:t>when</w:t>
-      </w:r>
-      <w:r>
-        <w:rPr>
-          <w:rFonts w:ascii="Segoe UI Emoji" w:hAnsi="Segoe UI Emoji" w:cs="Segoe UI Emoji"/>
-        </w:rPr>
-        <w:t xml:space="preserve"> a switch has many VLANs but the router doesn’t have enough physical ports, you can solve this by configuring the switch port as a trunk and creating sub</w:t>
-      </w:r>
-      <w:r>
-        <w:rPr>
-          <w:rFonts w:ascii="Segoe UI Emoji" w:hAnsi="Segoe UI Emoji" w:cs="Segoe UI Emoji"/>
-        </w:rPr>
-        <w:t>-</w:t>
-      </w:r>
-      <w:r>
-        <w:rPr>
-          <w:rFonts w:ascii="Segoe UI Emoji" w:hAnsi="Segoe UI Emoji" w:cs="Segoe UI Emoji"/>
-        </w:rPr>
-        <w:t>interfaces on the router. Each sub</w:t>
-      </w:r>
-      <w:r>
-        <w:rPr>
-          <w:rFonts w:ascii="Segoe UI Emoji" w:hAnsi="Segoe UI Emoji" w:cs="Segoe UI Emoji"/>
-        </w:rPr>
-        <w:t>-</w:t>
-      </w:r>
-      <w:r>
-        <w:rPr>
-          <w:rFonts w:ascii="Segoe UI Emoji" w:hAnsi="Segoe UI Emoji" w:cs="Segoe UI Emoji"/>
-        </w:rPr>
-        <w:t>interface is a virtual port and is assigned to a specific VLAN. This lets a single router interface handle routing for multiple VLANs.</w:t>
-      </w:r>
-      <w:r>
-        <w:rPr>
-          <w:rFonts w:ascii="Segoe UI Emoji" w:hAnsi="Segoe UI Emoji" w:cs="Segoe UI Emoji"/>
-          <w:b/>
-          <w:bCs/>
-        </w:rPr>
-        <w:t xml:space="preserve"> </w:t>
-      </w:r>
-      <w:r>
-        <w:rPr>
-          <w:rFonts w:ascii="Segoe UI Emoji" w:hAnsi="Segoe UI Emoji" w:cs="Segoe UI Emoji"/>
-          <w:b/>
-          <w:bCs/>
-        </w:rPr>
-        <w:br/>
-        <w:t>command:</w:t>
-      </w:r>
-      <w:r>
-        <w:rPr>
-          <w:rFonts w:ascii="Segoe UI Emoji" w:hAnsi="Segoe UI Emoji" w:cs="Segoe UI Emoji"/>
-          <w:b/>
-          <w:bCs/>
-        </w:rPr>
-        <w:br/>
-        <w:t>int g0/0</w:t>
-      </w:r>
-      <w:r>
-        <w:rPr>
-          <w:rFonts w:ascii="Segoe UI Emoji" w:hAnsi="Segoe UI Emoji" w:cs="Segoe UI Emoji"/>
-          <w:b/>
-          <w:bCs/>
-        </w:rPr>
-        <w:br/>
-        <w:t>no sh</w:t>
-      </w:r>
-      <w:r>
-        <w:rPr>
-          <w:rFonts w:ascii="Segoe UI Emoji" w:hAnsi="Segoe UI Emoji" w:cs="Segoe UI Emoji"/>
-          <w:b/>
-          <w:bCs/>
-        </w:rPr>
-        <w:br/>
-        <w:t>int g0/0.&lt;vlan-id&gt;        (better to use vlan-id for understanding)</w:t>
-      </w:r>
-      <w:r>
-        <w:rPr>
-          <w:rFonts w:ascii="Segoe UI Emoji" w:hAnsi="Segoe UI Emoji" w:cs="Segoe UI Emoji"/>
-          <w:b/>
-          <w:bCs/>
-        </w:rPr>
-        <w:br/>
-      </w:r>
-      <w:r>
-        <w:rPr>
-          <w:rFonts w:ascii="Segoe UI Emoji" w:hAnsi="Segoe UI Emoji" w:cs="Segoe UI Emoji"/>
-          <w:b/>
-          <w:bCs/>
-        </w:rPr>
-        <w:t xml:space="preserve">encapsulation dot1q </w:t>
-      </w:r>
-      <w:r>
-        <w:rPr>
-          <w:rFonts w:ascii="Segoe UI Emoji" w:hAnsi="Segoe UI Emoji" w:cs="Segoe UI Emoji"/>
-          <w:b/>
-          <w:bCs/>
-        </w:rPr>
-        <w:t>&lt;</w:t>
-      </w:r>
-      <w:r>
-        <w:rPr>
-          <w:rFonts w:ascii="Segoe UI Emoji" w:hAnsi="Segoe UI Emoji" w:cs="Segoe UI Emoji"/>
-          <w:b/>
-          <w:bCs/>
-        </w:rPr>
-        <w:t>vlan-id</w:t>
-      </w:r>
-      <w:r>
-        <w:rPr>
-          <w:rFonts w:ascii="Segoe UI Emoji" w:hAnsi="Segoe UI Emoji" w:cs="Segoe UI Emoji"/>
-          <w:b/>
-          <w:bCs/>
-        </w:rPr>
-        <w:t>&gt;</w:t>
-      </w:r>
-      <w:r>
-        <w:rPr>
-          <w:rFonts w:ascii="Segoe UI Emoji" w:hAnsi="Segoe UI Emoji" w:cs="Segoe UI Emoji"/>
-          <w:b/>
-          <w:bCs/>
-        </w:rPr>
-        <w:br/>
-        <w:t>ip add &lt;ip&gt;&lt;subnet-mask&gt;</w:t>
-      </w:r>
-    </w:p>
-    <w:p>
-      <w:pPr>
-        <w:ind w:right="-489"/>
-        <w:rPr>
-          <w:rFonts w:ascii="Segoe UI Emoji" w:hAnsi="Segoe UI Emoji" w:cs="Segoe UI Emoji"/>
-        </w:rPr>
-      </w:pPr>
+        <w:t xml:space="preserve"> (Router on a stick)</w:t>
+      </w:r>
       <w:r>
         <w:rPr>
           <w:rFonts w:cstheme="minorHAnsi"/>
@@ -3261,8 +3573,286 @@
           <w:szCs w:val="28"/>
           <w:u w:val="single"/>
         </w:rPr>
-        <w:t>Switched Virtual Interfaces</w:t>
-      </w:r>
+        <w:t>:</w:t>
+      </w:r>
+      <w:r>
+        <w:rPr>
+          <w:rFonts w:ascii="Segoe UI Emoji" w:hAnsi="Segoe UI Emoji" w:cs="Segoe UI Emoji"/>
+          <w:b/>
+          <w:bCs/>
+        </w:rPr>
+        <w:t xml:space="preserve"> </w:t>
+      </w:r>
+      <w:r>
+        <w:rPr>
+          <w:rFonts w:ascii="Segoe UI Emoji" w:hAnsi="Segoe UI Emoji" w:cs="Segoe UI Emoji"/>
+          <w:b/>
+          <w:bCs/>
+        </w:rPr>
+        <w:br/>
+      </w:r>
+      <w:r>
+        <w:rPr>
+          <w:rFonts w:ascii="Segoe UI Emoji" w:hAnsi="Segoe UI Emoji" w:cs="Segoe UI Emoji"/>
+        </w:rPr>
+        <w:t xml:space="preserve">In the past, there might have been times </w:t>
+      </w:r>
+      <w:r>
+        <w:rPr>
+          <w:rFonts w:ascii="Segoe UI Emoji" w:hAnsi="Segoe UI Emoji" w:cs="Segoe UI Emoji"/>
+        </w:rPr>
+        <w:t>when</w:t>
+      </w:r>
+      <w:r>
+        <w:rPr>
+          <w:rFonts w:ascii="Segoe UI Emoji" w:hAnsi="Segoe UI Emoji" w:cs="Segoe UI Emoji"/>
+        </w:rPr>
+        <w:t xml:space="preserve"> a switch has many VLANs but the router doesn’t have enough physical ports, you can solve this by configuring the switch port as a trunk and creating sub</w:t>
+      </w:r>
+      <w:r>
+        <w:rPr>
+          <w:rFonts w:ascii="Segoe UI Emoji" w:hAnsi="Segoe UI Emoji" w:cs="Segoe UI Emoji"/>
+        </w:rPr>
+        <w:t>-</w:t>
+      </w:r>
+      <w:r>
+        <w:rPr>
+          <w:rFonts w:ascii="Segoe UI Emoji" w:hAnsi="Segoe UI Emoji" w:cs="Segoe UI Emoji"/>
+        </w:rPr>
+        <w:t>interfaces on the router. Each sub</w:t>
+      </w:r>
+      <w:r>
+        <w:rPr>
+          <w:rFonts w:ascii="Segoe UI Emoji" w:hAnsi="Segoe UI Emoji" w:cs="Segoe UI Emoji"/>
+        </w:rPr>
+        <w:t>-</w:t>
+      </w:r>
+      <w:r>
+        <w:rPr>
+          <w:rFonts w:ascii="Segoe UI Emoji" w:hAnsi="Segoe UI Emoji" w:cs="Segoe UI Emoji"/>
+        </w:rPr>
+        <w:t>interface is a virtual port and is assigned to a specific VLAN. This lets a single router interface handle routing for multiple VLANs.</w:t>
+      </w:r>
+      <w:r>
+        <w:rPr>
+          <w:rFonts w:ascii="Segoe UI Emoji" w:hAnsi="Segoe UI Emoji" w:cs="Segoe UI Emoji"/>
+          <w:b/>
+          <w:bCs/>
+        </w:rPr>
+        <w:t xml:space="preserve"> </w:t>
+      </w:r>
+      <w:r>
+        <w:rPr>
+          <w:rFonts w:ascii="Segoe UI Emoji" w:hAnsi="Segoe UI Emoji" w:cs="Segoe UI Emoji"/>
+          <w:b/>
+          <w:bCs/>
+        </w:rPr>
+        <w:br/>
+        <w:t>command:</w:t>
+      </w:r>
+      <w:r>
+        <w:rPr>
+          <w:rFonts w:ascii="Segoe UI Emoji" w:hAnsi="Segoe UI Emoji" w:cs="Segoe UI Emoji"/>
+          <w:b/>
+          <w:bCs/>
+        </w:rPr>
+        <w:br/>
+        <w:t>int g0/0</w:t>
+      </w:r>
+      <w:r>
+        <w:rPr>
+          <w:rFonts w:ascii="Segoe UI Emoji" w:hAnsi="Segoe UI Emoji" w:cs="Segoe UI Emoji"/>
+          <w:b/>
+          <w:bCs/>
+        </w:rPr>
+        <w:br/>
+        <w:t xml:space="preserve">no </w:t>
+      </w:r>
+      <w:proofErr w:type="spellStart"/>
+      <w:r>
+        <w:rPr>
+          <w:rFonts w:ascii="Segoe UI Emoji" w:hAnsi="Segoe UI Emoji" w:cs="Segoe UI Emoji"/>
+          <w:b/>
+          <w:bCs/>
+        </w:rPr>
+        <w:t>sh</w:t>
+      </w:r>
+      <w:proofErr w:type="spellEnd"/>
+      <w:r>
+        <w:rPr>
+          <w:rFonts w:ascii="Segoe UI Emoji" w:hAnsi="Segoe UI Emoji" w:cs="Segoe UI Emoji"/>
+          <w:b/>
+          <w:bCs/>
+        </w:rPr>
+        <w:br/>
+        <w:t>int g0/</w:t>
+      </w:r>
+      <w:proofErr w:type="gramStart"/>
+      <w:r>
+        <w:rPr>
+          <w:rFonts w:ascii="Segoe UI Emoji" w:hAnsi="Segoe UI Emoji" w:cs="Segoe UI Emoji"/>
+          <w:b/>
+          <w:bCs/>
+        </w:rPr>
+        <w:t>0.&lt;</w:t>
+      </w:r>
+      <w:proofErr w:type="spellStart"/>
+      <w:proofErr w:type="gramEnd"/>
+      <w:r>
+        <w:rPr>
+          <w:rFonts w:ascii="Segoe UI Emoji" w:hAnsi="Segoe UI Emoji" w:cs="Segoe UI Emoji"/>
+          <w:b/>
+          <w:bCs/>
+        </w:rPr>
+        <w:t>vlan</w:t>
+      </w:r>
+      <w:proofErr w:type="spellEnd"/>
+      <w:r>
+        <w:rPr>
+          <w:rFonts w:ascii="Segoe UI Emoji" w:hAnsi="Segoe UI Emoji" w:cs="Segoe UI Emoji"/>
+          <w:b/>
+          <w:bCs/>
+        </w:rPr>
+        <w:t xml:space="preserve">-id&gt;     </w:t>
+      </w:r>
+      <w:proofErr w:type="gramStart"/>
+      <w:r>
+        <w:rPr>
+          <w:rFonts w:ascii="Segoe UI Emoji" w:hAnsi="Segoe UI Emoji" w:cs="Segoe UI Emoji"/>
+          <w:b/>
+          <w:bCs/>
+        </w:rPr>
+        <w:t xml:space="preserve">   (</w:t>
+      </w:r>
+      <w:proofErr w:type="gramEnd"/>
+      <w:r>
+        <w:rPr>
+          <w:rFonts w:ascii="Segoe UI Emoji" w:hAnsi="Segoe UI Emoji" w:cs="Segoe UI Emoji"/>
+          <w:b/>
+          <w:bCs/>
+        </w:rPr>
+        <w:t xml:space="preserve">better to use </w:t>
+      </w:r>
+      <w:proofErr w:type="spellStart"/>
+      <w:r>
+        <w:rPr>
+          <w:rFonts w:ascii="Segoe UI Emoji" w:hAnsi="Segoe UI Emoji" w:cs="Segoe UI Emoji"/>
+          <w:b/>
+          <w:bCs/>
+        </w:rPr>
+        <w:t>vlan</w:t>
+      </w:r>
+      <w:proofErr w:type="spellEnd"/>
+      <w:r>
+        <w:rPr>
+          <w:rFonts w:ascii="Segoe UI Emoji" w:hAnsi="Segoe UI Emoji" w:cs="Segoe UI Emoji"/>
+          <w:b/>
+          <w:bCs/>
+        </w:rPr>
+        <w:t>-id for understanding)</w:t>
+      </w:r>
+      <w:r>
+        <w:rPr>
+          <w:rFonts w:ascii="Segoe UI Emoji" w:hAnsi="Segoe UI Emoji" w:cs="Segoe UI Emoji"/>
+          <w:b/>
+          <w:bCs/>
+        </w:rPr>
+        <w:br/>
+      </w:r>
+      <w:r>
+        <w:rPr>
+          <w:rFonts w:ascii="Segoe UI Emoji" w:hAnsi="Segoe UI Emoji" w:cs="Segoe UI Emoji"/>
+          <w:b/>
+          <w:bCs/>
+        </w:rPr>
+        <w:t xml:space="preserve">encapsulation dot1q </w:t>
+      </w:r>
+      <w:r>
+        <w:rPr>
+          <w:rFonts w:ascii="Segoe UI Emoji" w:hAnsi="Segoe UI Emoji" w:cs="Segoe UI Emoji"/>
+          <w:b/>
+          <w:bCs/>
+        </w:rPr>
+        <w:t>&lt;</w:t>
+      </w:r>
+      <w:proofErr w:type="spellStart"/>
+      <w:r>
+        <w:rPr>
+          <w:rFonts w:ascii="Segoe UI Emoji" w:hAnsi="Segoe UI Emoji" w:cs="Segoe UI Emoji"/>
+          <w:b/>
+          <w:bCs/>
+        </w:rPr>
+        <w:t>vlan</w:t>
+      </w:r>
+      <w:proofErr w:type="spellEnd"/>
+      <w:r>
+        <w:rPr>
+          <w:rFonts w:ascii="Segoe UI Emoji" w:hAnsi="Segoe UI Emoji" w:cs="Segoe UI Emoji"/>
+          <w:b/>
+          <w:bCs/>
+        </w:rPr>
+        <w:t>-id</w:t>
+      </w:r>
+      <w:r>
+        <w:rPr>
+          <w:rFonts w:ascii="Segoe UI Emoji" w:hAnsi="Segoe UI Emoji" w:cs="Segoe UI Emoji"/>
+          <w:b/>
+          <w:bCs/>
+        </w:rPr>
+        <w:t>&gt;</w:t>
+      </w:r>
+      <w:r>
+        <w:rPr>
+          <w:rFonts w:ascii="Segoe UI Emoji" w:hAnsi="Segoe UI Emoji" w:cs="Segoe UI Emoji"/>
+          <w:b/>
+          <w:bCs/>
+        </w:rPr>
+        <w:br/>
+      </w:r>
+      <w:proofErr w:type="spellStart"/>
+      <w:r>
+        <w:rPr>
+          <w:rFonts w:ascii="Segoe UI Emoji" w:hAnsi="Segoe UI Emoji" w:cs="Segoe UI Emoji"/>
+          <w:b/>
+          <w:bCs/>
+        </w:rPr>
+        <w:t>ip</w:t>
+      </w:r>
+      <w:proofErr w:type="spellEnd"/>
+      <w:r>
+        <w:rPr>
+          <w:rFonts w:ascii="Segoe UI Emoji" w:hAnsi="Segoe UI Emoji" w:cs="Segoe UI Emoji"/>
+          <w:b/>
+          <w:bCs/>
+        </w:rPr>
+        <w:t xml:space="preserve"> add &lt;</w:t>
+      </w:r>
+      <w:proofErr w:type="spellStart"/>
+      <w:r>
+        <w:rPr>
+          <w:rFonts w:ascii="Segoe UI Emoji" w:hAnsi="Segoe UI Emoji" w:cs="Segoe UI Emoji"/>
+          <w:b/>
+          <w:bCs/>
+        </w:rPr>
+        <w:t>ip</w:t>
+      </w:r>
+      <w:proofErr w:type="spellEnd"/>
+      <w:r>
+        <w:rPr>
+          <w:rFonts w:ascii="Segoe UI Emoji" w:hAnsi="Segoe UI Emoji" w:cs="Segoe UI Emoji"/>
+          <w:b/>
+          <w:bCs/>
+        </w:rPr>
+        <w:t>&gt;&lt;subnet-mask&gt;</w:t>
+      </w:r>
+    </w:p>
+    <w:p>
+      <w:pPr>
+        <w:ind w:right="-489"/>
+        <w:rPr>
+          <w:rFonts w:ascii="Segoe UI Emoji" w:hAnsi="Segoe UI Emoji" w:cs="Segoe UI Emoji"/>
+        </w:rPr>
+      </w:pPr>
       <w:r>
         <w:rPr>
           <w:rFonts w:cstheme="minorHAnsi"/>
@@ -3273,176 +3863,7 @@
           <w:szCs w:val="28"/>
           <w:u w:val="single"/>
         </w:rPr>
-        <w:t>:</w:t>
-      </w:r>
-      <w:r>
-        <w:rPr>
-          <w:rFonts w:ascii="Segoe UI Emoji" w:hAnsi="Segoe UI Emoji" w:cs="Segoe UI Emoji"/>
-        </w:rPr>
-        <w:t xml:space="preserve"> </w:t>
-      </w:r>
-      <w:r>
-        <w:rPr>
-          <w:rFonts w:ascii="Segoe UI Emoji" w:hAnsi="Segoe UI Emoji" w:cs="Segoe UI Emoji"/>
-        </w:rPr>
-        <w:br/>
-        <w:t xml:space="preserve">With Catalyst switches it is possible to assign an IP address to a switched virtual interface (SVI), also known as a VLAN interface. An SVI is configured by defining the VLAN on the switch and then defining the VLAN interface with the command </w:t>
-      </w:r>
-      <w:r>
-        <w:rPr>
-          <w:rFonts w:ascii="Segoe UI Emoji" w:hAnsi="Segoe UI Emoji" w:cs="Segoe UI Emoji"/>
-          <w:b/>
-          <w:bCs/>
-        </w:rPr>
-        <w:t xml:space="preserve">interface vlan </w:t>
-      </w:r>
-      <w:r>
-        <w:rPr>
-          <w:rFonts w:ascii="Segoe UI Emoji" w:hAnsi="Segoe UI Emoji" w:cs="Segoe UI Emoji"/>
-          <w:b/>
-          <w:bCs/>
-        </w:rPr>
-        <w:t>&lt;</w:t>
-      </w:r>
-      <w:r>
-        <w:rPr>
-          <w:rFonts w:ascii="Segoe UI Emoji" w:hAnsi="Segoe UI Emoji" w:cs="Segoe UI Emoji"/>
-          <w:b/>
-          <w:bCs/>
-        </w:rPr>
-        <w:t>vlan-id</w:t>
-      </w:r>
-      <w:r>
-        <w:rPr>
-          <w:rFonts w:ascii="Segoe UI Emoji" w:hAnsi="Segoe UI Emoji" w:cs="Segoe UI Emoji"/>
-        </w:rPr>
-        <w:t>&gt;</w:t>
-      </w:r>
-      <w:r>
-        <w:rPr>
-          <w:rFonts w:ascii="Segoe UI Emoji" w:hAnsi="Segoe UI Emoji" w:cs="Segoe UI Emoji"/>
-        </w:rPr>
-        <w:t>. The switch must have an interface associated to that VLAN in an up state for the SVI to be in an up state. If the switch is a multilayer switch, the SVIs can be used for routing packets between VLANs without the need of an external router.</w:t>
-      </w:r>
-      <w:r>
-        <w:rPr>
-          <w:rFonts w:ascii="Segoe UI Emoji" w:hAnsi="Segoe UI Emoji" w:cs="Segoe UI Emoji"/>
-        </w:rPr>
-        <w:br/>
-      </w:r>
-      <w:r>
-        <w:rPr>
-          <w:rFonts w:ascii="Segoe UI Emoji" w:hAnsi="Segoe UI Emoji" w:cs="Segoe UI Emoji"/>
-        </w:rPr>
-        <w:t xml:space="preserve">SW1(config)# interface </w:t>
-      </w:r>
-      <w:r>
-        <w:rPr>
-          <w:rFonts w:ascii="Segoe UI Emoji" w:hAnsi="Segoe UI Emoji" w:cs="Segoe UI Emoji"/>
-        </w:rPr>
-        <w:t>v</w:t>
-      </w:r>
-      <w:r>
-        <w:rPr>
-          <w:rFonts w:ascii="Segoe UI Emoji" w:hAnsi="Segoe UI Emoji" w:cs="Segoe UI Emoji"/>
-        </w:rPr>
-        <w:t xml:space="preserve">lan 10 </w:t>
-      </w:r>
-      <w:r>
-        <w:rPr>
-          <w:rFonts w:ascii="Segoe UI Emoji" w:hAnsi="Segoe UI Emoji" w:cs="Segoe UI Emoji"/>
-        </w:rPr>
-        <w:br/>
-      </w:r>
-      <w:r>
-        <w:rPr>
-          <w:rFonts w:ascii="Segoe UI Emoji" w:hAnsi="Segoe UI Emoji" w:cs="Segoe UI Emoji"/>
-        </w:rPr>
-        <w:t xml:space="preserve">SW1(config-if)# ip address 10.10.10.1 255.255.255.0 </w:t>
-      </w:r>
-      <w:r>
-        <w:rPr>
-          <w:rFonts w:ascii="Segoe UI Emoji" w:hAnsi="Segoe UI Emoji" w:cs="Segoe UI Emoji"/>
-        </w:rPr>
-        <w:br/>
-      </w:r>
-      <w:r>
-        <w:rPr>
-          <w:rFonts w:ascii="Segoe UI Emoji" w:hAnsi="Segoe UI Emoji" w:cs="Segoe UI Emoji"/>
-        </w:rPr>
-        <w:t xml:space="preserve">SW1(config-if)# ipv6 address 2001:db8:10::1/64 </w:t>
-      </w:r>
-      <w:r>
-        <w:rPr>
-          <w:rFonts w:ascii="Segoe UI Emoji" w:hAnsi="Segoe UI Emoji" w:cs="Segoe UI Emoji"/>
-        </w:rPr>
-        <w:br/>
-      </w:r>
-      <w:r>
-        <w:rPr>
-          <w:rFonts w:ascii="Segoe UI Emoji" w:hAnsi="Segoe UI Emoji" w:cs="Segoe UI Emoji"/>
-        </w:rPr>
-        <w:t xml:space="preserve">SW1(config-if)# no shutdown </w:t>
-      </w:r>
-      <w:r>
-        <w:rPr>
-          <w:rFonts w:ascii="Segoe UI Emoji" w:hAnsi="Segoe UI Emoji" w:cs="Segoe UI Emoji"/>
-        </w:rPr>
-        <w:br/>
-      </w:r>
-      <w:r>
-        <w:rPr>
-          <w:rFonts w:ascii="Segoe UI Emoji" w:hAnsi="Segoe UI Emoji" w:cs="Segoe UI Emoji"/>
-        </w:rPr>
-        <w:t xml:space="preserve">SW1(config-if)# interface vlan 99 </w:t>
-      </w:r>
-      <w:r>
-        <w:rPr>
-          <w:rFonts w:ascii="Segoe UI Emoji" w:hAnsi="Segoe UI Emoji" w:cs="Segoe UI Emoji"/>
-        </w:rPr>
-        <w:br/>
-      </w:r>
-      <w:r>
-        <w:rPr>
-          <w:rFonts w:ascii="Segoe UI Emoji" w:hAnsi="Segoe UI Emoji" w:cs="Segoe UI Emoji"/>
-        </w:rPr>
-        <w:t xml:space="preserve">SW1(config-if)# ip address 10.99.99.1 255.255.255.0 </w:t>
-      </w:r>
-      <w:r>
-        <w:rPr>
-          <w:rFonts w:ascii="Segoe UI Emoji" w:hAnsi="Segoe UI Emoji" w:cs="Segoe UI Emoji"/>
-        </w:rPr>
-        <w:br/>
-      </w:r>
-      <w:r>
-        <w:rPr>
-          <w:rFonts w:ascii="Segoe UI Emoji" w:hAnsi="Segoe UI Emoji" w:cs="Segoe UI Emoji"/>
-        </w:rPr>
-        <w:t xml:space="preserve">SW1(config-if)# ipv6 address 2001:db8:99::1/64 </w:t>
-      </w:r>
-      <w:r>
-        <w:rPr>
-          <w:rFonts w:ascii="Segoe UI Emoji" w:hAnsi="Segoe UI Emoji" w:cs="Segoe UI Emoji"/>
-        </w:rPr>
-        <w:br/>
-      </w:r>
-      <w:r>
-        <w:rPr>
-          <w:rFonts w:ascii="Segoe UI Emoji" w:hAnsi="Segoe UI Emoji" w:cs="Segoe UI Emoji"/>
-        </w:rPr>
-        <w:t>SW1(config-if)# no shutdown</w:t>
-      </w:r>
-      <w:r>
-        <w:rPr>
-          <w:rFonts w:ascii="Segoe UI Emoji" w:hAnsi="Segoe UI Emoji" w:cs="Segoe UI Emoji"/>
-        </w:rPr>
-        <w:br/>
-      </w:r>
-      <w:r>
-        <w:rPr>
-          <w:rFonts w:ascii="Segoe UI Emoji" w:hAnsi="Segoe UI Emoji" w:cs="Segoe UI Emoji"/>
-        </w:rPr>
-        <w:br/>
+        <w:t>Switched Virtual Interfaces</w:t>
       </w:r>
       <w:r>
         <w:rPr>
@@ -3454,8 +3875,255 @@
           <w:szCs w:val="28"/>
           <w:u w:val="single"/>
         </w:rPr>
+        <w:t>:</w:t>
+      </w:r>
+      <w:r>
+        <w:rPr>
+          <w:rFonts w:ascii="Segoe UI Emoji" w:hAnsi="Segoe UI Emoji" w:cs="Segoe UI Emoji"/>
+        </w:rPr>
+        <w:t xml:space="preserve"> </w:t>
+      </w:r>
+      <w:r>
+        <w:rPr>
+          <w:rFonts w:ascii="Segoe UI Emoji" w:hAnsi="Segoe UI Emoji" w:cs="Segoe UI Emoji"/>
+        </w:rPr>
+        <w:br/>
+        <w:t xml:space="preserve">With Catalyst switches it is possible to assign an IP address to a switched virtual interface (SVI), also known as a VLAN interface. An SVI is configured by defining the VLAN on the switch and then defining the VLAN interface with the command </w:t>
+      </w:r>
+      <w:r>
+        <w:rPr>
+          <w:rFonts w:ascii="Segoe UI Emoji" w:hAnsi="Segoe UI Emoji" w:cs="Segoe UI Emoji"/>
+          <w:b/>
+          <w:bCs/>
+        </w:rPr>
+        <w:t xml:space="preserve">interface </w:t>
+      </w:r>
+      <w:proofErr w:type="spellStart"/>
+      <w:r>
+        <w:rPr>
+          <w:rFonts w:ascii="Segoe UI Emoji" w:hAnsi="Segoe UI Emoji" w:cs="Segoe UI Emoji"/>
+          <w:b/>
+          <w:bCs/>
+        </w:rPr>
+        <w:t>vlan</w:t>
+      </w:r>
+      <w:proofErr w:type="spellEnd"/>
+      <w:r>
+        <w:rPr>
+          <w:rFonts w:ascii="Segoe UI Emoji" w:hAnsi="Segoe UI Emoji" w:cs="Segoe UI Emoji"/>
+          <w:b/>
+          <w:bCs/>
+        </w:rPr>
+        <w:t xml:space="preserve"> </w:t>
+      </w:r>
+      <w:r>
+        <w:rPr>
+          <w:rFonts w:ascii="Segoe UI Emoji" w:hAnsi="Segoe UI Emoji" w:cs="Segoe UI Emoji"/>
+          <w:b/>
+          <w:bCs/>
+        </w:rPr>
+        <w:t>&lt;</w:t>
+      </w:r>
+      <w:proofErr w:type="spellStart"/>
+      <w:r>
+        <w:rPr>
+          <w:rFonts w:ascii="Segoe UI Emoji" w:hAnsi="Segoe UI Emoji" w:cs="Segoe UI Emoji"/>
+          <w:b/>
+          <w:bCs/>
+        </w:rPr>
+        <w:t>vlan</w:t>
+      </w:r>
+      <w:proofErr w:type="spellEnd"/>
+      <w:r>
+        <w:rPr>
+          <w:rFonts w:ascii="Segoe UI Emoji" w:hAnsi="Segoe UI Emoji" w:cs="Segoe UI Emoji"/>
+          <w:b/>
+          <w:bCs/>
+        </w:rPr>
+        <w:t>-id</w:t>
+      </w:r>
+      <w:r>
+        <w:rPr>
+          <w:rFonts w:ascii="Segoe UI Emoji" w:hAnsi="Segoe UI Emoji" w:cs="Segoe UI Emoji"/>
+        </w:rPr>
+        <w:t>&gt;</w:t>
+      </w:r>
+      <w:r>
+        <w:rPr>
+          <w:rFonts w:ascii="Segoe UI Emoji" w:hAnsi="Segoe UI Emoji" w:cs="Segoe UI Emoji"/>
+        </w:rPr>
+        <w:t>. The switch must have an interface associated to that VLAN in an up state for the SVI to be in an up state. If the switch is a multilayer switch, the SVIs can be used for routing packets between VLANs without the need of an external router.</w:t>
+      </w:r>
+      <w:r>
+        <w:rPr>
+          <w:rFonts w:ascii="Segoe UI Emoji" w:hAnsi="Segoe UI Emoji" w:cs="Segoe UI Emoji"/>
+        </w:rPr>
+        <w:br/>
+      </w:r>
+      <w:r>
+        <w:rPr>
+          <w:rFonts w:ascii="Segoe UI Emoji" w:hAnsi="Segoe UI Emoji" w:cs="Segoe UI Emoji"/>
+        </w:rPr>
+        <w:t xml:space="preserve">SW1(config)# interface </w:t>
+      </w:r>
+      <w:proofErr w:type="spellStart"/>
+      <w:r>
+        <w:rPr>
+          <w:rFonts w:ascii="Segoe UI Emoji" w:hAnsi="Segoe UI Emoji" w:cs="Segoe UI Emoji"/>
+        </w:rPr>
+        <w:t>v</w:t>
+      </w:r>
+      <w:r>
+        <w:rPr>
+          <w:rFonts w:ascii="Segoe UI Emoji" w:hAnsi="Segoe UI Emoji" w:cs="Segoe UI Emoji"/>
+        </w:rPr>
+        <w:t>lan</w:t>
+      </w:r>
+      <w:proofErr w:type="spellEnd"/>
+      <w:r>
+        <w:rPr>
+          <w:rFonts w:ascii="Segoe UI Emoji" w:hAnsi="Segoe UI Emoji" w:cs="Segoe UI Emoji"/>
+        </w:rPr>
+        <w:t xml:space="preserve"> 10 </w:t>
+      </w:r>
+      <w:r>
+        <w:rPr>
+          <w:rFonts w:ascii="Segoe UI Emoji" w:hAnsi="Segoe UI Emoji" w:cs="Segoe UI Emoji"/>
+        </w:rPr>
+        <w:br/>
+      </w:r>
+      <w:r>
+        <w:rPr>
+          <w:rFonts w:ascii="Segoe UI Emoji" w:hAnsi="Segoe UI Emoji" w:cs="Segoe UI Emoji"/>
+        </w:rPr>
+        <w:t xml:space="preserve">SW1(config-if)# </w:t>
+      </w:r>
+      <w:proofErr w:type="spellStart"/>
+      <w:r>
+        <w:rPr>
+          <w:rFonts w:ascii="Segoe UI Emoji" w:hAnsi="Segoe UI Emoji" w:cs="Segoe UI Emoji"/>
+        </w:rPr>
+        <w:t>ip</w:t>
+      </w:r>
+      <w:proofErr w:type="spellEnd"/>
+      <w:r>
+        <w:rPr>
+          <w:rFonts w:ascii="Segoe UI Emoji" w:hAnsi="Segoe UI Emoji" w:cs="Segoe UI Emoji"/>
+        </w:rPr>
+        <w:t xml:space="preserve"> address 10.10.10.1 255.255.255.0 </w:t>
+      </w:r>
+      <w:r>
+        <w:rPr>
+          <w:rFonts w:ascii="Segoe UI Emoji" w:hAnsi="Segoe UI Emoji" w:cs="Segoe UI Emoji"/>
+        </w:rPr>
+        <w:br/>
+      </w:r>
+      <w:r>
+        <w:rPr>
+          <w:rFonts w:ascii="Segoe UI Emoji" w:hAnsi="Segoe UI Emoji" w:cs="Segoe UI Emoji"/>
+        </w:rPr>
+        <w:t xml:space="preserve">SW1(config-if)# ipv6 address 2001:db8:10::1/64 </w:t>
+      </w:r>
+      <w:r>
+        <w:rPr>
+          <w:rFonts w:ascii="Segoe UI Emoji" w:hAnsi="Segoe UI Emoji" w:cs="Segoe UI Emoji"/>
+        </w:rPr>
+        <w:br/>
+      </w:r>
+      <w:r>
+        <w:rPr>
+          <w:rFonts w:ascii="Segoe UI Emoji" w:hAnsi="Segoe UI Emoji" w:cs="Segoe UI Emoji"/>
+        </w:rPr>
+        <w:t xml:space="preserve">SW1(config-if)# no shutdown </w:t>
+      </w:r>
+      <w:r>
+        <w:rPr>
+          <w:rFonts w:ascii="Segoe UI Emoji" w:hAnsi="Segoe UI Emoji" w:cs="Segoe UI Emoji"/>
+        </w:rPr>
+        <w:br/>
+      </w:r>
+      <w:r>
+        <w:rPr>
+          <w:rFonts w:ascii="Segoe UI Emoji" w:hAnsi="Segoe UI Emoji" w:cs="Segoe UI Emoji"/>
+        </w:rPr>
+        <w:t xml:space="preserve">SW1(config-if)# interface </w:t>
+      </w:r>
+      <w:proofErr w:type="spellStart"/>
+      <w:r>
+        <w:rPr>
+          <w:rFonts w:ascii="Segoe UI Emoji" w:hAnsi="Segoe UI Emoji" w:cs="Segoe UI Emoji"/>
+        </w:rPr>
+        <w:t>vlan</w:t>
+      </w:r>
+      <w:proofErr w:type="spellEnd"/>
+      <w:r>
+        <w:rPr>
+          <w:rFonts w:ascii="Segoe UI Emoji" w:hAnsi="Segoe UI Emoji" w:cs="Segoe UI Emoji"/>
+        </w:rPr>
+        <w:t xml:space="preserve"> 99 </w:t>
+      </w:r>
+      <w:r>
+        <w:rPr>
+          <w:rFonts w:ascii="Segoe UI Emoji" w:hAnsi="Segoe UI Emoji" w:cs="Segoe UI Emoji"/>
+        </w:rPr>
+        <w:br/>
+      </w:r>
+      <w:r>
+        <w:rPr>
+          <w:rFonts w:ascii="Segoe UI Emoji" w:hAnsi="Segoe UI Emoji" w:cs="Segoe UI Emoji"/>
+        </w:rPr>
+        <w:t xml:space="preserve">SW1(config-if)# </w:t>
+      </w:r>
+      <w:proofErr w:type="spellStart"/>
+      <w:r>
+        <w:rPr>
+          <w:rFonts w:ascii="Segoe UI Emoji" w:hAnsi="Segoe UI Emoji" w:cs="Segoe UI Emoji"/>
+        </w:rPr>
+        <w:t>ip</w:t>
+      </w:r>
+      <w:proofErr w:type="spellEnd"/>
+      <w:r>
+        <w:rPr>
+          <w:rFonts w:ascii="Segoe UI Emoji" w:hAnsi="Segoe UI Emoji" w:cs="Segoe UI Emoji"/>
+        </w:rPr>
+        <w:t xml:space="preserve"> address 10.99.99.1 255.255.255.0 </w:t>
+      </w:r>
+      <w:r>
+        <w:rPr>
+          <w:rFonts w:ascii="Segoe UI Emoji" w:hAnsi="Segoe UI Emoji" w:cs="Segoe UI Emoji"/>
+        </w:rPr>
+        <w:br/>
+      </w:r>
+      <w:r>
+        <w:rPr>
+          <w:rFonts w:ascii="Segoe UI Emoji" w:hAnsi="Segoe UI Emoji" w:cs="Segoe UI Emoji"/>
+        </w:rPr>
         <w:lastRenderedPageBreak/>
-        <w:t>Routed Port:</w:t>
+        <w:t xml:space="preserve">SW1(config-if)# ipv6 address 2001:db8:99::1/64 </w:t>
+      </w:r>
+      <w:r>
+        <w:rPr>
+          <w:rFonts w:ascii="Segoe UI Emoji" w:hAnsi="Segoe UI Emoji" w:cs="Segoe UI Emoji"/>
+        </w:rPr>
+        <w:br/>
+      </w:r>
+      <w:r>
+        <w:rPr>
+          <w:rFonts w:ascii="Segoe UI Emoji" w:hAnsi="Segoe UI Emoji" w:cs="Segoe UI Emoji"/>
+        </w:rPr>
+        <w:t>SW1(config-if)# no shutdown</w:t>
+      </w:r>
+      <w:r>
+        <w:rPr>
+          <w:rFonts w:ascii="Segoe UI Emoji" w:hAnsi="Segoe UI Emoji" w:cs="Segoe UI Emoji"/>
+        </w:rPr>
+        <w:br/>
+      </w:r>
+      <w:r>
+        <w:rPr>
+          <w:rFonts w:ascii="Segoe UI Emoji" w:hAnsi="Segoe UI Emoji" w:cs="Segoe UI Emoji"/>
+        </w:rPr>
+        <w:br/>
       </w:r>
       <w:r>
         <w:rPr>
@@ -3467,97 +4135,7 @@
           <w:szCs w:val="28"/>
           <w:u w:val="single"/>
         </w:rPr>
-        <w:br/>
-      </w:r>
-      <w:r>
-        <w:rPr>
-          <w:rFonts w:ascii="Segoe UI Emoji" w:hAnsi="Segoe UI Emoji" w:cs="Segoe UI Emoji"/>
-        </w:rPr>
-        <w:t xml:space="preserve">Sometimes, networks use a point-to-point link between a switch and a router. In the past, engineers would create a special VLAN (like VLAN 2001) for this link, assign the switch port to that VLAN, and make a VLAN interface (SVI) for it. But this could cause problems if the same VLAN exists elsewhere in the network or if spanning tree affects the connection. A simpler way is to change the switch port from a normal Layer 2 port to a </w:t>
-      </w:r>
-      <w:r>
-        <w:rPr>
-          <w:rFonts w:ascii="Segoe UI Emoji" w:hAnsi="Segoe UI Emoji" w:cs="Segoe UI Emoji"/>
-          <w:b/>
-          <w:bCs/>
-        </w:rPr>
-        <w:t>routed port</w:t>
-      </w:r>
-      <w:r>
-        <w:rPr>
-          <w:rFonts w:ascii="Segoe UI Emoji" w:hAnsi="Segoe UI Emoji" w:cs="Segoe UI Emoji"/>
-        </w:rPr>
-        <w:t xml:space="preserve"> using the command </w:t>
-      </w:r>
-      <w:r>
-        <w:rPr>
-          <w:rFonts w:ascii="Segoe UI Emoji" w:hAnsi="Segoe UI Emoji" w:cs="Segoe UI Emoji"/>
-          <w:b/>
-          <w:bCs/>
-        </w:rPr>
-        <w:t>no switchport</w:t>
-      </w:r>
-      <w:r>
-        <w:rPr>
-          <w:rFonts w:ascii="Segoe UI Emoji" w:hAnsi="Segoe UI Emoji" w:cs="Segoe UI Emoji"/>
-        </w:rPr>
-        <w:t>, so it acts like a direct router connection without needing a VLAN</w:t>
-      </w:r>
-    </w:p>
-    <w:p>
-      <w:pPr>
-        <w:ind w:right="-489"/>
-        <w:rPr>
-          <w:rFonts w:ascii="Segoe UI Emoji" w:hAnsi="Segoe UI Emoji" w:cs="Segoe UI Emoji"/>
-          <w:b/>
-          <w:bCs/>
-        </w:rPr>
-      </w:pPr>
-      <w:r>
-        <w:rPr>
-          <w:rFonts w:ascii="Segoe UI Emoji" w:hAnsi="Segoe UI Emoji" w:cs="Segoe UI Emoji"/>
-        </w:rPr>
-        <w:t>SW1(config)# int gi 0/0</w:t>
-      </w:r>
-      <w:r>
-        <w:rPr>
-          <w:rFonts w:ascii="Segoe UI Emoji" w:hAnsi="Segoe UI Emoji" w:cs="Segoe UI Emoji"/>
-        </w:rPr>
-        <w:br/>
-        <w:t xml:space="preserve">SW1(config-if)# no switchport </w:t>
-      </w:r>
-      <w:r>
-        <w:rPr>
-          <w:rFonts w:ascii="Segoe UI Emoji" w:hAnsi="Segoe UI Emoji" w:cs="Segoe UI Emoji"/>
-        </w:rPr>
-        <w:br/>
-        <w:t xml:space="preserve">SW1(config-if)# ip address 10.20.20.1 255.255.255.0 </w:t>
-      </w:r>
-      <w:r>
-        <w:rPr>
-          <w:rFonts w:ascii="Segoe UI Emoji" w:hAnsi="Segoe UI Emoji" w:cs="Segoe UI Emoji"/>
-        </w:rPr>
-        <w:br/>
-        <w:t xml:space="preserve">SW1(config-if)# ipv6 address 2001:db8:20::1/64 </w:t>
-      </w:r>
-      <w:r>
-        <w:rPr>
-          <w:rFonts w:ascii="Segoe UI Emoji" w:hAnsi="Segoe UI Emoji" w:cs="Segoe UI Emoji"/>
-        </w:rPr>
-        <w:br/>
-        <w:t>SW1(config-if)# no shutdown</w:t>
-      </w:r>
-      <w:r>
-        <w:rPr>
-          <w:rFonts w:ascii="Segoe UI Emoji" w:hAnsi="Segoe UI Emoji" w:cs="Segoe UI Emoji"/>
-        </w:rPr>
-        <w:br/>
-      </w:r>
-      <w:r>
-        <w:rPr>
-          <w:rFonts w:ascii="Segoe UI Emoji" w:hAnsi="Segoe UI Emoji" w:cs="Segoe UI Emoji"/>
-        </w:rPr>
-        <w:br/>
+        <w:t>Routed Port:</w:t>
       </w:r>
       <w:r>
         <w:rPr>
@@ -3569,6 +4147,192 @@
           <w:szCs w:val="28"/>
           <w:u w:val="single"/>
         </w:rPr>
+        <w:br/>
+      </w:r>
+      <w:r>
+        <w:rPr>
+          <w:rFonts w:ascii="Segoe UI Emoji" w:hAnsi="Segoe UI Emoji" w:cs="Segoe UI Emoji"/>
+        </w:rPr>
+        <w:t xml:space="preserve">Sometimes, networks use a point-to-point link between a switch and a router. In the past, engineers would create a special VLAN (like VLAN 2001) for this link, assign the switch port to that VLAN, and make a VLAN interface (SVI) for it. But this could cause problems if the same VLAN exists elsewhere in the network or if spanning tree affects the connection. A simpler way is to change the switch port from a normal Layer 2 port to a </w:t>
+      </w:r>
+      <w:r>
+        <w:rPr>
+          <w:rFonts w:ascii="Segoe UI Emoji" w:hAnsi="Segoe UI Emoji" w:cs="Segoe UI Emoji"/>
+          <w:b/>
+          <w:bCs/>
+        </w:rPr>
+        <w:t>routed port</w:t>
+      </w:r>
+      <w:r>
+        <w:rPr>
+          <w:rFonts w:ascii="Segoe UI Emoji" w:hAnsi="Segoe UI Emoji" w:cs="Segoe UI Emoji"/>
+        </w:rPr>
+        <w:t xml:space="preserve"> using the command </w:t>
+      </w:r>
+      <w:r>
+        <w:rPr>
+          <w:rFonts w:ascii="Segoe UI Emoji" w:hAnsi="Segoe UI Emoji" w:cs="Segoe UI Emoji"/>
+          <w:b/>
+          <w:bCs/>
+        </w:rPr>
+        <w:t>no switchport</w:t>
+      </w:r>
+      <w:r>
+        <w:rPr>
+          <w:rFonts w:ascii="Segoe UI Emoji" w:hAnsi="Segoe UI Emoji" w:cs="Segoe UI Emoji"/>
+        </w:rPr>
+        <w:t>, so it acts like a direct router connection without needing a VLAN</w:t>
+      </w:r>
+    </w:p>
+    <w:p>
+      <w:pPr>
+        <w:ind w:right="-489"/>
+        <w:rPr>
+          <w:rFonts w:ascii="Segoe UI Emoji" w:hAnsi="Segoe UI Emoji" w:cs="Segoe UI Emoji"/>
+          <w:b/>
+          <w:bCs/>
+        </w:rPr>
+      </w:pPr>
+      <w:r>
+        <w:rPr>
+          <w:rFonts w:ascii="Segoe UI Emoji" w:hAnsi="Segoe UI Emoji" w:cs="Segoe UI Emoji"/>
+        </w:rPr>
+        <w:t xml:space="preserve">SW1(config)# int </w:t>
+      </w:r>
+      <w:proofErr w:type="spellStart"/>
+      <w:r>
+        <w:rPr>
+          <w:rFonts w:ascii="Segoe UI Emoji" w:hAnsi="Segoe UI Emoji" w:cs="Segoe UI Emoji"/>
+        </w:rPr>
+        <w:t>gi</w:t>
+      </w:r>
+      <w:proofErr w:type="spellEnd"/>
+      <w:r>
+        <w:rPr>
+          <w:rFonts w:ascii="Segoe UI Emoji" w:hAnsi="Segoe UI Emoji" w:cs="Segoe UI Emoji"/>
+        </w:rPr>
+        <w:t xml:space="preserve"> 0/0</w:t>
+      </w:r>
+      <w:r>
+        <w:rPr>
+          <w:rFonts w:ascii="Segoe UI Emoji" w:hAnsi="Segoe UI Emoji" w:cs="Segoe UI Emoji"/>
+        </w:rPr>
+        <w:br/>
+        <w:t>SW1(config-</w:t>
+      </w:r>
+      <w:proofErr w:type="gramStart"/>
+      <w:r>
+        <w:rPr>
+          <w:rFonts w:ascii="Segoe UI Emoji" w:hAnsi="Segoe UI Emoji" w:cs="Segoe UI Emoji"/>
+        </w:rPr>
+        <w:t>if)#</w:t>
+      </w:r>
+      <w:proofErr w:type="gramEnd"/>
+      <w:r>
+        <w:rPr>
+          <w:rFonts w:ascii="Segoe UI Emoji" w:hAnsi="Segoe UI Emoji" w:cs="Segoe UI Emoji"/>
+        </w:rPr>
+        <w:t xml:space="preserve"> no switchport </w:t>
+      </w:r>
+      <w:r>
+        <w:rPr>
+          <w:rFonts w:ascii="Segoe UI Emoji" w:hAnsi="Segoe UI Emoji" w:cs="Segoe UI Emoji"/>
+        </w:rPr>
+        <w:br/>
+        <w:t>SW1(config-</w:t>
+      </w:r>
+      <w:proofErr w:type="gramStart"/>
+      <w:r>
+        <w:rPr>
+          <w:rFonts w:ascii="Segoe UI Emoji" w:hAnsi="Segoe UI Emoji" w:cs="Segoe UI Emoji"/>
+        </w:rPr>
+        <w:t>if)#</w:t>
+      </w:r>
+      <w:proofErr w:type="gramEnd"/>
+      <w:r>
+        <w:rPr>
+          <w:rFonts w:ascii="Segoe UI Emoji" w:hAnsi="Segoe UI Emoji" w:cs="Segoe UI Emoji"/>
+        </w:rPr>
+        <w:t xml:space="preserve"> </w:t>
+      </w:r>
+      <w:proofErr w:type="spellStart"/>
+      <w:r>
+        <w:rPr>
+          <w:rFonts w:ascii="Segoe UI Emoji" w:hAnsi="Segoe UI Emoji" w:cs="Segoe UI Emoji"/>
+        </w:rPr>
+        <w:t>ip</w:t>
+      </w:r>
+      <w:proofErr w:type="spellEnd"/>
+      <w:r>
+        <w:rPr>
+          <w:rFonts w:ascii="Segoe UI Emoji" w:hAnsi="Segoe UI Emoji" w:cs="Segoe UI Emoji"/>
+        </w:rPr>
+        <w:t xml:space="preserve"> address 10.20.20.1 255.255.255.0 </w:t>
+      </w:r>
+      <w:r>
+        <w:rPr>
+          <w:rFonts w:ascii="Segoe UI Emoji" w:hAnsi="Segoe UI Emoji" w:cs="Segoe UI Emoji"/>
+        </w:rPr>
+        <w:br/>
+        <w:t>SW1(config-</w:t>
+      </w:r>
+      <w:proofErr w:type="gramStart"/>
+      <w:r>
+        <w:rPr>
+          <w:rFonts w:ascii="Segoe UI Emoji" w:hAnsi="Segoe UI Emoji" w:cs="Segoe UI Emoji"/>
+        </w:rPr>
+        <w:t>if)#</w:t>
+      </w:r>
+      <w:proofErr w:type="gramEnd"/>
+      <w:r>
+        <w:rPr>
+          <w:rFonts w:ascii="Segoe UI Emoji" w:hAnsi="Segoe UI Emoji" w:cs="Segoe UI Emoji"/>
+        </w:rPr>
+        <w:t xml:space="preserve"> ipv6 address 2001:db8:20::1/64 </w:t>
+      </w:r>
+      <w:r>
+        <w:rPr>
+          <w:rFonts w:ascii="Segoe UI Emoji" w:hAnsi="Segoe UI Emoji" w:cs="Segoe UI Emoji"/>
+        </w:rPr>
+        <w:br/>
+        <w:t>SW1(config-</w:t>
+      </w:r>
+      <w:proofErr w:type="gramStart"/>
+      <w:r>
+        <w:rPr>
+          <w:rFonts w:ascii="Segoe UI Emoji" w:hAnsi="Segoe UI Emoji" w:cs="Segoe UI Emoji"/>
+        </w:rPr>
+        <w:t>if)#</w:t>
+      </w:r>
+      <w:proofErr w:type="gramEnd"/>
+      <w:r>
+        <w:rPr>
+          <w:rFonts w:ascii="Segoe UI Emoji" w:hAnsi="Segoe UI Emoji" w:cs="Segoe UI Emoji"/>
+        </w:rPr>
+        <w:t xml:space="preserve"> no shutdown</w:t>
+      </w:r>
+      <w:r>
+        <w:rPr>
+          <w:rFonts w:ascii="Segoe UI Emoji" w:hAnsi="Segoe UI Emoji" w:cs="Segoe UI Emoji"/>
+        </w:rPr>
+        <w:br/>
+      </w:r>
+      <w:r>
+        <w:rPr>
+          <w:rFonts w:ascii="Segoe UI Emoji" w:hAnsi="Segoe UI Emoji" w:cs="Segoe UI Emoji"/>
+        </w:rPr>
+        <w:br/>
+      </w:r>
+      <w:r>
+        <w:rPr>
+          <w:rFonts w:cstheme="minorHAnsi"/>
+          <w:b/>
+          <w:bCs/>
+          <w:color w:val="EE0000"/>
+          <w:sz w:val="28"/>
+          <w:szCs w:val="28"/>
+          <w:u w:val="single"/>
+        </w:rPr>
         <w:t>Verification of switch port:</w:t>
       </w:r>
     </w:p>
@@ -3587,7 +4351,25 @@
           <w:b/>
           <w:bCs/>
         </w:rPr>
-        <w:t>It shows both ip assigned and unassigned ports.</w:t>
+        <w:t xml:space="preserve">It shows both </w:t>
+      </w:r>
+      <w:proofErr w:type="spellStart"/>
+      <w:r>
+        <w:rPr>
+          <w:rFonts w:ascii="Segoe UI Emoji" w:hAnsi="Segoe UI Emoji" w:cs="Segoe UI Emoji"/>
+          <w:b/>
+          <w:bCs/>
+        </w:rPr>
+        <w:t>ip</w:t>
+      </w:r>
+      <w:proofErr w:type="spellEnd"/>
+      <w:r>
+        <w:rPr>
+          <w:rFonts w:ascii="Segoe UI Emoji" w:hAnsi="Segoe UI Emoji" w:cs="Segoe UI Emoji"/>
+          <w:b/>
+          <w:bCs/>
+        </w:rPr>
+        <w:t xml:space="preserve"> assigned and unassigned ports.</w:t>
       </w:r>
     </w:p>
     <w:p>
@@ -3665,7 +4447,25 @@
           <w:bCs/>
         </w:rPr>
         <w:br/>
-        <w:t>It shows only ip assigned ports.</w:t>
+        <w:t xml:space="preserve">It shows only </w:t>
+      </w:r>
+      <w:proofErr w:type="spellStart"/>
+      <w:r>
+        <w:rPr>
+          <w:rFonts w:ascii="Segoe UI Emoji" w:hAnsi="Segoe UI Emoji" w:cs="Segoe UI Emoji"/>
+          <w:b/>
+          <w:bCs/>
+        </w:rPr>
+        <w:t>ip</w:t>
+      </w:r>
+      <w:proofErr w:type="spellEnd"/>
+      <w:r>
+        <w:rPr>
+          <w:rFonts w:ascii="Segoe UI Emoji" w:hAnsi="Segoe UI Emoji" w:cs="Segoe UI Emoji"/>
+          <w:b/>
+          <w:bCs/>
+        </w:rPr>
+        <w:t xml:space="preserve"> assigned ports.</w:t>
       </w:r>
       <w:r>
         <w:rPr>
@@ -3855,27 +4655,6 @@
       </w:pPr>
       <w:r>
         <w:rPr>
-          <w:rFonts w:ascii="Segoe UI Emoji" w:hAnsi="Segoe UI Emoji" w:cs="Segoe UI Emoji"/>
-          <w:b/>
-          <w:bCs/>
-        </w:rPr>
-        <w:br/>
-      </w:r>
-    </w:p>
-    <w:p>
-      <w:pPr>
-        <w:spacing w:after="0" w:line="240" w:lineRule="auto"/>
-        <w:ind w:right="-489"/>
-        <w:rPr>
-          <w:rFonts w:cstheme="minorHAnsi"/>
-          <w:b/>
-          <w:bCs/>
-          <w:sz w:val="24"/>
-          <w:szCs w:val="24"/>
-        </w:rPr>
-      </w:pPr>
-      <w:r>
-        <w:rPr>
           <w:rFonts w:cstheme="minorHAnsi"/>
           <w:b/>
           <w:bCs/>
@@ -4857,18 +5636,6 @@
           <w:rFonts w:cstheme="minorHAnsi"/>
         </w:rPr>
       </w:pPr>
-    </w:p>
-    <w:p>
-      <w:pPr>
-        <w:tabs>
-          <w:tab w:val="left" w:pos="284"/>
-        </w:tabs>
-        <w:spacing w:after="0" w:line="240" w:lineRule="auto"/>
-        <w:ind w:right="-489"/>
-        <w:rPr>
-          <w:rFonts w:cstheme="minorHAnsi"/>
-        </w:rPr>
-      </w:pPr>
       <w:r>
         <w:rPr>
           <w:rFonts w:cstheme="minorHAnsi"/>
@@ -5616,7 +6383,7 @@
     </w:p>
     <w:tbl>
       <w:tblPr>
-        <w:tblW w:w="0" w:type="auto"/>
+        <w:tblW w:w="5250" w:type="dxa"/>
         <w:tblCellSpacing w:w="15" w:type="dxa"/>
         <w:tblCellMar>
           <w:top w:w="15" w:type="dxa"/>
@@ -5627,12 +6394,13 @@
         <w:tblLook w:val="04A0" w:firstRow="1" w:lastRow="0" w:firstColumn="1" w:lastColumn="0" w:noHBand="0" w:noVBand="1"/>
       </w:tblPr>
       <w:tblGrid>
-        <w:gridCol w:w="1502"/>
-        <w:gridCol w:w="1414"/>
-        <w:gridCol w:w="1831"/>
+        <w:gridCol w:w="1661"/>
+        <w:gridCol w:w="1564"/>
+        <w:gridCol w:w="2025"/>
       </w:tblGrid>
       <w:tr>
         <w:trPr>
+          <w:trHeight w:val="467"/>
           <w:tblHeader/>
           <w:tblCellSpacing w:w="15" w:type="dxa"/>
         </w:trPr>
@@ -5702,6 +6470,7 @@
       </w:tr>
       <w:tr>
         <w:trPr>
+          <w:trHeight w:val="454"/>
           <w:tblCellSpacing w:w="15" w:type="dxa"/>
         </w:trPr>
         <w:tc>
@@ -5770,6 +6539,7 @@
       </w:tr>
       <w:tr>
         <w:trPr>
+          <w:trHeight w:val="467"/>
           <w:tblCellSpacing w:w="15" w:type="dxa"/>
         </w:trPr>
         <w:tc>
@@ -5838,6 +6608,7 @@
       </w:tr>
       <w:tr>
         <w:trPr>
+          <w:trHeight w:val="454"/>
           <w:tblCellSpacing w:w="15" w:type="dxa"/>
         </w:trPr>
         <w:tc>
@@ -5957,7 +6728,21 @@
           <w:rFonts w:cstheme="minorHAnsi"/>
         </w:rPr>
         <w:br/>
-        <w:t>ACL processing is O(1) (constant time), regardless of the number of entries (10 or 500+).</w:t>
+        <w:t xml:space="preserve">ACL processing is </w:t>
+      </w:r>
+      <w:proofErr w:type="gramStart"/>
+      <w:r>
+        <w:rPr>
+          <w:rFonts w:cstheme="minorHAnsi"/>
+        </w:rPr>
+        <w:t>O(</w:t>
+      </w:r>
+      <w:proofErr w:type="gramEnd"/>
+      <w:r>
+        <w:rPr>
+          <w:rFonts w:cstheme="minorHAnsi"/>
+        </w:rPr>
+        <w:t>1) (constant time), regardless of the number of entries (10 or 500+).</w:t>
       </w:r>
     </w:p>
     <w:p>
@@ -6826,7 +7611,15 @@
         <w:ind w:right="-489"/>
       </w:pPr>
       <w:r>
-        <w:t xml:space="preserve"> Still some control-plane reconvergence required.</w:t>
+        <w:t xml:space="preserve"> </w:t>
+      </w:r>
+      <w:proofErr w:type="gramStart"/>
+      <w:r>
+        <w:t>Still</w:t>
+      </w:r>
+      <w:proofErr w:type="gramEnd"/>
+      <w:r>
+        <w:t xml:space="preserve"> some control-plane reconvergence required.</w:t>
       </w:r>
     </w:p>
     <w:p>
@@ -6866,7 +7659,15 @@
         <w:ind w:right="-489"/>
       </w:pPr>
       <w:r>
-        <w:t xml:space="preserve">Unlike NSF (which needs GR-capable neighbors), NSR replicates the </w:t>
+        <w:t xml:space="preserve">Unlike NSF (which needs GR-capable </w:t>
+      </w:r>
+      <w:proofErr w:type="spellStart"/>
+      <w:r>
+        <w:t>neighbors</w:t>
+      </w:r>
+      <w:proofErr w:type="spellEnd"/>
+      <w:r>
+        <w:t xml:space="preserve">), NSR replicates the </w:t>
       </w:r>
       <w:r>
         <w:rPr>
@@ -7209,29 +8010,61 @@
           <w:sz w:val="24"/>
           <w:szCs w:val="24"/>
         </w:rPr>
-        <w:t>command used to go back default sdm template:</w:t>
-      </w:r>
+        <w:t xml:space="preserve">command used to go back default </w:t>
+      </w:r>
+      <w:proofErr w:type="spellStart"/>
       <w:r>
         <w:rPr>
           <w:sz w:val="24"/>
           <w:szCs w:val="24"/>
         </w:rPr>
-        <w:t xml:space="preserve"> </w:t>
-      </w:r>
+        <w:t>sdm</w:t>
+      </w:r>
+      <w:proofErr w:type="spellEnd"/>
       <w:r>
         <w:rPr>
           <w:sz w:val="24"/>
           <w:szCs w:val="24"/>
         </w:rPr>
-        <w:br/>
-        <w:t xml:space="preserve">(configuration)# </w:t>
+        <w:t xml:space="preserve"> template:</w:t>
       </w:r>
       <w:r>
         <w:rPr>
           <w:sz w:val="24"/>
           <w:szCs w:val="24"/>
         </w:rPr>
-        <w:t xml:space="preserve">no sdm template </w:t>
+        <w:t xml:space="preserve"> </w:t>
+      </w:r>
+      <w:r>
+        <w:rPr>
+          <w:sz w:val="24"/>
+          <w:szCs w:val="24"/>
+        </w:rPr>
+        <w:br/>
+        <w:t xml:space="preserve">(configuration)# </w:t>
+      </w:r>
+      <w:r>
+        <w:rPr>
+          <w:sz w:val="24"/>
+          <w:szCs w:val="24"/>
+        </w:rPr>
+        <w:t xml:space="preserve">no </w:t>
+      </w:r>
+      <w:proofErr w:type="spellStart"/>
+      <w:r>
+        <w:rPr>
+          <w:sz w:val="24"/>
+          <w:szCs w:val="24"/>
+        </w:rPr>
+        <w:t>sdm</w:t>
+      </w:r>
+      <w:proofErr w:type="spellEnd"/>
+      <w:r>
+        <w:rPr>
+          <w:sz w:val="24"/>
+          <w:szCs w:val="24"/>
+        </w:rPr>
+        <w:t xml:space="preserve"> template </w:t>
       </w:r>
     </w:p>
     <w:p>
@@ -7800,7 +8633,20 @@
           <w:rFonts w:cstheme="minorHAnsi"/>
         </w:rPr>
         <w:br/>
-        <w:t xml:space="preserve">i. </w:t>
+      </w:r>
+      <w:proofErr w:type="spellStart"/>
+      <w:r>
+        <w:rPr>
+          <w:rFonts w:cstheme="minorHAnsi"/>
+        </w:rPr>
+        <w:t>i</w:t>
+      </w:r>
+      <w:proofErr w:type="spellEnd"/>
+      <w:r>
+        <w:rPr>
+          <w:rFonts w:cstheme="minorHAnsi"/>
+        </w:rPr>
+        <w:t xml:space="preserve">. </w:t>
       </w:r>
       <w:r>
         <w:rPr>
@@ -8706,12 +9552,21 @@
         </w:rPr>
         <w:br/>
       </w:r>
-      <w:r>
-        <w:rPr>
-          <w:b/>
-          <w:bCs/>
-        </w:rPr>
-        <w:t>i. Disable</w:t>
+      <w:proofErr w:type="spellStart"/>
+      <w:r>
+        <w:rPr>
+          <w:b/>
+          <w:bCs/>
+        </w:rPr>
+        <w:t>i</w:t>
+      </w:r>
+      <w:proofErr w:type="spellEnd"/>
+      <w:r>
+        <w:rPr>
+          <w:b/>
+          <w:bCs/>
+        </w:rPr>
+        <w:t>. Disable</w:t>
       </w:r>
       <w:r>
         <w:t xml:space="preserve">: </w:t>
@@ -8879,8 +9734,13 @@
         <w:t xml:space="preserve">  </w:t>
       </w:r>
       <w:r>
-        <w:t>show spanning interface gigabitethernet</w:t>
-      </w:r>
+        <w:t xml:space="preserve">show spanning interface </w:t>
+      </w:r>
+      <w:proofErr w:type="spellStart"/>
+      <w:r>
+        <w:t>gigabitethernet</w:t>
+      </w:r>
+      <w:proofErr w:type="spellEnd"/>
       <w:r>
         <w:t xml:space="preserve"> 0/1</w:t>
       </w:r>
@@ -9021,7 +9881,15 @@
         <w:t xml:space="preserve"> (per state).</w:t>
       </w:r>
       <w:r>
-        <w:t xml:space="preserve"> It can be changed, it depends upon the diameter of the STP.</w:t>
+        <w:t xml:space="preserve"> It can be </w:t>
+      </w:r>
+      <w:proofErr w:type="gramStart"/>
+      <w:r>
+        <w:t>changed,</w:t>
+      </w:r>
+      <w:proofErr w:type="gramEnd"/>
+      <w:r>
+        <w:t xml:space="preserve"> it depends upon the diameter of the STP.</w:t>
       </w:r>
       <w:r>
         <w:br/>
@@ -9441,14 +10309,30 @@
           <w:szCs w:val="24"/>
         </w:rPr>
         <w:br/>
-        <w:t xml:space="preserve">     </w:t>
-      </w:r>
+        <w:t xml:space="preserve">  </w:t>
+      </w:r>
+      <w:proofErr w:type="gramStart"/>
       <w:r>
         <w:rPr>
           <w:sz w:val="24"/>
           <w:szCs w:val="24"/>
         </w:rPr>
-        <w:t>(Forward Delay).</w:t>
+        <w:t xml:space="preserve">   </w:t>
+      </w:r>
+      <w:r>
+        <w:rPr>
+          <w:sz w:val="24"/>
+          <w:szCs w:val="24"/>
+        </w:rPr>
+        <w:t>(</w:t>
+      </w:r>
+      <w:proofErr w:type="gramEnd"/>
+      <w:r>
+        <w:rPr>
+          <w:sz w:val="24"/>
+          <w:szCs w:val="24"/>
+        </w:rPr>
+        <w:t>Forward Delay).</w:t>
       </w:r>
       <w:r>
         <w:rPr>
@@ -9600,8 +10484,17 @@
           <w:sz w:val="24"/>
           <w:szCs w:val="24"/>
         </w:rPr>
-        <w:t>There are 3 types of topology changes. They are:-</w:t>
-      </w:r>
+        <w:t xml:space="preserve">There are 3 types of topology changes. They </w:t>
+      </w:r>
+      <w:proofErr w:type="gramStart"/>
+      <w:r>
+        <w:rPr>
+          <w:sz w:val="24"/>
+          <w:szCs w:val="24"/>
+        </w:rPr>
+        <w:t>are:-</w:t>
+      </w:r>
+      <w:proofErr w:type="gramEnd"/>
       <w:r>
         <w:rPr>
           <w:sz w:val="24"/>
@@ -9954,8 +10847,13 @@
       <w:r>
         <w:t xml:space="preserve">. This is received and relayed by each switch along the way, informing each one of the </w:t>
       </w:r>
-      <w:r>
-        <w:t>topology.</w:t>
+      <w:proofErr w:type="gramStart"/>
+      <w:r>
+        <w:t>topology</w:t>
+      </w:r>
+      <w:proofErr w:type="gramEnd"/>
+      <w:r>
+        <w:t>.</w:t>
       </w:r>
     </w:p>
     <w:p>
@@ -10042,7 +10940,7 @@
           <w:noProof/>
         </w:rPr>
         <w:drawing>
-          <wp:anchor distT="0" distB="0" distL="114300" distR="114300" simplePos="0" relativeHeight="251658239" behindDoc="0" locked="0" layoutInCell="1" allowOverlap="1" wp14:anchorId="24339E44" wp14:editId="6C4072E8">
+          <wp:anchor distT="0" distB="0" distL="114300" distR="114300" simplePos="0" relativeHeight="251658239" behindDoc="0" locked="0" layoutInCell="1" allowOverlap="1" wp14:anchorId="24339E44" wp14:editId="04CD9BD4">
             <wp:simplePos x="0" y="0"/>
             <wp:positionH relativeFrom="column">
               <wp:posOffset>3392805</wp:posOffset>
@@ -10856,11 +11754,24 @@
       <w:r>
         <w:t xml:space="preserve">                                          (</w:t>
       </w:r>
+      <w:proofErr w:type="gramStart"/>
       <w:r>
         <w:t xml:space="preserve">topology)  </w:t>
       </w:r>
       <w:r>
-        <w:t xml:space="preserve">                                                                           (default root bridge election)</w:t>
+        <w:t xml:space="preserve"> </w:t>
+      </w:r>
+      <w:proofErr w:type="gramEnd"/>
+      <w:r>
+        <w:t xml:space="preserve">                                                                       </w:t>
+      </w:r>
+      <w:proofErr w:type="gramStart"/>
+      <w:r>
+        <w:t xml:space="preserve">   (</w:t>
+      </w:r>
+      <w:proofErr w:type="gramEnd"/>
+      <w:r>
+        <w:t>default root bridge election)</w:t>
       </w:r>
       <w:r>
         <w:br/>
@@ -10912,19 +11823,40 @@
         <w:ind w:right="-600"/>
       </w:pPr>
       <w:r>
-        <w:t>Sub optimal path, ex:- Switch A2 traffic needs to pass through</w:t>
-      </w:r>
-      <w:r>
-        <w:br/>
-      </w:r>
-      <w:r>
-        <w:t>Sw D2 (</w:t>
+        <w:t xml:space="preserve">Sub optimal path, </w:t>
+      </w:r>
+      <w:proofErr w:type="gramStart"/>
+      <w:r>
+        <w:t>ex:-</w:t>
+      </w:r>
+      <w:proofErr w:type="gramEnd"/>
+      <w:r>
+        <w:t xml:space="preserve"> Switch A2 traffic needs to pass through</w:t>
+      </w:r>
+      <w:r>
+        <w:br/>
+      </w:r>
+      <w:proofErr w:type="spellStart"/>
+      <w:r>
+        <w:t>Sw</w:t>
+      </w:r>
+      <w:proofErr w:type="spellEnd"/>
+      <w:r>
+        <w:t xml:space="preserve"> D2 (</w:t>
       </w:r>
       <w:r>
         <w:t>D</w:t>
       </w:r>
       <w:r>
-        <w:t>istribution layer) --- Sw A1 (</w:t>
+        <w:t xml:space="preserve">istribution layer) --- </w:t>
+      </w:r>
+      <w:proofErr w:type="spellStart"/>
+      <w:r>
+        <w:t>Sw</w:t>
+      </w:r>
+      <w:proofErr w:type="spellEnd"/>
+      <w:r>
+        <w:t xml:space="preserve"> A1 (</w:t>
       </w:r>
       <w:r>
         <w:t>Access layer</w:t>
@@ -10933,7 +11865,31 @@
         <w:t>)</w:t>
       </w:r>
       <w:r>
-        <w:t xml:space="preserve"> --- Sw D1 (Distribution layer)  --- Sw C1 (Core layer)</w:t>
+        <w:t xml:space="preserve"> --- </w:t>
+      </w:r>
+      <w:proofErr w:type="spellStart"/>
+      <w:r>
+        <w:t>Sw</w:t>
+      </w:r>
+      <w:proofErr w:type="spellEnd"/>
+      <w:r>
+        <w:t xml:space="preserve"> D1 (Distribution </w:t>
+      </w:r>
+      <w:proofErr w:type="gramStart"/>
+      <w:r>
+        <w:t>layer)  ---</w:t>
+      </w:r>
+      <w:proofErr w:type="gramEnd"/>
+      <w:r>
+        <w:t xml:space="preserve"> </w:t>
+      </w:r>
+      <w:proofErr w:type="spellStart"/>
+      <w:r>
+        <w:t>Sw</w:t>
+      </w:r>
+      <w:proofErr w:type="spellEnd"/>
+      <w:r>
+        <w:t xml:space="preserve"> C1 (Core layer)</w:t>
       </w:r>
     </w:p>
     <w:p>
@@ -11149,8 +12105,16 @@
         <w:rPr>
           <w:rFonts w:cstheme="minorHAnsi"/>
         </w:rPr>
-        <w:t>MAC = 00:11:22:33:44:55</w:t>
-      </w:r>
+        <w:t xml:space="preserve">MAC = </w:t>
+      </w:r>
+      <w:proofErr w:type="gramStart"/>
+      <w:r>
+        <w:rPr>
+          <w:rFonts w:cstheme="minorHAnsi"/>
+        </w:rPr>
+        <w:t>00:11:22:33:44:55</w:t>
+      </w:r>
+      <w:proofErr w:type="gramEnd"/>
     </w:p>
     <w:p>
       <w:pPr>
@@ -11368,7 +12332,21 @@
         <w:rPr>
           <w:rFonts w:cstheme="minorHAnsi"/>
         </w:rPr>
-        <w:t>VLAN ID  = 10</w:t>
+        <w:t xml:space="preserve">VLAN </w:t>
+      </w:r>
+      <w:proofErr w:type="gramStart"/>
+      <w:r>
+        <w:rPr>
+          <w:rFonts w:cstheme="minorHAnsi"/>
+        </w:rPr>
+        <w:t>ID  =</w:t>
+      </w:r>
+      <w:proofErr w:type="gramEnd"/>
+      <w:r>
+        <w:rPr>
+          <w:rFonts w:cstheme="minorHAnsi"/>
+        </w:rPr>
+        <w:t xml:space="preserve"> 10</w:t>
       </w:r>
     </w:p>
     <w:p>
@@ -11390,8 +12368,16 @@
         <w:rPr>
           <w:rFonts w:cstheme="minorHAnsi"/>
         </w:rPr>
-        <w:t>MAC      = 00:11:22:33:44:55</w:t>
-      </w:r>
+        <w:t xml:space="preserve">MAC      = </w:t>
+      </w:r>
+      <w:proofErr w:type="gramStart"/>
+      <w:r>
+        <w:rPr>
+          <w:rFonts w:cstheme="minorHAnsi"/>
+        </w:rPr>
+        <w:t>00:11:22:33:44:55</w:t>
+      </w:r>
+      <w:proofErr w:type="gramEnd"/>
     </w:p>
     <w:p>
       <w:pPr>
@@ -11581,14 +12567,6 @@
         <w:ind w:right="-600"/>
         <w:rPr>
           <w:rFonts w:cstheme="minorHAnsi"/>
-        </w:rPr>
-      </w:pPr>
-    </w:p>
-    <w:p>
-      <w:pPr>
-        <w:ind w:right="-600"/>
-        <w:rPr>
-          <w:rFonts w:cstheme="minorHAnsi"/>
           <w:b/>
           <w:bCs/>
           <w:color w:val="EE0000"/>
@@ -11814,7 +12792,21 @@
         <w:rPr>
           <w:rFonts w:cstheme="minorHAnsi"/>
         </w:rPr>
-        <w:t xml:space="preserve">Switch(config)# spanning-tree vlan </w:t>
+        <w:t xml:space="preserve">Switch(config)# spanning-tree </w:t>
+      </w:r>
+      <w:proofErr w:type="spellStart"/>
+      <w:r>
+        <w:rPr>
+          <w:rFonts w:cstheme="minorHAnsi"/>
+        </w:rPr>
+        <w:t>vlan</w:t>
+      </w:r>
+      <w:proofErr w:type="spellEnd"/>
+      <w:r>
+        <w:rPr>
+          <w:rFonts w:cstheme="minorHAnsi"/>
+        </w:rPr>
+        <w:t xml:space="preserve"> </w:t>
       </w:r>
       <w:r>
         <w:rPr>
@@ -11915,7 +12907,21 @@
         <w:rPr>
           <w:rFonts w:cstheme="minorHAnsi"/>
         </w:rPr>
-        <w:t xml:space="preserve">Switch(config)# spanning-tree vlan </w:t>
+        <w:t xml:space="preserve">Switch(config)# spanning-tree </w:t>
+      </w:r>
+      <w:proofErr w:type="spellStart"/>
+      <w:r>
+        <w:rPr>
+          <w:rFonts w:cstheme="minorHAnsi"/>
+        </w:rPr>
+        <w:t>vlan</w:t>
+      </w:r>
+      <w:proofErr w:type="spellEnd"/>
+      <w:r>
+        <w:rPr>
+          <w:rFonts w:cstheme="minorHAnsi"/>
+        </w:rPr>
+        <w:t xml:space="preserve"> </w:t>
       </w:r>
       <w:r>
         <w:rPr>
@@ -11923,11 +12929,19 @@
         </w:rPr>
         <w:t>&lt;</w:t>
       </w:r>
-      <w:r>
-        <w:rPr>
-          <w:rFonts w:cstheme="minorHAnsi"/>
-        </w:rPr>
-        <w:t>vlan-id</w:t>
+      <w:proofErr w:type="spellStart"/>
+      <w:r>
+        <w:rPr>
+          <w:rFonts w:cstheme="minorHAnsi"/>
+        </w:rPr>
+        <w:t>vlan</w:t>
+      </w:r>
+      <w:proofErr w:type="spellEnd"/>
+      <w:r>
+        <w:rPr>
+          <w:rFonts w:cstheme="minorHAnsi"/>
+        </w:rPr>
+        <w:t>-id</w:t>
       </w:r>
       <w:r>
         <w:rPr>
@@ -12303,7 +13317,35 @@
         <w:rPr>
           <w:rFonts w:cstheme="minorHAnsi"/>
         </w:rPr>
-        <w:t xml:space="preserve">Switch (config-if)# spanning-tree vlan </w:t>
+        <w:t>Switch (config-</w:t>
+      </w:r>
+      <w:proofErr w:type="gramStart"/>
+      <w:r>
+        <w:rPr>
+          <w:rFonts w:cstheme="minorHAnsi"/>
+        </w:rPr>
+        <w:t>if)#</w:t>
+      </w:r>
+      <w:proofErr w:type="gramEnd"/>
+      <w:r>
+        <w:rPr>
+          <w:rFonts w:cstheme="minorHAnsi"/>
+        </w:rPr>
+        <w:t xml:space="preserve"> spanning-tree </w:t>
+      </w:r>
+      <w:proofErr w:type="spellStart"/>
+      <w:r>
+        <w:rPr>
+          <w:rFonts w:cstheme="minorHAnsi"/>
+        </w:rPr>
+        <w:t>vlan</w:t>
+      </w:r>
+      <w:proofErr w:type="spellEnd"/>
+      <w:r>
+        <w:rPr>
+          <w:rFonts w:cstheme="minorHAnsi"/>
+        </w:rPr>
+        <w:t xml:space="preserve"> </w:t>
       </w:r>
       <w:r>
         <w:rPr>
@@ -12311,11 +13353,19 @@
         </w:rPr>
         <w:t>&lt;</w:t>
       </w:r>
-      <w:r>
-        <w:rPr>
-          <w:rFonts w:cstheme="minorHAnsi"/>
-        </w:rPr>
-        <w:t>vlan-id</w:t>
+      <w:proofErr w:type="spellStart"/>
+      <w:r>
+        <w:rPr>
+          <w:rFonts w:cstheme="minorHAnsi"/>
+        </w:rPr>
+        <w:t>vlan</w:t>
+      </w:r>
+      <w:proofErr w:type="spellEnd"/>
+      <w:r>
+        <w:rPr>
+          <w:rFonts w:cstheme="minorHAnsi"/>
+        </w:rPr>
+        <w:t>-id</w:t>
       </w:r>
       <w:r>
         <w:rPr>
@@ -12787,7 +13837,21 @@
         <w:rPr>
           <w:rFonts w:cstheme="minorHAnsi"/>
         </w:rPr>
-        <w:t>We can’t change the port no, but we change the port priority for tuning the port-id; With the help of following command, we can change the port priority of a port for a specific vlan.</w:t>
+        <w:t xml:space="preserve">We can’t change the port no, but we change the port priority for tuning the port-id; With the help of following command, we can change the port priority of a port for a specific </w:t>
+      </w:r>
+      <w:proofErr w:type="spellStart"/>
+      <w:r>
+        <w:rPr>
+          <w:rFonts w:cstheme="minorHAnsi"/>
+        </w:rPr>
+        <w:t>vlan</w:t>
+      </w:r>
+      <w:proofErr w:type="spellEnd"/>
+      <w:r>
+        <w:rPr>
+          <w:rFonts w:cstheme="minorHAnsi"/>
+        </w:rPr>
+        <w:t>.</w:t>
       </w:r>
     </w:p>
     <w:p>
@@ -12801,7 +13865,21 @@
         <w:rPr>
           <w:rFonts w:cstheme="minorHAnsi"/>
         </w:rPr>
-        <w:t xml:space="preserve">Switch(config)# interface gigabitethernet </w:t>
+        <w:t xml:space="preserve">Switch(config)# interface </w:t>
+      </w:r>
+      <w:proofErr w:type="spellStart"/>
+      <w:r>
+        <w:rPr>
+          <w:rFonts w:cstheme="minorHAnsi"/>
+        </w:rPr>
+        <w:t>gigabitethernet</w:t>
+      </w:r>
+      <w:proofErr w:type="spellEnd"/>
+      <w:r>
+        <w:rPr>
+          <w:rFonts w:cstheme="minorHAnsi"/>
+        </w:rPr>
+        <w:t xml:space="preserve"> </w:t>
       </w:r>
       <w:r>
         <w:rPr>
@@ -12825,7 +13903,35 @@
         <w:rPr>
           <w:rFonts w:cstheme="minorHAnsi"/>
         </w:rPr>
-        <w:t>Switch(config-if)# spanning-tree vlan 10,</w:t>
+        <w:t>Switch(config-</w:t>
+      </w:r>
+      <w:proofErr w:type="gramStart"/>
+      <w:r>
+        <w:rPr>
+          <w:rFonts w:cstheme="minorHAnsi"/>
+        </w:rPr>
+        <w:t>if)#</w:t>
+      </w:r>
+      <w:proofErr w:type="gramEnd"/>
+      <w:r>
+        <w:rPr>
+          <w:rFonts w:cstheme="minorHAnsi"/>
+        </w:rPr>
+        <w:t xml:space="preserve"> spanning-tree </w:t>
+      </w:r>
+      <w:proofErr w:type="spellStart"/>
+      <w:r>
+        <w:rPr>
+          <w:rFonts w:cstheme="minorHAnsi"/>
+        </w:rPr>
+        <w:t>vlan</w:t>
+      </w:r>
+      <w:proofErr w:type="spellEnd"/>
+      <w:r>
+        <w:rPr>
+          <w:rFonts w:cstheme="minorHAnsi"/>
+        </w:rPr>
+        <w:t xml:space="preserve"> 10,</w:t>
       </w:r>
       <w:r>
         <w:rPr>
@@ -13062,6 +14168,7 @@
         </w:rPr>
         <w:br/>
       </w:r>
+      <w:proofErr w:type="gramStart"/>
       <w:r>
         <w:rPr>
           <w:rFonts w:cstheme="minorHAnsi"/>
@@ -13070,17 +14177,192 @@
           <w:color w:val="000000" w:themeColor="text1"/>
           <w:highlight w:val="green"/>
         </w:rPr>
-        <w:t>Hello : MaxAge : ForwardDelay = 2 : 20 : 15 = 1 : 10 : 15/2</w:t>
-      </w:r>
-      <w:r>
-        <w:rPr>
-          <w:rFonts w:cstheme="minorHAnsi"/>
-          <w:b/>
-          <w:bCs/>
-          <w:color w:val="000000" w:themeColor="text1"/>
-        </w:rPr>
-        <w:br/>
-        <w:t>we need to properly know how to change the timers because each timers depends upon some specification of STP.</w:t>
+        <w:t>Hello :</w:t>
+      </w:r>
+      <w:proofErr w:type="gramEnd"/>
+      <w:r>
+        <w:rPr>
+          <w:rFonts w:cstheme="minorHAnsi"/>
+          <w:b/>
+          <w:bCs/>
+          <w:color w:val="000000" w:themeColor="text1"/>
+          <w:highlight w:val="green"/>
+        </w:rPr>
+        <w:t xml:space="preserve"> </w:t>
+      </w:r>
+      <w:proofErr w:type="spellStart"/>
+      <w:proofErr w:type="gramStart"/>
+      <w:r>
+        <w:rPr>
+          <w:rFonts w:cstheme="minorHAnsi"/>
+          <w:b/>
+          <w:bCs/>
+          <w:color w:val="000000" w:themeColor="text1"/>
+          <w:highlight w:val="green"/>
+        </w:rPr>
+        <w:t>MaxAge</w:t>
+      </w:r>
+      <w:proofErr w:type="spellEnd"/>
+      <w:r>
+        <w:rPr>
+          <w:rFonts w:cstheme="minorHAnsi"/>
+          <w:b/>
+          <w:bCs/>
+          <w:color w:val="000000" w:themeColor="text1"/>
+          <w:highlight w:val="green"/>
+        </w:rPr>
+        <w:t xml:space="preserve"> :</w:t>
+      </w:r>
+      <w:proofErr w:type="gramEnd"/>
+      <w:r>
+        <w:rPr>
+          <w:rFonts w:cstheme="minorHAnsi"/>
+          <w:b/>
+          <w:bCs/>
+          <w:color w:val="000000" w:themeColor="text1"/>
+          <w:highlight w:val="green"/>
+        </w:rPr>
+        <w:t xml:space="preserve"> </w:t>
+      </w:r>
+      <w:proofErr w:type="spellStart"/>
+      <w:r>
+        <w:rPr>
+          <w:rFonts w:cstheme="minorHAnsi"/>
+          <w:b/>
+          <w:bCs/>
+          <w:color w:val="000000" w:themeColor="text1"/>
+          <w:highlight w:val="green"/>
+        </w:rPr>
+        <w:t>ForwardDelay</w:t>
+      </w:r>
+      <w:proofErr w:type="spellEnd"/>
+      <w:r>
+        <w:rPr>
+          <w:rFonts w:cstheme="minorHAnsi"/>
+          <w:b/>
+          <w:bCs/>
+          <w:color w:val="000000" w:themeColor="text1"/>
+          <w:highlight w:val="green"/>
+        </w:rPr>
+        <w:t xml:space="preserve"> = </w:t>
+      </w:r>
+      <w:proofErr w:type="gramStart"/>
+      <w:r>
+        <w:rPr>
+          <w:rFonts w:cstheme="minorHAnsi"/>
+          <w:b/>
+          <w:bCs/>
+          <w:color w:val="000000" w:themeColor="text1"/>
+          <w:highlight w:val="green"/>
+        </w:rPr>
+        <w:t>2 :</w:t>
+      </w:r>
+      <w:proofErr w:type="gramEnd"/>
+      <w:r>
+        <w:rPr>
+          <w:rFonts w:cstheme="minorHAnsi"/>
+          <w:b/>
+          <w:bCs/>
+          <w:color w:val="000000" w:themeColor="text1"/>
+          <w:highlight w:val="green"/>
+        </w:rPr>
+        <w:t xml:space="preserve"> </w:t>
+      </w:r>
+      <w:proofErr w:type="gramStart"/>
+      <w:r>
+        <w:rPr>
+          <w:rFonts w:cstheme="minorHAnsi"/>
+          <w:b/>
+          <w:bCs/>
+          <w:color w:val="000000" w:themeColor="text1"/>
+          <w:highlight w:val="green"/>
+        </w:rPr>
+        <w:t>20 :</w:t>
+      </w:r>
+      <w:proofErr w:type="gramEnd"/>
+      <w:r>
+        <w:rPr>
+          <w:rFonts w:cstheme="minorHAnsi"/>
+          <w:b/>
+          <w:bCs/>
+          <w:color w:val="000000" w:themeColor="text1"/>
+          <w:highlight w:val="green"/>
+        </w:rPr>
+        <w:t xml:space="preserve"> 15 = </w:t>
+      </w:r>
+      <w:proofErr w:type="gramStart"/>
+      <w:r>
+        <w:rPr>
+          <w:rFonts w:cstheme="minorHAnsi"/>
+          <w:b/>
+          <w:bCs/>
+          <w:color w:val="000000" w:themeColor="text1"/>
+          <w:highlight w:val="green"/>
+        </w:rPr>
+        <w:t>1 :</w:t>
+      </w:r>
+      <w:proofErr w:type="gramEnd"/>
+      <w:r>
+        <w:rPr>
+          <w:rFonts w:cstheme="minorHAnsi"/>
+          <w:b/>
+          <w:bCs/>
+          <w:color w:val="000000" w:themeColor="text1"/>
+          <w:highlight w:val="green"/>
+        </w:rPr>
+        <w:t xml:space="preserve"> </w:t>
+      </w:r>
+      <w:proofErr w:type="gramStart"/>
+      <w:r>
+        <w:rPr>
+          <w:rFonts w:cstheme="minorHAnsi"/>
+          <w:b/>
+          <w:bCs/>
+          <w:color w:val="000000" w:themeColor="text1"/>
+          <w:highlight w:val="green"/>
+        </w:rPr>
+        <w:t>10 :</w:t>
+      </w:r>
+      <w:proofErr w:type="gramEnd"/>
+      <w:r>
+        <w:rPr>
+          <w:rFonts w:cstheme="minorHAnsi"/>
+          <w:b/>
+          <w:bCs/>
+          <w:color w:val="000000" w:themeColor="text1"/>
+          <w:highlight w:val="green"/>
+        </w:rPr>
+        <w:t xml:space="preserve"> 15/2</w:t>
+      </w:r>
+      <w:r>
+        <w:rPr>
+          <w:rFonts w:cstheme="minorHAnsi"/>
+          <w:b/>
+          <w:bCs/>
+          <w:color w:val="000000" w:themeColor="text1"/>
+        </w:rPr>
+        <w:br/>
+        <w:t xml:space="preserve">we need to properly know how to change the timers because each </w:t>
+      </w:r>
+      <w:proofErr w:type="gramStart"/>
+      <w:r>
+        <w:rPr>
+          <w:rFonts w:cstheme="minorHAnsi"/>
+          <w:b/>
+          <w:bCs/>
+          <w:color w:val="000000" w:themeColor="text1"/>
+        </w:rPr>
+        <w:t>timers</w:t>
+      </w:r>
+      <w:proofErr w:type="gramEnd"/>
+      <w:r>
+        <w:rPr>
+          <w:rFonts w:cstheme="minorHAnsi"/>
+          <w:b/>
+          <w:bCs/>
+          <w:color w:val="000000" w:themeColor="text1"/>
+        </w:rPr>
+        <w:t xml:space="preserve"> depends upon some specification of STP.</w:t>
       </w:r>
       <w:r>
         <w:rPr>
@@ -14703,8 +15985,9 @@
           <w:szCs w:val="32"/>
           <w:u w:val="single"/>
         </w:rPr>
-        <w:t>Protecting Switch From Unknown BPDU:</w:t>
-      </w:r>
+        <w:t xml:space="preserve">Protecting Switch </w:t>
+      </w:r>
+      <w:proofErr w:type="gramStart"/>
       <w:r>
         <w:rPr>
           <w:b/>
@@ -14714,6 +15997,29 @@
           <w:szCs w:val="32"/>
           <w:u w:val="single"/>
         </w:rPr>
+        <w:t>From</w:t>
+      </w:r>
+      <w:proofErr w:type="gramEnd"/>
+      <w:r>
+        <w:rPr>
+          <w:b/>
+          <w:bCs/>
+          <w:color w:val="C00000"/>
+          <w:sz w:val="32"/>
+          <w:szCs w:val="32"/>
+          <w:u w:val="single"/>
+        </w:rPr>
+        <w:t xml:space="preserve"> Unknown BPDU:</w:t>
+      </w:r>
+      <w:r>
+        <w:rPr>
+          <w:b/>
+          <w:bCs/>
+          <w:color w:val="C00000"/>
+          <w:sz w:val="32"/>
+          <w:szCs w:val="32"/>
+          <w:u w:val="single"/>
+        </w:rPr>
         <w:br/>
       </w:r>
       <w:r>
@@ -14767,8 +16073,21 @@
         </w:rPr>
         <w:t xml:space="preserve">APPLY: </w:t>
       </w:r>
-      <w:r>
-        <w:t xml:space="preserve">SW(conf-if)# </w:t>
+      <w:proofErr w:type="gramStart"/>
+      <w:r>
+        <w:t>SW(</w:t>
+      </w:r>
+      <w:proofErr w:type="gramEnd"/>
+      <w:r>
+        <w:t>conf-</w:t>
+      </w:r>
+      <w:proofErr w:type="gramStart"/>
+      <w:r>
+        <w:t>if)#</w:t>
+      </w:r>
+      <w:proofErr w:type="gramEnd"/>
+      <w:r>
+        <w:t xml:space="preserve"> </w:t>
       </w:r>
       <w:r>
         <w:t>spanning-tree guard root</w:t>
@@ -14793,8 +16112,13 @@
         <w:t>W</w:t>
       </w:r>
       <w:r>
-        <w:t># show spanning-tree inconsistentports</w:t>
-      </w:r>
+        <w:t xml:space="preserve"># show spanning-tree </w:t>
+      </w:r>
+      <w:proofErr w:type="spellStart"/>
+      <w:r>
+        <w:t>inconsistentports</w:t>
+      </w:r>
+      <w:proofErr w:type="spellEnd"/>
     </w:p>
     <w:p>
       <w:pPr>
@@ -15364,7 +16688,7 @@
           <w:noProof/>
         </w:rPr>
         <w:drawing>
-          <wp:anchor distT="0" distB="0" distL="114300" distR="114300" simplePos="0" relativeHeight="251685888" behindDoc="0" locked="0" layoutInCell="1" allowOverlap="1" wp14:anchorId="1268EAD2" wp14:editId="060AED5B">
+          <wp:anchor distT="0" distB="0" distL="114300" distR="114300" simplePos="0" relativeHeight="251685888" behindDoc="0" locked="0" layoutInCell="1" allowOverlap="1" wp14:anchorId="1268EAD2" wp14:editId="020B411D">
             <wp:simplePos x="0" y="0"/>
             <wp:positionH relativeFrom="column">
               <wp:posOffset>-27667</wp:posOffset>
@@ -16649,7 +17973,21 @@
         <w:rPr>
           <w:color w:val="000000" w:themeColor="text1"/>
         </w:rPr>
-        <w:t xml:space="preserve"> Apply to all user ports where PortFast is enabled. </w:t>
+        <w:t xml:space="preserve"> Apply to all user ports where </w:t>
+      </w:r>
+      <w:proofErr w:type="spellStart"/>
+      <w:r>
+        <w:rPr>
+          <w:color w:val="000000" w:themeColor="text1"/>
+        </w:rPr>
+        <w:t>PortFast</w:t>
+      </w:r>
+      <w:proofErr w:type="spellEnd"/>
+      <w:r>
+        <w:rPr>
+          <w:color w:val="000000" w:themeColor="text1"/>
+        </w:rPr>
+        <w:t xml:space="preserve"> is enabled. </w:t>
       </w:r>
       <w:r>
         <w:rPr>
@@ -17216,7 +18554,20 @@
         <w:rPr>
           <w:noProof/>
         </w:rPr>
-        <w:t xml:space="preserve"> – It is a backup path to a segment where another bridge port is already connected. These ports receive BPDUs from their switches but they remain in a blocked state.</w:t>
+        <w:t xml:space="preserve"> – It is a backup path to a segment where another bridge port is already connected. These </w:t>
+      </w:r>
+      <w:r>
+        <w:rPr>
+          <w:noProof/>
+        </w:rPr>
+        <w:br/>
+        <w:t xml:space="preserve">      </w:t>
+      </w:r>
+      <w:r>
+        <w:rPr>
+          <w:noProof/>
+        </w:rPr>
+        <w:t>ports receive BPDUs from their switches but they remain in a blocked state.</w:t>
       </w:r>
       <w:r>
         <w:rPr>
@@ -17547,13 +18898,7 @@
           <w:noProof/>
         </w:rPr>
         <w:br/>
-        <w:t>BPDU</w:t>
-      </w:r>
-      <w:r>
-        <w:rPr>
-          <w:noProof/>
-        </w:rPr>
-        <w:t xml:space="preserve"> version 2 – RSTP</w:t>
+        <w:t>BPDU version 2 – RSTP</w:t>
       </w:r>
       <w:r>
         <w:rPr>
@@ -17724,15 +19069,7 @@
           <w:bCs/>
           <w:noProof/>
         </w:rPr>
-        <w:t xml:space="preserve">1. </w:t>
-      </w:r>
-      <w:r>
-        <w:rPr>
-          <w:b/>
-          <w:bCs/>
-          <w:noProof/>
-        </w:rPr>
-        <w:t>Edge Port</w:t>
+        <w:t>1. Edge Port</w:t>
       </w:r>
       <w:r>
         <w:rPr>
@@ -17850,26 +19187,14 @@
         <w:rPr>
           <w:noProof/>
         </w:rPr>
-        <w:t xml:space="preserve">It </w:t>
-      </w:r>
-      <w:r>
-        <w:rPr>
-          <w:noProof/>
-        </w:rPr>
-        <w:t xml:space="preserve">is a broad category in RSTP. It simply means any port that is not an edge port, i.e., it participates in </w:t>
-      </w:r>
-      <w:r>
-        <w:rPr>
-          <w:noProof/>
-        </w:rPr>
-        <w:br/>
-        <w:t xml:space="preserve">    </w:t>
-      </w:r>
-      <w:r>
-        <w:rPr>
-          <w:noProof/>
-        </w:rPr>
-        <w:t>spanning tree and receives BPDUs.</w:t>
+        <w:t xml:space="preserve">It is a broad category in RSTP. It simply means any port that is not an edge port, i.e., it participates in </w:t>
+      </w:r>
+      <w:r>
+        <w:rPr>
+          <w:noProof/>
+        </w:rPr>
+        <w:br/>
+        <w:t xml:space="preserve">    spanning tree and receives BPDUs.</w:t>
       </w:r>
       <w:r>
         <w:rPr>
@@ -17896,15 +19221,7 @@
           <w:bCs/>
           <w:noProof/>
         </w:rPr>
-        <w:t xml:space="preserve">3. </w:t>
-      </w:r>
-      <w:r>
-        <w:rPr>
-          <w:b/>
-          <w:bCs/>
-          <w:noProof/>
-        </w:rPr>
-        <w:t>Point-to-Point Port</w:t>
+        <w:t>3. Point-to-Point Port</w:t>
       </w:r>
       <w:r>
         <w:rPr>
@@ -18070,19 +19387,7 @@
           <w:u w:val="single"/>
         </w:rPr>
         <w:lastRenderedPageBreak/>
-        <w:t>RSTP Topology Building and Synchronization</w:t>
-      </w:r>
-      <w:r>
-        <w:rPr>
-          <w:b/>
-          <w:bCs/>
-          <w:noProof/>
-          <w:color w:val="EE0000"/>
-          <w:sz w:val="32"/>
-          <w:szCs w:val="32"/>
-          <w:u w:val="single"/>
-        </w:rPr>
-        <w:t>:</w:t>
+        <w:t>RSTP Topology Building and Synchronization:</w:t>
       </w:r>
     </w:p>
     <w:p>
@@ -18464,19 +19769,7 @@
           <w:szCs w:val="32"/>
           <w:u w:val="single"/>
         </w:rPr>
-        <w:t xml:space="preserve"> RSTP</w:t>
-      </w:r>
-      <w:r>
-        <w:rPr>
-          <w:b/>
-          <w:bCs/>
-          <w:noProof/>
-          <w:color w:val="EE0000"/>
-          <w:sz w:val="32"/>
-          <w:szCs w:val="32"/>
-          <w:u w:val="single"/>
-        </w:rPr>
-        <w:t>:</w:t>
+        <w:t xml:space="preserve"> RSTP:</w:t>
       </w:r>
     </w:p>
     <w:p>
@@ -18814,20 +20107,7 @@
           <w:highlight w:val="yellow"/>
           <w:u w:val="single"/>
         </w:rPr>
-        <w:t>Multiple Spanning Tree Protocol</w:t>
-      </w:r>
-      <w:r>
-        <w:rPr>
-          <w:b/>
-          <w:bCs/>
-          <w:noProof/>
-          <w:color w:val="EE0000"/>
-          <w:sz w:val="32"/>
-          <w:szCs w:val="32"/>
-          <w:highlight w:val="yellow"/>
-          <w:u w:val="single"/>
-        </w:rPr>
-        <w:t>:</w:t>
+        <w:t>Multiple Spanning Tree Protocol:</w:t>
       </w:r>
     </w:p>
     <w:p>
@@ -19137,7 +20417,7 @@
           <w:noProof/>
         </w:rPr>
         <w:drawing>
-          <wp:inline distT="0" distB="0" distL="0" distR="0" wp14:anchorId="670321A7" wp14:editId="45677ED3">
+          <wp:inline distT="0" distB="0" distL="0" distR="0" wp14:anchorId="670321A7" wp14:editId="1F4A577E">
             <wp:extent cx="3303905" cy="2393950"/>
             <wp:effectExtent l="0" t="0" r="0" b="6350"/>
             <wp:docPr id="192024697" name="Picture 1"/>
@@ -19383,89 +20663,1299 @@
           <w:szCs w:val="32"/>
           <w:u w:val="single"/>
         </w:rPr>
-        <w:t>MST Regions</w:t>
-      </w:r>
-      <w:r>
-        <w:rPr>
-          <w:b/>
-          <w:bCs/>
-          <w:noProof/>
-          <w:color w:val="C00000"/>
+        <w:t>MST Regions:</w:t>
+      </w:r>
+      <w:r>
+        <w:rPr>
+          <w:noProof/>
+        </w:rPr>
+        <w:br/>
+      </w:r>
+      <w:r>
+        <w:rPr>
+          <w:noProof/>
+        </w:rPr>
+        <w:t xml:space="preserve">MST works by grouping switches into </w:t>
+      </w:r>
+      <w:r>
+        <w:rPr>
+          <w:b/>
+          <w:bCs/>
+          <w:noProof/>
+        </w:rPr>
+        <w:t>regions</w:t>
+      </w:r>
+      <w:r>
+        <w:rPr>
+          <w:noProof/>
+        </w:rPr>
+        <w:t xml:space="preserve"> so they can all run the same MST configuration together. For switches to be in the same MST region, they must have three things identical:</w:t>
+      </w:r>
+      <w:r>
+        <w:rPr>
+          <w:noProof/>
+        </w:rPr>
+        <w:br/>
+      </w:r>
+      <w:r>
+        <w:rPr>
+          <w:noProof/>
+        </w:rPr>
+        <w:t>1. Configuration name (up to 32 characters)</w:t>
+      </w:r>
+      <w:r>
+        <w:rPr>
+          <w:noProof/>
+        </w:rPr>
+        <w:br/>
+        <w:t>2. Configuration revision number (0–65535)</w:t>
+      </w:r>
+      <w:r>
+        <w:rPr>
+          <w:noProof/>
+        </w:rPr>
+        <w:br/>
+        <w:t>3. Instance-to-VLAN mapping table (decides which VLAN belongs to which MST instance)</w:t>
+      </w:r>
+    </w:p>
+    <w:p>
+      <w:pPr>
+        <w:ind w:right="-489"/>
+        <w:jc w:val="both"/>
+        <w:rPr>
+          <w:noProof/>
+        </w:rPr>
+      </w:pPr>
+      <w:r>
+        <w:rPr>
+          <w:noProof/>
+        </w:rPr>
+        <w:t xml:space="preserve">Above one In sentence: </w:t>
+      </w:r>
+      <w:r>
+        <w:rPr>
+          <w:noProof/>
+        </w:rPr>
+        <w:t>If two switches have the same MST configuration attributes (name, revision number, VLAN-to-instance mapping), they are in the same MST region and can share the same STP instances.</w:t>
+      </w:r>
+    </w:p>
+    <w:p>
+      <w:pPr>
+        <w:ind w:right="-489"/>
+        <w:jc w:val="both"/>
+        <w:rPr>
+          <w:noProof/>
+        </w:rPr>
+      </w:pPr>
+      <w:r>
+        <w:rPr>
+          <w:noProof/>
+        </w:rPr>
+        <w:t xml:space="preserve">If the attributes don’t match, they are considered part of different regions. The point where two regions meet is called the </w:t>
+      </w:r>
+      <w:r>
+        <w:rPr>
+          <w:b/>
+          <w:bCs/>
+          <w:noProof/>
+          <w:highlight w:val="yellow"/>
+        </w:rPr>
+        <w:t>MST region boundary</w:t>
+      </w:r>
+      <w:r>
+        <w:rPr>
+          <w:noProof/>
+        </w:rPr>
+        <w:t>. This can also happen when MST connects to a traditional STP (802.1D) switch.</w:t>
+      </w:r>
+    </w:p>
+    <w:p>
+      <w:pPr>
+        <w:ind w:right="-489"/>
+        <w:jc w:val="both"/>
+        <w:rPr>
+          <w:noProof/>
+        </w:rPr>
+      </w:pPr>
+      <w:r>
+        <w:rPr>
+          <w:noProof/>
+        </w:rPr>
+        <w:t xml:space="preserve">MST BPDUs carry these configuration attributes so switches can compare them. </w:t>
+      </w:r>
+      <w:r>
+        <w:rPr>
+          <w:noProof/>
+          <w:highlight w:val="cyan"/>
+        </w:rPr>
+        <w:t xml:space="preserve">But instead of sending the full VLAN mapping table (which could be huge), they send a </w:t>
+      </w:r>
+      <w:r>
+        <w:rPr>
+          <w:b/>
+          <w:bCs/>
+          <w:noProof/>
+          <w:highlight w:val="cyan"/>
+        </w:rPr>
+        <w:t>digest (hash value)</w:t>
+      </w:r>
+      <w:r>
+        <w:rPr>
+          <w:noProof/>
+          <w:highlight w:val="cyan"/>
+        </w:rPr>
+        <w:t xml:space="preserve"> of the table</w:t>
+      </w:r>
+      <w:r>
+        <w:rPr>
+          <w:noProof/>
+        </w:rPr>
+        <w:t>. If the digest matches, the mappings are the same. If not, the switches know they are in different regions.</w:t>
+      </w:r>
+    </w:p>
+    <w:p>
+      <w:pPr>
+        <w:spacing w:after="0"/>
+        <w:ind w:right="-489"/>
+        <w:jc w:val="both"/>
+        <w:rPr>
+          <w:b/>
+          <w:bCs/>
+          <w:noProof/>
+          <w:color w:val="EE0000"/>
           <w:sz w:val="32"/>
           <w:szCs w:val="32"/>
           <w:u w:val="single"/>
         </w:rPr>
+      </w:pPr>
+      <w:r>
+        <w:rPr>
+          <w:b/>
+          <w:bCs/>
+          <w:noProof/>
+          <w:color w:val="EE0000"/>
+          <w:sz w:val="32"/>
+          <w:szCs w:val="32"/>
+          <w:u w:val="single"/>
+        </w:rPr>
+        <w:t>Spanning-Tree Instances Within MST:</w:t>
+      </w:r>
+    </w:p>
+    <w:p>
+      <w:pPr>
+        <w:spacing w:after="0"/>
+        <w:ind w:right="-489"/>
+        <w:jc w:val="both"/>
+        <w:rPr>
+          <w:noProof/>
+          <w:color w:val="EE0000"/>
+          <w:sz w:val="32"/>
+          <w:szCs w:val="32"/>
+          <w:u w:val="single"/>
+        </w:rPr>
+      </w:pPr>
+      <w:r>
+        <w:rPr>
+          <w:noProof/>
+        </w:rPr>
+        <w:t>In Multiple Spanning Tree (MST), different VLANs can be grouped and mapped to their own spanning-tree instances. However, MST also needs to interoperate with other STP types (like CST, PVST+, RSTP). To achieve this, the network is viewed as having a single Common Spanning Tree (CST) that ties everything together. This CST acts as the overarching loop-free topology for the entire enterprise network, regardless of how many VLANs or MST regions exist inside.</w:t>
+      </w:r>
+    </w:p>
+    <w:p>
+      <w:pPr>
+        <w:ind w:right="-489"/>
+        <w:rPr>
+          <w:noProof/>
+        </w:rPr>
+      </w:pPr>
+      <w:r>
+        <w:rPr>
+          <w:noProof/>
+          <w:highlight w:val="cyan"/>
+        </w:rPr>
+        <w:t>From CST’s perspective, each MST region is treated like a single logical bridge or switch</w:t>
+      </w:r>
+      <w:r>
+        <w:rPr>
+          <w:b/>
+          <w:bCs/>
+          <w:noProof/>
+        </w:rPr>
+        <w:t>.</w:t>
+      </w:r>
+      <w:r>
+        <w:rPr>
+          <w:noProof/>
+        </w:rPr>
+        <w:t xml:space="preserve"> CST doesn’t look inside the region—it only cares about the links between MST regions and any standalone switches running CST. This ensures that the loop-free topology is preserved across the whole network, even when multiple STP types and MST regions are mixed together.</w:t>
+      </w:r>
+    </w:p>
+    <w:p>
+      <w:pPr>
+        <w:ind w:right="-489"/>
+        <w:rPr>
+          <w:b/>
+          <w:bCs/>
+          <w:noProof/>
+          <w:color w:val="EE0000"/>
+          <w:sz w:val="32"/>
+          <w:szCs w:val="32"/>
+          <w:u w:val="single"/>
+        </w:rPr>
+      </w:pPr>
+    </w:p>
+    <w:p>
+      <w:pPr>
+        <w:ind w:right="-489"/>
+        <w:rPr>
+          <w:b/>
+          <w:bCs/>
+          <w:noProof/>
+          <w:color w:val="EE0000"/>
+          <w:sz w:val="32"/>
+          <w:szCs w:val="32"/>
+          <w:u w:val="single"/>
+        </w:rPr>
+      </w:pPr>
+      <w:r>
+        <w:rPr>
+          <w:b/>
+          <w:bCs/>
+          <w:noProof/>
+          <w:color w:val="EE0000"/>
+          <w:sz w:val="32"/>
+          <w:szCs w:val="32"/>
+          <w:u w:val="single"/>
+        </w:rPr>
+        <w:t>IST Instances</w:t>
+      </w:r>
+      <w:r>
+        <w:rPr>
+          <w:b/>
+          <w:bCs/>
+          <w:noProof/>
+          <w:color w:val="EE0000"/>
+          <w:sz w:val="32"/>
+          <w:szCs w:val="32"/>
+          <w:u w:val="single"/>
+        </w:rPr>
         <w:t>:</w:t>
       </w:r>
       <w:r>
         <w:rPr>
-          <w:noProof/>
-        </w:rPr>
-        <w:br/>
-      </w:r>
-      <w:r>
-        <w:rPr>
-          <w:noProof/>
-        </w:rPr>
-        <w:t xml:space="preserve">MST works by grouping switches into </w:t>
-      </w:r>
-      <w:r>
-        <w:rPr>
-          <w:b/>
-          <w:bCs/>
-          <w:noProof/>
-        </w:rPr>
-        <w:t>regions</w:t>
-      </w:r>
-      <w:r>
-        <w:rPr>
-          <w:noProof/>
-        </w:rPr>
-        <w:t xml:space="preserve"> so they can all run the same MST configuration together. For switches to be in the same MST region, they must have three things identical:</w:t>
-      </w:r>
-      <w:r>
-        <w:rPr>
-          <w:noProof/>
-        </w:rPr>
-        <w:br/>
-      </w:r>
-      <w:r>
-        <w:rPr>
-          <w:noProof/>
-        </w:rPr>
+          <w:b/>
+          <w:bCs/>
+          <w:noProof/>
+          <w:color w:val="EE0000"/>
+          <w:sz w:val="32"/>
+          <w:szCs w:val="32"/>
+          <w:u w:val="single"/>
+        </w:rPr>
+        <w:br/>
+      </w:r>
+      <w:r>
+        <w:rPr>
+          <w:noProof/>
+        </w:rPr>
+        <w:t>Inside an MST region, the CST outside only sees the region as one logical switch. But something still needs to handle spanning-tree inside the region, making sure that all the switches within the region stay loop-free. This job is done by the Internal Spanning Tree (IST).</w:t>
+      </w:r>
+    </w:p>
+    <w:p>
+      <w:pPr>
+        <w:ind w:right="-489"/>
+        <w:rPr>
+          <w:noProof/>
+        </w:rPr>
+      </w:pPr>
+      <w:r>
+        <w:rPr>
+          <w:noProof/>
+        </w:rPr>
+        <w:t>The IST is like a locally significant CST that runs only inside the region. It ensures a loop-free topology between the boundary switches (where CST connects) and all internal switches in the region. Once the IST converges, it presents the whole MST region as a single virtual bridge to the outside CST.</w:t>
+      </w:r>
+    </w:p>
+    <w:p>
+      <w:pPr>
+        <w:ind w:right="-489"/>
+        <w:rPr>
+          <w:noProof/>
+        </w:rPr>
+      </w:pPr>
+    </w:p>
+    <w:p>
+      <w:pPr>
+        <w:ind w:right="-489"/>
+        <w:rPr>
+          <w:noProof/>
+        </w:rPr>
+      </w:pPr>
+      <w:r>
+        <w:rPr>
+          <w:noProof/>
+        </w:rPr>
+        <w:lastRenderedPageBreak/>
+        <w:t>To the CST outside, it looks like it’s talking to just one big switch. BPDUs are exchanged only at the region boundaries, and always over the native VLAN on trunks. This keeps the spanning-tree communication simple, even though inside the region multiple switches and MST instances may exist.</w:t>
+      </w:r>
+    </w:p>
+    <w:p>
+      <w:pPr>
+        <w:ind w:right="-489"/>
+        <w:rPr>
+          <w:b/>
+          <w:bCs/>
+          <w:noProof/>
+          <w:color w:val="EE0000"/>
+          <w:sz w:val="32"/>
+          <w:szCs w:val="32"/>
+        </w:rPr>
+      </w:pPr>
+      <w:r>
+        <w:rPr>
+          <w:b/>
+          <w:bCs/>
+          <w:noProof/>
+          <w:color w:val="EE0000"/>
+          <w:sz w:val="32"/>
+          <w:szCs w:val="32"/>
+        </w:rPr>
+        <w:t xml:space="preserve">      </w:t>
+      </w:r>
+      <w:r>
+        <w:rPr>
+          <w:noProof/>
+          <w:color w:val="EE0000"/>
+          <w:sz w:val="32"/>
+          <w:szCs w:val="32"/>
+        </w:rPr>
+        <w:drawing>
+          <wp:inline distT="0" distB="0" distL="0" distR="0" wp14:anchorId="2F4AB8F2" wp14:editId="581E2C89">
+            <wp:extent cx="5943600" cy="2634343"/>
+            <wp:effectExtent l="0" t="0" r="0" b="0"/>
+            <wp:docPr id="1806125554" name="Picture 1"/>
+            <wp:cNvGraphicFramePr>
+              <a:graphicFrameLocks xmlns:a="http://schemas.openxmlformats.org/drawingml/2006/main" noChangeAspect="1"/>
+            </wp:cNvGraphicFramePr>
+            <a:graphic xmlns:a="http://schemas.openxmlformats.org/drawingml/2006/main">
+              <a:graphicData uri="http://schemas.openxmlformats.org/drawingml/2006/picture">
+                <pic:pic xmlns:pic="http://schemas.openxmlformats.org/drawingml/2006/picture">
+                  <pic:nvPicPr>
+                    <pic:cNvPr id="1806125554" name=""/>
+                    <pic:cNvPicPr/>
+                  </pic:nvPicPr>
+                  <pic:blipFill rotWithShape="1">
+                    <a:blip r:embed="rId71"/>
+                    <a:srcRect b="1553"/>
+                    <a:stretch>
+                      <a:fillRect/>
+                    </a:stretch>
+                  </pic:blipFill>
+                  <pic:spPr bwMode="auto">
+                    <a:xfrm>
+                      <a:off x="0" y="0"/>
+                      <a:ext cx="5943600" cy="2634343"/>
+                    </a:xfrm>
+                    <a:prstGeom prst="rect">
+                      <a:avLst/>
+                    </a:prstGeom>
+                    <a:ln>
+                      <a:noFill/>
+                    </a:ln>
+                    <a:extLst>
+                      <a:ext uri="{53640926-AAD7-44D8-BBD7-CCE9431645EC}">
+                        <a14:shadowObscured xmlns:a14="http://schemas.microsoft.com/office/drawing/2010/main"/>
+                      </a:ext>
+                    </a:extLst>
+                  </pic:spPr>
+                </pic:pic>
+              </a:graphicData>
+            </a:graphic>
+          </wp:inline>
+        </w:drawing>
+      </w:r>
+    </w:p>
+    <w:p>
+      <w:pPr>
+        <w:ind w:right="-489"/>
+        <w:rPr>
+          <w:noProof/>
+        </w:rPr>
+      </w:pPr>
+      <w:r>
+        <w:rPr>
+          <w:b/>
+          <w:bCs/>
+          <w:noProof/>
+          <w:color w:val="EE0000"/>
+          <w:sz w:val="32"/>
+          <w:szCs w:val="32"/>
+          <w:u w:val="single"/>
+        </w:rPr>
+        <w:t>MST Instances:</w:t>
+      </w:r>
+      <w:r>
+        <w:rPr>
+          <w:b/>
+          <w:bCs/>
+          <w:noProof/>
+          <w:color w:val="EE0000"/>
+          <w:sz w:val="32"/>
+          <w:szCs w:val="32"/>
+          <w:u w:val="single"/>
+        </w:rPr>
+        <w:br/>
+      </w:r>
+      <w:r>
+        <w:rPr>
+          <w:noProof/>
+        </w:rPr>
+        <w:t>The main idea of MST (Multiple Spanning Tree) is that you don’t need to run one STP instance for every VLAN. Instead, you can map many VLANs to fewer STP instances.</w:t>
+      </w:r>
+      <w:r>
+        <w:rPr>
+          <w:noProof/>
+        </w:rPr>
+        <w:br/>
+        <w:t>•  Inside an MST region, there are two kinds of instances:</w:t>
+      </w:r>
+      <w:r>
+        <w:rPr>
+          <w:noProof/>
+        </w:rPr>
+        <w:br/>
+        <w:t xml:space="preserve">    </w:t>
+      </w:r>
+      <w:r>
+        <w:rPr>
+          <w:noProof/>
+        </w:rPr>
+        <w:sym w:font="Wingdings" w:char="F0E0"/>
+      </w:r>
+      <w:r>
+        <w:rPr>
+          <w:noProof/>
+        </w:rPr>
+        <w:t xml:space="preserve"> </w:t>
+      </w:r>
+      <w:r>
+        <w:rPr>
+          <w:b/>
+          <w:bCs/>
+          <w:noProof/>
+        </w:rPr>
+        <w:t>IST (Internal Spanning Tree)</w:t>
+      </w:r>
+      <w:r>
+        <w:rPr>
+          <w:noProof/>
+        </w:rPr>
+        <w:t xml:space="preserve"> — </w:t>
+      </w:r>
+      <w:r>
+        <w:rPr>
+          <w:noProof/>
+        </w:rPr>
+        <w:t xml:space="preserve">always exists as </w:t>
+      </w:r>
+      <w:r>
+        <w:rPr>
+          <w:b/>
+          <w:bCs/>
+          <w:noProof/>
+        </w:rPr>
+        <w:t>MST Instance 0</w:t>
+      </w:r>
+      <w:r>
+        <w:rPr>
+          <w:noProof/>
+        </w:rPr>
+        <w:t xml:space="preserve">. It keeps the region loop-free and </w:t>
+      </w:r>
+      <w:r>
+        <w:rPr>
+          <w:noProof/>
+        </w:rPr>
+        <w:br/>
+        <w:t xml:space="preserve">          </w:t>
+      </w:r>
+      <w:r>
+        <w:rPr>
+          <w:noProof/>
+        </w:rPr>
+        <w:t>represents the region as one switch to the outside CST.</w:t>
+      </w:r>
+      <w:r>
+        <w:rPr>
+          <w:noProof/>
+        </w:rPr>
+        <w:br/>
+        <w:t xml:space="preserve">    </w:t>
+      </w:r>
+      <w:r>
+        <w:rPr>
+          <w:noProof/>
+        </w:rPr>
+        <w:sym w:font="Wingdings" w:char="F0E0"/>
+      </w:r>
+      <w:r>
+        <w:rPr>
+          <w:noProof/>
+        </w:rPr>
+        <w:t xml:space="preserve"> </w:t>
+      </w:r>
+      <w:r>
+        <w:rPr>
+          <w:b/>
+          <w:bCs/>
+          <w:noProof/>
+        </w:rPr>
+        <w:t>MSTIs (Multiple Spanning Tree Instances)</w:t>
+      </w:r>
+      <w:r>
+        <w:rPr>
+          <w:noProof/>
+        </w:rPr>
+        <w:t xml:space="preserve"> </w:t>
+      </w:r>
+      <w:r>
+        <w:rPr>
+          <w:noProof/>
+        </w:rPr>
+        <w:t xml:space="preserve">— </w:t>
+      </w:r>
+      <w:r>
+        <w:rPr>
+          <w:noProof/>
+        </w:rPr>
+        <w:t>thes</w:t>
+      </w:r>
+      <w:r>
+        <w:rPr>
+          <w:noProof/>
+        </w:rPr>
+        <w:t xml:space="preserve">e </w:t>
+      </w:r>
+      <w:r>
+        <w:rPr>
+          <w:noProof/>
+        </w:rPr>
+        <w:t xml:space="preserve"> are the instances you create for load balancing.</w:t>
+      </w:r>
+    </w:p>
+    <w:p>
+      <w:pPr>
+        <w:ind w:right="-489"/>
+        <w:rPr>
+          <w:noProof/>
+        </w:rPr>
+      </w:pPr>
+      <w:r>
+        <w:rPr>
+          <w:noProof/>
+        </w:rPr>
+        <w:t>• Cisco allows up to 16 instances per region:</w:t>
+      </w:r>
+      <w:r>
+        <w:rPr>
+          <w:noProof/>
+        </w:rPr>
+        <w:br/>
+        <w:t xml:space="preserve">            MSTI 0 = IST (always there).</w:t>
+      </w:r>
+      <w:r>
+        <w:rPr>
+          <w:noProof/>
+        </w:rPr>
+        <w:br/>
+        <w:t xml:space="preserve">            MSTI 1–15 = available for mapping VLANs.</w:t>
+      </w:r>
+    </w:p>
+    <w:p>
+      <w:pPr>
+        <w:ind w:right="-489"/>
+        <w:jc w:val="both"/>
+        <w:rPr>
+          <w:noProof/>
+        </w:rPr>
+      </w:pPr>
+      <w:r>
+        <w:rPr>
+          <w:noProof/>
+        </w:rPr>
+        <w:br/>
+      </w:r>
+      <w:r>
+        <w:rPr>
+          <w:noProof/>
+        </w:rPr>
+        <w:br/>
+      </w:r>
+      <w:r>
+        <w:rPr>
+          <w:noProof/>
+        </w:rPr>
+        <w:drawing>
+          <wp:anchor distT="0" distB="0" distL="114300" distR="114300" simplePos="0" relativeHeight="251687936" behindDoc="0" locked="0" layoutInCell="1" allowOverlap="1" wp14:anchorId="43818358" wp14:editId="4C535BCC">
+            <wp:simplePos x="0" y="0"/>
+            <wp:positionH relativeFrom="column">
+              <wp:posOffset>0</wp:posOffset>
+            </wp:positionH>
+            <wp:positionV relativeFrom="paragraph">
+              <wp:posOffset>1270</wp:posOffset>
+            </wp:positionV>
+            <wp:extent cx="4114661" cy="2645954"/>
+            <wp:effectExtent l="0" t="0" r="635" b="2540"/>
+            <wp:wrapSquare wrapText="bothSides"/>
+            <wp:docPr id="225724330" name="Picture 1"/>
+            <wp:cNvGraphicFramePr>
+              <a:graphicFrameLocks xmlns:a="http://schemas.openxmlformats.org/drawingml/2006/main" noChangeAspect="1"/>
+            </wp:cNvGraphicFramePr>
+            <a:graphic xmlns:a="http://schemas.openxmlformats.org/drawingml/2006/main">
+              <a:graphicData uri="http://schemas.openxmlformats.org/drawingml/2006/picture">
+                <pic:pic xmlns:pic="http://schemas.openxmlformats.org/drawingml/2006/picture">
+                  <pic:nvPicPr>
+                    <pic:cNvPr id="225724330" name=""/>
+                    <pic:cNvPicPr/>
+                  </pic:nvPicPr>
+                  <pic:blipFill rotWithShape="1">
+                    <a:blip r:embed="rId72">
+                      <a:extLst>
+                        <a:ext uri="{28A0092B-C50C-407E-A947-70E740481C1C}">
+                          <a14:useLocalDpi xmlns:a14="http://schemas.microsoft.com/office/drawing/2010/main" val="0"/>
+                        </a:ext>
+                      </a:extLst>
+                    </a:blip>
+                    <a:srcRect t="4141"/>
+                    <a:stretch>
+                      <a:fillRect/>
+                    </a:stretch>
+                  </pic:blipFill>
+                  <pic:spPr bwMode="auto">
+                    <a:xfrm>
+                      <a:off x="0" y="0"/>
+                      <a:ext cx="4114661" cy="2645954"/>
+                    </a:xfrm>
+                    <a:prstGeom prst="rect">
+                      <a:avLst/>
+                    </a:prstGeom>
+                    <a:ln>
+                      <a:noFill/>
+                    </a:ln>
+                    <a:extLst>
+                      <a:ext uri="{53640926-AAD7-44D8-BBD7-CCE9431645EC}">
+                        <a14:shadowObscured xmlns:a14="http://schemas.microsoft.com/office/drawing/2010/main"/>
+                      </a:ext>
+                    </a:extLst>
+                  </pic:spPr>
+                </pic:pic>
+              </a:graphicData>
+            </a:graphic>
+          </wp:anchor>
+        </w:drawing>
+      </w:r>
+      <w:r>
+        <w:rPr>
+          <w:noProof/>
+        </w:rPr>
+        <w:t>Here, within the same MST region, we have two different instances. Each instance maintenance its own logical topology to form the loop-free topology. For entire region, one instance is present, which is reposible for behaving this entire region as a single logical switch.</w:t>
+      </w:r>
+    </w:p>
+    <w:p>
+      <w:pPr>
+        <w:ind w:right="-489"/>
+        <w:rPr>
+          <w:noProof/>
+        </w:rPr>
+      </w:pPr>
+    </w:p>
+    <w:p>
+      <w:pPr>
+        <w:ind w:right="-489"/>
+        <w:rPr>
+          <w:b/>
+          <w:bCs/>
+          <w:noProof/>
+          <w:color w:val="EE0000"/>
+          <w:sz w:val="32"/>
+          <w:szCs w:val="32"/>
+          <w:u w:val="single"/>
+        </w:rPr>
+      </w:pPr>
+    </w:p>
+    <w:p>
+      <w:pPr>
+        <w:ind w:right="-489"/>
+        <w:rPr>
+          <w:noProof/>
+        </w:rPr>
+      </w:pPr>
+    </w:p>
+    <w:p>
+      <w:pPr>
+        <w:ind w:right="-489"/>
+        <w:rPr>
+          <w:noProof/>
+        </w:rPr>
+      </w:pPr>
+    </w:p>
+    <w:p>
+      <w:pPr>
+        <w:ind w:right="-489"/>
+        <w:rPr>
+          <w:b/>
+          <w:bCs/>
+          <w:noProof/>
+          <w:color w:val="EE0000"/>
+          <w:sz w:val="32"/>
+          <w:szCs w:val="32"/>
+          <w:u w:val="single"/>
+        </w:rPr>
+      </w:pPr>
+      <w:r>
+        <w:rPr>
+          <w:b/>
+          <w:bCs/>
+          <w:noProof/>
+          <w:color w:val="EE0000"/>
+          <w:sz w:val="32"/>
+          <w:szCs w:val="32"/>
+          <w:u w:val="single"/>
+        </w:rPr>
+        <w:t>MST Configuration:</w:t>
+      </w:r>
+    </w:p>
+    <w:p>
+      <w:pPr>
+        <w:ind w:right="-489"/>
+        <w:rPr>
+          <w:noProof/>
+        </w:rPr>
+      </w:pPr>
+      <w:r>
+        <w:rPr>
+          <w:noProof/>
+        </w:rPr>
+        <w:t xml:space="preserve">This passage describes the </w:t>
+      </w:r>
+      <w:r>
+        <w:rPr>
+          <w:b/>
+          <w:bCs/>
+          <w:noProof/>
+        </w:rPr>
+        <w:t>configuration process for Multiple Spanning Tree (MST)</w:t>
+      </w:r>
+      <w:r>
+        <w:rPr>
+          <w:noProof/>
+        </w:rPr>
+        <w:t>, which is part of the IEEE 802.1s standard and allows you to map multiple VLANs to a smaller number of spanning-tree instances — improving scalability and efficiency compared to PVST+.</w:t>
+      </w:r>
+    </w:p>
+    <w:p>
+      <w:pPr>
+        <w:ind w:right="-489"/>
+        <w:rPr>
+          <w:noProof/>
+        </w:rPr>
+      </w:pPr>
+      <w:r>
+        <w:rPr>
+          <w:noProof/>
+        </w:rPr>
+        <w:t xml:space="preserve">Here’s a </w:t>
+      </w:r>
+      <w:r>
+        <w:rPr>
+          <w:b/>
+          <w:bCs/>
+          <w:noProof/>
+        </w:rPr>
+        <w:t>simplified summary of the configuration steps:</w:t>
+      </w:r>
+    </w:p>
+    <w:p>
+      <w:pPr>
+        <w:ind w:right="-489"/>
+        <w:rPr>
+          <w:noProof/>
+        </w:rPr>
+      </w:pPr>
+      <w:r>
+        <w:rPr>
+          <w:b/>
+          <w:bCs/>
+          <w:noProof/>
+        </w:rPr>
+        <w:lastRenderedPageBreak/>
         <w:t xml:space="preserve">1. </w:t>
       </w:r>
       <w:r>
         <w:rPr>
-          <w:noProof/>
-        </w:rPr>
-        <w:t>Configuration name (up to 32 characters)</w:t>
-      </w:r>
-      <w:r>
-        <w:rPr>
-          <w:noProof/>
-        </w:rPr>
-        <w:br/>
+          <w:b/>
+          <w:bCs/>
+          <w:noProof/>
+        </w:rPr>
+        <w:t>Enable MST mode</w:t>
+      </w:r>
+      <w:r>
+        <w:rPr>
+          <w:noProof/>
+        </w:rPr>
+        <w:br/>
+      </w:r>
+      <w:r>
+        <w:rPr>
+          <w:noProof/>
+        </w:rPr>
+        <w:t>S</w:t>
+      </w:r>
+      <w:r>
+        <w:rPr>
+          <w:noProof/>
+        </w:rPr>
+        <w:t>W</w:t>
+      </w:r>
+      <w:r>
+        <w:rPr>
+          <w:noProof/>
+        </w:rPr>
+        <w:t>config)# spanning-tree mode mst</w:t>
+      </w:r>
+      <w:r>
+        <w:rPr>
+          <w:noProof/>
+        </w:rPr>
+        <w:br/>
+      </w:r>
+      <w:r>
+        <w:rPr>
+          <w:noProof/>
+        </w:rPr>
+        <w:t>This switches the spanning tree operation from PVST+/RSTP to MST.</w:t>
+      </w:r>
+    </w:p>
+    <w:p>
+      <w:pPr>
+        <w:ind w:right="-489"/>
+        <w:rPr>
+          <w:noProof/>
+        </w:rPr>
+      </w:pPr>
+      <w:r>
+        <w:rPr>
+          <w:b/>
+          <w:bCs/>
+          <w:noProof/>
+        </w:rPr>
         <w:t xml:space="preserve">2. </w:t>
       </w:r>
       <w:r>
         <w:rPr>
-          <w:noProof/>
-        </w:rPr>
-        <w:t>Configuration revision number (0–65535)</w:t>
-      </w:r>
-      <w:r>
-        <w:rPr>
-          <w:noProof/>
-        </w:rPr>
-        <w:br/>
+          <w:b/>
+          <w:bCs/>
+          <w:noProof/>
+        </w:rPr>
+        <w:t>Enter MST configuration mode</w:t>
+      </w:r>
+      <w:r>
+        <w:rPr>
+          <w:noProof/>
+        </w:rPr>
+        <w:br/>
+      </w:r>
+      <w:r>
+        <w:rPr>
+          <w:noProof/>
+        </w:rPr>
+        <w:t>S</w:t>
+      </w:r>
+      <w:r>
+        <w:rPr>
+          <w:noProof/>
+        </w:rPr>
+        <w:t>W</w:t>
+      </w:r>
+      <w:r>
+        <w:rPr>
+          <w:noProof/>
+        </w:rPr>
+        <w:t>(config)# spanning-tree mst configuration</w:t>
+      </w:r>
+    </w:p>
+    <w:p>
+      <w:pPr>
+        <w:ind w:right="-489"/>
+        <w:rPr>
+          <w:b/>
+          <w:bCs/>
+          <w:noProof/>
+        </w:rPr>
+      </w:pPr>
+      <w:r>
+        <w:rPr>
+          <w:b/>
+          <w:bCs/>
+          <w:noProof/>
+        </w:rPr>
         <w:t xml:space="preserve">3. </w:t>
       </w:r>
       <w:r>
         <w:rPr>
-          <w:noProof/>
-        </w:rPr>
-        <w:t>Instance-to-VLAN mapping table (decides which VLAN belongs to which MST instance)</w:t>
+          <w:b/>
+          <w:bCs/>
+          <w:noProof/>
+        </w:rPr>
+        <w:t>Define the MST region name</w:t>
+      </w:r>
+      <w:r>
+        <w:rPr>
+          <w:noProof/>
+        </w:rPr>
+        <w:br/>
+      </w:r>
+      <w:r>
+        <w:rPr>
+          <w:noProof/>
+        </w:rPr>
+        <w:t>S</w:t>
+      </w:r>
+      <w:r>
+        <w:rPr>
+          <w:noProof/>
+        </w:rPr>
+        <w:t>W</w:t>
+      </w:r>
+      <w:r>
+        <w:rPr>
+          <w:noProof/>
+        </w:rPr>
+        <w:t>(config-mst)# name REGION_NAME</w:t>
+      </w:r>
+      <w:r>
+        <w:rPr>
+          <w:noProof/>
+        </w:rPr>
+        <w:br/>
+      </w:r>
+      <w:r>
+        <w:rPr>
+          <w:noProof/>
+        </w:rPr>
+        <w:t xml:space="preserve">All switches in the same MST region </w:t>
+      </w:r>
+      <w:r>
+        <w:rPr>
+          <w:b/>
+          <w:bCs/>
+          <w:noProof/>
+        </w:rPr>
+        <w:t>must have the exact same name</w:t>
+      </w:r>
+      <w:r>
+        <w:rPr>
+          <w:noProof/>
+        </w:rPr>
+        <w:t>.</w:t>
+      </w:r>
+    </w:p>
+    <w:p>
+      <w:pPr>
+        <w:ind w:right="-489"/>
+        <w:rPr>
+          <w:noProof/>
+        </w:rPr>
+      </w:pPr>
+      <w:r>
+        <w:rPr>
+          <w:b/>
+          <w:bCs/>
+          <w:noProof/>
+        </w:rPr>
+        <w:t xml:space="preserve">4. </w:t>
+      </w:r>
+      <w:r>
+        <w:rPr>
+          <w:b/>
+          <w:bCs/>
+          <w:noProof/>
+        </w:rPr>
+        <w:t>Set the revision number</w:t>
+      </w:r>
+      <w:r>
+        <w:rPr>
+          <w:noProof/>
+        </w:rPr>
+        <w:br/>
+      </w:r>
+      <w:r>
+        <w:rPr>
+          <w:noProof/>
+        </w:rPr>
+        <w:t>S</w:t>
+      </w:r>
+      <w:r>
+        <w:rPr>
+          <w:noProof/>
+        </w:rPr>
+        <w:t>W</w:t>
+      </w:r>
+      <w:r>
+        <w:rPr>
+          <w:noProof/>
+        </w:rPr>
+        <w:t>(config-mst)# revision &lt;number&gt;</w:t>
+      </w:r>
+      <w:r>
+        <w:rPr>
+          <w:noProof/>
+        </w:rPr>
+        <w:br/>
+        <w:t xml:space="preserve">Revision number </w:t>
+      </w:r>
+      <w:r>
+        <w:rPr>
+          <w:noProof/>
+        </w:rPr>
+        <w:t>Used to track configuration changes (0–65535).</w:t>
+      </w:r>
+      <w:r>
+        <w:rPr>
+          <w:noProof/>
+        </w:rPr>
+        <w:br/>
+        <w:t xml:space="preserve">It </w:t>
+      </w:r>
+      <w:r>
+        <w:rPr>
+          <w:noProof/>
+        </w:rPr>
+        <w:t>Must match across all switches in the region.</w:t>
+      </w:r>
+    </w:p>
+    <w:p>
+      <w:pPr>
+        <w:ind w:right="-489"/>
+        <w:rPr>
+          <w:noProof/>
+        </w:rPr>
+      </w:pPr>
+      <w:r>
+        <w:rPr>
+          <w:b/>
+          <w:bCs/>
+          <w:noProof/>
+        </w:rPr>
+        <w:t xml:space="preserve">5. </w:t>
+      </w:r>
+      <w:r>
+        <w:rPr>
+          <w:b/>
+          <w:bCs/>
+          <w:noProof/>
+        </w:rPr>
+        <w:t>Map VLANs to MST instances</w:t>
+      </w:r>
+      <w:r>
+        <w:rPr>
+          <w:noProof/>
+        </w:rPr>
+        <w:br/>
+      </w:r>
+      <w:r>
+        <w:rPr>
+          <w:noProof/>
+        </w:rPr>
+        <w:t>S</w:t>
+      </w:r>
+      <w:r>
+        <w:rPr>
+          <w:noProof/>
+        </w:rPr>
+        <w:t>W</w:t>
+      </w:r>
+      <w:r>
+        <w:rPr>
+          <w:noProof/>
+        </w:rPr>
+        <w:t>(config-mst)# instance &lt;instance-id&gt; vlan &lt;vlan-list&gt;</w:t>
+      </w:r>
+      <w:r>
+        <w:rPr>
+          <w:noProof/>
+        </w:rPr>
+        <w:br/>
+      </w:r>
+      <w:r>
+        <w:rPr>
+          <w:noProof/>
+        </w:rPr>
+        <w:t>Example:</w:t>
+      </w:r>
+      <w:r>
+        <w:rPr>
+          <w:noProof/>
+        </w:rPr>
+        <w:br/>
+        <w:t>instance 1 vlan 10,20,30</w:t>
+      </w:r>
+      <w:r>
+        <w:rPr>
+          <w:noProof/>
+        </w:rPr>
+        <w:br/>
+        <w:t>instance 2 vlan 40-50</w:t>
+      </w:r>
+    </w:p>
+    <w:p>
+      <w:pPr>
+        <w:ind w:right="-489"/>
+        <w:rPr>
+          <w:noProof/>
+        </w:rPr>
+      </w:pPr>
+      <w:r>
+        <w:rPr>
+          <w:noProof/>
+          <w:highlight w:val="green"/>
+        </w:rPr>
+        <w:t>VLANs not explicitly mapped remain in Instance 0 (IST) by default.</w:t>
+      </w:r>
+    </w:p>
+    <w:p>
+      <w:pPr>
+        <w:ind w:right="-489"/>
+        <w:rPr>
+          <w:noProof/>
+        </w:rPr>
+      </w:pPr>
+      <w:r>
+        <w:rPr>
+          <w:b/>
+          <w:bCs/>
+          <w:noProof/>
+        </w:rPr>
+        <w:t xml:space="preserve">6. </w:t>
+      </w:r>
+      <w:r>
+        <w:rPr>
+          <w:b/>
+          <w:bCs/>
+          <w:noProof/>
+        </w:rPr>
+        <w:t>Verify pending configuration</w:t>
+      </w:r>
+      <w:r>
+        <w:rPr>
+          <w:noProof/>
+        </w:rPr>
+        <w:br/>
+      </w:r>
+      <w:r>
+        <w:rPr>
+          <w:noProof/>
+        </w:rPr>
+        <w:t>S</w:t>
+      </w:r>
+      <w:r>
+        <w:rPr>
+          <w:noProof/>
+        </w:rPr>
+        <w:t>W</w:t>
+      </w:r>
+      <w:r>
+        <w:rPr>
+          <w:noProof/>
+        </w:rPr>
+        <w:t>(config-mst)# show pending</w:t>
+      </w:r>
+    </w:p>
+    <w:p>
+      <w:pPr>
+        <w:ind w:right="-489"/>
+        <w:rPr>
+          <w:noProof/>
+        </w:rPr>
+      </w:pPr>
+      <w:r>
+        <w:rPr>
+          <w:b/>
+          <w:bCs/>
+          <w:noProof/>
+        </w:rPr>
+        <w:t>7.</w:t>
+      </w:r>
+      <w:r>
+        <w:rPr>
+          <w:noProof/>
+        </w:rPr>
+        <w:t xml:space="preserve"> </w:t>
+      </w:r>
+      <w:r>
+        <w:rPr>
+          <w:b/>
+          <w:bCs/>
+          <w:noProof/>
+        </w:rPr>
+        <w:t>Exit and apply configuration</w:t>
+      </w:r>
+      <w:r>
+        <w:rPr>
+          <w:noProof/>
+        </w:rPr>
+        <w:br/>
+      </w:r>
+      <w:r>
+        <w:rPr>
+          <w:noProof/>
+        </w:rPr>
+        <w:t>S</w:t>
+      </w:r>
+      <w:r>
+        <w:rPr>
+          <w:noProof/>
+        </w:rPr>
+        <w:t>W</w:t>
+      </w:r>
+      <w:r>
+        <w:rPr>
+          <w:noProof/>
+        </w:rPr>
+        <w:t>(config-mst)# exit</w:t>
+      </w:r>
+    </w:p>
+    <w:p>
+      <w:pPr>
+        <w:ind w:right="-489"/>
+        <w:rPr>
+          <w:noProof/>
+        </w:rPr>
+      </w:pPr>
+      <w:r>
+        <w:rPr>
+          <w:noProof/>
+        </w:rPr>
+        <w:t>After exiting, MST becomes active, and PVST+ is automatically disabled — they cannot run simultaneously.</w:t>
+      </w:r>
+    </w:p>
+    <w:p>
+      <w:pPr>
+        <w:ind w:right="-489"/>
+        <w:rPr>
+          <w:noProof/>
+        </w:rPr>
+      </w:pPr>
+      <w:r>
+        <w:rPr>
+          <w:noProof/>
+        </w:rPr>
+        <w:t>8. check mst configuration</w:t>
+      </w:r>
+      <w:r>
+        <w:rPr>
+          <w:noProof/>
+        </w:rPr>
+        <w:br/>
+        <w:t xml:space="preserve">SW# show spanning-tree mst </w:t>
       </w:r>
     </w:p>
     <w:p>
@@ -19478,74 +21968,223 @@
       </w:pPr>
       <w:r>
         <w:rPr>
-          <w:noProof/>
-        </w:rPr>
-        <w:t>If two switches have the same MST configuration attributes (name, revision number, VLAN-to-instance mapping), they are in the same MST region and can share the same STP instances.</w:t>
-      </w:r>
-    </w:p>
-    <w:p>
-      <w:pPr>
-        <w:ind w:right="-489"/>
-        <w:jc w:val="both"/>
-        <w:rPr>
-          <w:noProof/>
-        </w:rPr>
-      </w:pPr>
-      <w:r>
-        <w:rPr>
-          <w:noProof/>
-        </w:rPr>
-        <w:t>If the attributes don’t match, they are considered part of different regions. The point where two regions meet is called the MST region boundary. This can also happen when MST connects to a traditional STP (802.1D) switch.</w:t>
-      </w:r>
-    </w:p>
-    <w:p>
-      <w:pPr>
-        <w:ind w:right="-489"/>
-        <w:jc w:val="both"/>
-        <w:rPr>
-          <w:noProof/>
-        </w:rPr>
-      </w:pPr>
-      <w:r>
-        <w:rPr>
-          <w:noProof/>
-        </w:rPr>
-        <w:t>MST BPDUs carry these configuration attributes so switches can compare them. But instead of sending the full VLAN mapping table (which could be huge), they send a digest (hash value) of the table. If the digest matches, the mappings are the same. If not, the switches know they are in different regions.</w:t>
-      </w:r>
-    </w:p>
-    <w:p>
-      <w:pPr>
-        <w:ind w:right="-489"/>
-        <w:rPr>
-          <w:noProof/>
-        </w:rPr>
-      </w:pPr>
-      <w:r>
-        <w:rPr>
-          <w:noProof/>
-        </w:rPr>
-        <w:t>Page - 265</w:t>
-      </w:r>
-    </w:p>
-    <w:p>
-      <w:pPr>
-        <w:ind w:right="-489"/>
-        <w:rPr>
-          <w:b/>
-          <w:bCs/>
-          <w:noProof/>
-        </w:rPr>
-      </w:pPr>
-    </w:p>
-    <w:p>
-      <w:pPr>
-        <w:ind w:right="-489"/>
-        <w:rPr>
-          <w:b/>
-          <w:bCs/>
-          <w:noProof/>
-        </w:rPr>
-      </w:pPr>
+          <w:b/>
+          <w:bCs/>
+          <w:noProof/>
+        </w:rPr>
+        <w:t>NOTE</w:t>
+      </w:r>
+      <w:r>
+        <w:rPr>
+          <w:b/>
+          <w:bCs/>
+          <w:noProof/>
+        </w:rPr>
+        <w:t>:</w:t>
+      </w:r>
+      <w:r>
+        <w:rPr>
+          <w:noProof/>
+        </w:rPr>
+        <w:br/>
+      </w:r>
+      <w:r>
+        <w:rPr>
+          <w:noProof/>
+        </w:rPr>
+        <w:t>MST interacts with Common Spanning Tree (CST) or legacy 802.1D using the Internal Spanning Tree (IST).</w:t>
+      </w:r>
+      <w:r>
+        <w:rPr>
+          <w:noProof/>
+        </w:rPr>
+        <w:br/>
+      </w:r>
+      <w:r>
+        <w:rPr>
+          <w:noProof/>
+        </w:rPr>
+        <w:t>MST tuning commands (timers, priorities, etc.) are similar to RSTP/STP, but they apply to MST instances instead of VLANs.</w:t>
+      </w:r>
+      <w:r>
+        <w:rPr>
+          <w:noProof/>
+        </w:rPr>
+        <w:t xml:space="preserve"> </w:t>
+      </w:r>
+      <w:r>
+        <w:rPr>
+          <w:noProof/>
+        </w:rPr>
+        <w:t>Timers apply globally to the MST region, not individually per instance</w:t>
+      </w:r>
+    </w:p>
+    <w:p>
+      <w:pPr>
+        <w:ind w:right="-489"/>
+        <w:rPr>
+          <w:noProof/>
+        </w:rPr>
+      </w:pPr>
+      <w:r>
+        <w:rPr>
+          <w:noProof/>
+        </w:rPr>
+        <w:t xml:space="preserve">         </w:t>
+      </w:r>
+      <w:r>
+        <w:rPr>
+          <w:noProof/>
+        </w:rPr>
+        <w:drawing>
+          <wp:inline distT="0" distB="0" distL="0" distR="0" wp14:anchorId="1E1E54A5" wp14:editId="7D4E9991">
+            <wp:extent cx="5932805" cy="2122805"/>
+            <wp:effectExtent l="0" t="0" r="0" b="0"/>
+            <wp:docPr id="730023965" name="Picture 11"/>
+            <wp:cNvGraphicFramePr>
+              <a:graphicFrameLocks xmlns:a="http://schemas.openxmlformats.org/drawingml/2006/main" noChangeAspect="1"/>
+            </wp:cNvGraphicFramePr>
+            <a:graphic xmlns:a="http://schemas.openxmlformats.org/drawingml/2006/main">
+              <a:graphicData uri="http://schemas.openxmlformats.org/drawingml/2006/picture">
+                <pic:pic xmlns:pic="http://schemas.openxmlformats.org/drawingml/2006/picture">
+                  <pic:nvPicPr>
+                    <pic:cNvPr id="0" name="Picture 2"/>
+                    <pic:cNvPicPr>
+                      <a:picLocks noChangeAspect="1" noChangeArrowheads="1"/>
+                    </pic:cNvPicPr>
+                  </pic:nvPicPr>
+                  <pic:blipFill>
+                    <a:blip r:embed="rId73">
+                      <a:extLst>
+                        <a:ext uri="{28A0092B-C50C-407E-A947-70E740481C1C}">
+                          <a14:useLocalDpi xmlns:a14="http://schemas.microsoft.com/office/drawing/2010/main" val="0"/>
+                        </a:ext>
+                      </a:extLst>
+                    </a:blip>
+                    <a:srcRect/>
+                    <a:stretch>
+                      <a:fillRect/>
+                    </a:stretch>
+                  </pic:blipFill>
+                  <pic:spPr bwMode="auto">
+                    <a:xfrm>
+                      <a:off x="0" y="0"/>
+                      <a:ext cx="5932805" cy="2122805"/>
+                    </a:xfrm>
+                    <a:prstGeom prst="rect">
+                      <a:avLst/>
+                    </a:prstGeom>
+                    <a:noFill/>
+                    <a:ln>
+                      <a:noFill/>
+                    </a:ln>
+                  </pic:spPr>
+                </pic:pic>
+              </a:graphicData>
+            </a:graphic>
+          </wp:inline>
+        </w:drawing>
+      </w:r>
+    </w:p>
+    <w:p>
+      <w:pPr>
+        <w:ind w:right="-489"/>
+        <w:rPr>
+          <w:noProof/>
+        </w:rPr>
+      </w:pPr>
+      <w:r>
+        <w:rPr>
+          <w:noProof/>
+        </w:rPr>
+        <w:t xml:space="preserve">         </w:t>
+      </w:r>
+      <w:r>
+        <w:rPr>
+          <w:noProof/>
+        </w:rPr>
+        <w:drawing>
+          <wp:inline distT="0" distB="0" distL="0" distR="0" wp14:anchorId="6CE44133" wp14:editId="5F2847E2">
+            <wp:extent cx="5943600" cy="930275"/>
+            <wp:effectExtent l="0" t="0" r="0" b="3175"/>
+            <wp:docPr id="1261871138" name="Picture 1"/>
+            <wp:cNvGraphicFramePr>
+              <a:graphicFrameLocks xmlns:a="http://schemas.openxmlformats.org/drawingml/2006/main" noChangeAspect="1"/>
+            </wp:cNvGraphicFramePr>
+            <a:graphic xmlns:a="http://schemas.openxmlformats.org/drawingml/2006/main">
+              <a:graphicData uri="http://schemas.openxmlformats.org/drawingml/2006/picture">
+                <pic:pic xmlns:pic="http://schemas.openxmlformats.org/drawingml/2006/picture">
+                  <pic:nvPicPr>
+                    <pic:cNvPr id="1261871138" name=""/>
+                    <pic:cNvPicPr/>
+                  </pic:nvPicPr>
+                  <pic:blipFill>
+                    <a:blip r:embed="rId74"/>
+                    <a:stretch>
+                      <a:fillRect/>
+                    </a:stretch>
+                  </pic:blipFill>
+                  <pic:spPr>
+                    <a:xfrm>
+                      <a:off x="0" y="0"/>
+                      <a:ext cx="5943600" cy="930275"/>
+                    </a:xfrm>
+                    <a:prstGeom prst="rect">
+                      <a:avLst/>
+                    </a:prstGeom>
+                  </pic:spPr>
+                </pic:pic>
+              </a:graphicData>
+            </a:graphic>
+          </wp:inline>
+        </w:drawing>
+      </w:r>
+      <w:r>
+        <w:rPr>
+          <w:noProof/>
+        </w:rPr>
+        <w:br/>
+      </w:r>
+    </w:p>
+    <w:p>
+      <w:pPr>
+        <w:ind w:right="-489"/>
+        <w:rPr>
+          <w:noProof/>
+        </w:rPr>
+      </w:pPr>
+    </w:p>
+    <w:p>
+      <w:pPr>
+        <w:ind w:right="-489"/>
+        <w:rPr>
+          <w:noProof/>
+        </w:rPr>
+      </w:pPr>
+      <w:r>
+        <w:rPr>
+          <w:b/>
+          <w:bCs/>
+          <w:noProof/>
+          <w:color w:val="EE0000"/>
+        </w:rPr>
+        <w:lastRenderedPageBreak/>
+        <w:t>Q.</w:t>
+      </w:r>
+      <w:r>
+        <w:rPr>
+          <w:noProof/>
+          <w:color w:val="EE0000"/>
+        </w:rPr>
+        <w:t xml:space="preserve"> why don’t we need to specify the instance in this commands?</w:t>
+      </w:r>
+      <w:r>
+        <w:rPr>
+          <w:noProof/>
+        </w:rPr>
+        <w:br/>
+        <w:t>Because mst instance 0 is responsible to send BPDU messages outside regions.</w:t>
+      </w:r>
     </w:p>
     <w:p>
       <w:pPr>
@@ -19774,7 +22413,6 @@
         <w:rPr>
           <w:color w:val="000000" w:themeColor="text1"/>
         </w:rPr>
-        <w:lastRenderedPageBreak/>
         <w:t xml:space="preserve">Troubleshooting Trunk Connections A trunk connection requires several parameters to be configured identically on both sides of the trunk: </w:t>
       </w:r>
       <w:r>
@@ -19990,7 +22628,20 @@
           <w:color w:val="000000" w:themeColor="text1"/>
         </w:rPr>
         <w:br/>
-        <w:t xml:space="preserve">i. </w:t>
+      </w:r>
+      <w:proofErr w:type="spellStart"/>
+      <w:r>
+        <w:rPr>
+          <w:color w:val="000000" w:themeColor="text1"/>
+        </w:rPr>
+        <w:t>i</w:t>
+      </w:r>
+      <w:proofErr w:type="spellEnd"/>
+      <w:r>
+        <w:rPr>
+          <w:color w:val="000000" w:themeColor="text1"/>
+        </w:rPr>
+        <w:t xml:space="preserve">. </w:t>
       </w:r>
       <w:r>
         <w:rPr>
@@ -20002,14 +22653,36 @@
         <w:rPr>
           <w:color w:val="000000" w:themeColor="text1"/>
         </w:rPr>
-        <w:t>1 – support 1005 vlan</w:t>
-      </w:r>
-      <w:r>
-        <w:rPr>
-          <w:color w:val="000000" w:themeColor="text1"/>
-        </w:rPr>
-        <w:br/>
-        <w:t>ii. V2 – support token ring, Vlan consistency checks, Domain-independent pass through</w:t>
+        <w:t xml:space="preserve">1 – support 1005 </w:t>
+      </w:r>
+      <w:proofErr w:type="spellStart"/>
+      <w:r>
+        <w:rPr>
+          <w:color w:val="000000" w:themeColor="text1"/>
+        </w:rPr>
+        <w:t>vlan</w:t>
+      </w:r>
+      <w:proofErr w:type="spellEnd"/>
+      <w:r>
+        <w:rPr>
+          <w:color w:val="000000" w:themeColor="text1"/>
+        </w:rPr>
+        <w:br/>
+        <w:t xml:space="preserve">ii. V2 – support token ring, </w:t>
+      </w:r>
+      <w:proofErr w:type="spellStart"/>
+      <w:r>
+        <w:rPr>
+          <w:color w:val="000000" w:themeColor="text1"/>
+        </w:rPr>
+        <w:t>Vlan</w:t>
+      </w:r>
+      <w:proofErr w:type="spellEnd"/>
+      <w:r>
+        <w:rPr>
+          <w:color w:val="000000" w:themeColor="text1"/>
+        </w:rPr>
+        <w:t xml:space="preserve"> consistency checks, Domain-independent pass through</w:t>
       </w:r>
       <w:r>
         <w:rPr>
@@ -20052,14 +22725,30 @@
         <w:rPr>
           <w:color w:val="000000" w:themeColor="text1"/>
         </w:rPr>
-        <w:t xml:space="preserve">supports 4095 vlan, </w:t>
-      </w:r>
+        <w:t xml:space="preserve">supports 4095 </w:t>
+      </w:r>
+      <w:proofErr w:type="spellStart"/>
+      <w:r>
+        <w:rPr>
+          <w:color w:val="000000" w:themeColor="text1"/>
+        </w:rPr>
+        <w:t>vlan</w:t>
+      </w:r>
+      <w:proofErr w:type="spellEnd"/>
+      <w:r>
+        <w:rPr>
+          <w:color w:val="000000" w:themeColor="text1"/>
+        </w:rPr>
+        <w:t xml:space="preserve">, </w:t>
+      </w:r>
+      <w:proofErr w:type="spellStart"/>
       <w:r>
         <w:rPr>
           <w:color w:val="000000" w:themeColor="text1"/>
         </w:rPr>
         <w:t>mst</w:t>
       </w:r>
+      <w:proofErr w:type="spellEnd"/>
     </w:p>
     <w:p>
       <w:pPr>
@@ -20358,6 +23047,7 @@
         <w:rPr>
           <w:color w:val="000000" w:themeColor="text1"/>
         </w:rPr>
+        <w:lastRenderedPageBreak/>
         <w:t xml:space="preserve">• VTP version 1 – the transparent switch will only pass through advertisements from the same VTP domain. </w:t>
       </w:r>
       <w:r>
@@ -20502,7 +23192,6 @@
           <w:sz w:val="32"/>
           <w:szCs w:val="32"/>
         </w:rPr>
-        <w:lastRenderedPageBreak/>
         <w:t>VTP Advertisements</w:t>
       </w:r>
       <w:r>
@@ -20671,7 +23360,21 @@
         <w:rPr>
           <w:color w:val="000000" w:themeColor="text1"/>
         </w:rPr>
-        <w:t>– indicates which vlan information is more recent</w:t>
+        <w:t xml:space="preserve">– indicates which </w:t>
+      </w:r>
+      <w:proofErr w:type="spellStart"/>
+      <w:r>
+        <w:rPr>
+          <w:color w:val="000000" w:themeColor="text1"/>
+        </w:rPr>
+        <w:t>vlan</w:t>
+      </w:r>
+      <w:proofErr w:type="spellEnd"/>
+      <w:r>
+        <w:rPr>
+          <w:color w:val="000000" w:themeColor="text1"/>
+        </w:rPr>
+        <w:t xml:space="preserve"> information is more recent</w:t>
       </w:r>
       <w:r>
         <w:rPr>
@@ -20776,8 +23479,16 @@
         <w:rPr>
           <w:color w:val="000000" w:themeColor="text1"/>
         </w:rPr>
-        <w:t>• VLAN-specific information, such as the VLAN name and MTU Important note: Switches will only accept summary and subset advertisements if the domain name and MD5 digest match. Otherwise</w:t>
-      </w:r>
+        <w:t xml:space="preserve">• VLAN-specific information, such as the VLAN name and MTU Important note: Switches will only accept summary and subset advertisements if the domain name and MD5 digest match. </w:t>
+      </w:r>
+      <w:proofErr w:type="gramStart"/>
+      <w:r>
+        <w:rPr>
+          <w:color w:val="000000" w:themeColor="text1"/>
+        </w:rPr>
+        <w:t>Otherwise</w:t>
+      </w:r>
+      <w:proofErr w:type="gramEnd"/>
       <w:r>
         <w:rPr>
           <w:color w:val="000000" w:themeColor="text1"/>
@@ -20883,6 +23594,7 @@
         <w:rPr>
           <w:color w:val="000000" w:themeColor="text1"/>
         </w:rPr>
+        <w:lastRenderedPageBreak/>
         <w:t xml:space="preserve">                             </w:t>
       </w:r>
       <w:r>
@@ -20906,7 +23618,7 @@
                     <pic:cNvPicPr/>
                   </pic:nvPicPr>
                   <pic:blipFill>
-                    <a:blip r:embed="rId71"/>
+                    <a:blip r:embed="rId75"/>
                     <a:stretch>
                       <a:fillRect/>
                     </a:stretch>
@@ -20976,13 +23688,23 @@
         </w:rPr>
         <w:t xml:space="preserve">Switch(config)# </w:t>
       </w:r>
-      <w:r>
-        <w:rPr>
-          <w:b/>
-          <w:bCs/>
-          <w:color w:val="000000" w:themeColor="text1"/>
-        </w:rPr>
-        <w:t>vtp pruning</w:t>
+      <w:proofErr w:type="spellStart"/>
+      <w:r>
+        <w:rPr>
+          <w:b/>
+          <w:bCs/>
+          <w:color w:val="000000" w:themeColor="text1"/>
+        </w:rPr>
+        <w:t>vtp</w:t>
+      </w:r>
+      <w:proofErr w:type="spellEnd"/>
+      <w:r>
+        <w:rPr>
+          <w:b/>
+          <w:bCs/>
+          <w:color w:val="000000" w:themeColor="text1"/>
+        </w:rPr>
+        <w:t xml:space="preserve"> pruning</w:t>
       </w:r>
       <w:r>
         <w:rPr>
@@ -21026,55 +23748,195 @@
         <w:rPr>
           <w:color w:val="000000" w:themeColor="text1"/>
         </w:rPr>
-        <w:t xml:space="preserve">Switch(config-if)# switchport trunk pruning vlan 2-10 </w:t>
-      </w:r>
-      <w:r>
-        <w:rPr>
-          <w:color w:val="000000" w:themeColor="text1"/>
-        </w:rPr>
-        <w:br/>
-      </w:r>
-      <w:r>
-        <w:rPr>
-          <w:color w:val="000000" w:themeColor="text1"/>
-        </w:rPr>
-        <w:t xml:space="preserve">Switch(config-if)# switchport trunk pruning vlan add 42 </w:t>
-      </w:r>
-      <w:r>
-        <w:rPr>
-          <w:color w:val="000000" w:themeColor="text1"/>
-        </w:rPr>
-        <w:br/>
-      </w:r>
-      <w:r>
-        <w:rPr>
-          <w:color w:val="000000" w:themeColor="text1"/>
-        </w:rPr>
-        <w:t xml:space="preserve">Switch(config-if)# switchport trunk pruning vlan remove 5 </w:t>
-      </w:r>
-      <w:r>
-        <w:rPr>
-          <w:color w:val="000000" w:themeColor="text1"/>
-        </w:rPr>
-        <w:br/>
-      </w:r>
-      <w:r>
-        <w:rPr>
-          <w:color w:val="000000" w:themeColor="text1"/>
-        </w:rPr>
-        <w:t xml:space="preserve">Switch(config-if)# switchport trunk pruning vlan except 100-200 </w:t>
-      </w:r>
-      <w:r>
-        <w:rPr>
-          <w:color w:val="000000" w:themeColor="text1"/>
-        </w:rPr>
-        <w:br/>
-      </w:r>
-      <w:r>
-        <w:rPr>
-          <w:color w:val="000000" w:themeColor="text1"/>
-        </w:rPr>
-        <w:t>Switch(config-if)# switchport trunk pruning vlan none</w:t>
+        <w:t>Switch(config-</w:t>
+      </w:r>
+      <w:proofErr w:type="gramStart"/>
+      <w:r>
+        <w:rPr>
+          <w:color w:val="000000" w:themeColor="text1"/>
+        </w:rPr>
+        <w:t>if)#</w:t>
+      </w:r>
+      <w:proofErr w:type="gramEnd"/>
+      <w:r>
+        <w:rPr>
+          <w:color w:val="000000" w:themeColor="text1"/>
+        </w:rPr>
+        <w:t xml:space="preserve"> switchport trunk pruning </w:t>
+      </w:r>
+      <w:proofErr w:type="spellStart"/>
+      <w:r>
+        <w:rPr>
+          <w:color w:val="000000" w:themeColor="text1"/>
+        </w:rPr>
+        <w:t>vlan</w:t>
+      </w:r>
+      <w:proofErr w:type="spellEnd"/>
+      <w:r>
+        <w:rPr>
+          <w:color w:val="000000" w:themeColor="text1"/>
+        </w:rPr>
+        <w:t xml:space="preserve"> 2-10 </w:t>
+      </w:r>
+      <w:r>
+        <w:rPr>
+          <w:color w:val="000000" w:themeColor="text1"/>
+        </w:rPr>
+        <w:br/>
+      </w:r>
+      <w:r>
+        <w:rPr>
+          <w:color w:val="000000" w:themeColor="text1"/>
+        </w:rPr>
+        <w:t>Switch(config-</w:t>
+      </w:r>
+      <w:proofErr w:type="gramStart"/>
+      <w:r>
+        <w:rPr>
+          <w:color w:val="000000" w:themeColor="text1"/>
+        </w:rPr>
+        <w:t>if)#</w:t>
+      </w:r>
+      <w:proofErr w:type="gramEnd"/>
+      <w:r>
+        <w:rPr>
+          <w:color w:val="000000" w:themeColor="text1"/>
+        </w:rPr>
+        <w:t xml:space="preserve"> switchport trunk pruning </w:t>
+      </w:r>
+      <w:proofErr w:type="spellStart"/>
+      <w:r>
+        <w:rPr>
+          <w:color w:val="000000" w:themeColor="text1"/>
+        </w:rPr>
+        <w:t>vlan</w:t>
+      </w:r>
+      <w:proofErr w:type="spellEnd"/>
+      <w:r>
+        <w:rPr>
+          <w:color w:val="000000" w:themeColor="text1"/>
+        </w:rPr>
+        <w:t xml:space="preserve"> add 42 </w:t>
+      </w:r>
+      <w:r>
+        <w:rPr>
+          <w:color w:val="000000" w:themeColor="text1"/>
+        </w:rPr>
+        <w:br/>
+      </w:r>
+      <w:r>
+        <w:rPr>
+          <w:color w:val="000000" w:themeColor="text1"/>
+        </w:rPr>
+        <w:t>Switch(config-</w:t>
+      </w:r>
+      <w:proofErr w:type="gramStart"/>
+      <w:r>
+        <w:rPr>
+          <w:color w:val="000000" w:themeColor="text1"/>
+        </w:rPr>
+        <w:t>if)#</w:t>
+      </w:r>
+      <w:proofErr w:type="gramEnd"/>
+      <w:r>
+        <w:rPr>
+          <w:color w:val="000000" w:themeColor="text1"/>
+        </w:rPr>
+        <w:t xml:space="preserve"> switchport trunk pruning </w:t>
+      </w:r>
+      <w:proofErr w:type="spellStart"/>
+      <w:r>
+        <w:rPr>
+          <w:color w:val="000000" w:themeColor="text1"/>
+        </w:rPr>
+        <w:t>vlan</w:t>
+      </w:r>
+      <w:proofErr w:type="spellEnd"/>
+      <w:r>
+        <w:rPr>
+          <w:color w:val="000000" w:themeColor="text1"/>
+        </w:rPr>
+        <w:t xml:space="preserve"> remove 5 </w:t>
+      </w:r>
+      <w:r>
+        <w:rPr>
+          <w:color w:val="000000" w:themeColor="text1"/>
+        </w:rPr>
+        <w:br/>
+      </w:r>
+      <w:r>
+        <w:rPr>
+          <w:color w:val="000000" w:themeColor="text1"/>
+        </w:rPr>
+        <w:t>Switch(config-</w:t>
+      </w:r>
+      <w:proofErr w:type="gramStart"/>
+      <w:r>
+        <w:rPr>
+          <w:color w:val="000000" w:themeColor="text1"/>
+        </w:rPr>
+        <w:t>if)#</w:t>
+      </w:r>
+      <w:proofErr w:type="gramEnd"/>
+      <w:r>
+        <w:rPr>
+          <w:color w:val="000000" w:themeColor="text1"/>
+        </w:rPr>
+        <w:t xml:space="preserve"> switchport trunk pruning </w:t>
+      </w:r>
+      <w:proofErr w:type="spellStart"/>
+      <w:r>
+        <w:rPr>
+          <w:color w:val="000000" w:themeColor="text1"/>
+        </w:rPr>
+        <w:t>vlan</w:t>
+      </w:r>
+      <w:proofErr w:type="spellEnd"/>
+      <w:r>
+        <w:rPr>
+          <w:color w:val="000000" w:themeColor="text1"/>
+        </w:rPr>
+        <w:t xml:space="preserve"> except 100-200 </w:t>
+      </w:r>
+      <w:r>
+        <w:rPr>
+          <w:color w:val="000000" w:themeColor="text1"/>
+        </w:rPr>
+        <w:br/>
+      </w:r>
+      <w:r>
+        <w:rPr>
+          <w:color w:val="000000" w:themeColor="text1"/>
+        </w:rPr>
+        <w:t>Switch(config-</w:t>
+      </w:r>
+      <w:proofErr w:type="gramStart"/>
+      <w:r>
+        <w:rPr>
+          <w:color w:val="000000" w:themeColor="text1"/>
+        </w:rPr>
+        <w:t>if)#</w:t>
+      </w:r>
+      <w:proofErr w:type="gramEnd"/>
+      <w:r>
+        <w:rPr>
+          <w:color w:val="000000" w:themeColor="text1"/>
+        </w:rPr>
+        <w:t xml:space="preserve"> switchport trunk pruning </w:t>
+      </w:r>
+      <w:proofErr w:type="spellStart"/>
+      <w:r>
+        <w:rPr>
+          <w:color w:val="000000" w:themeColor="text1"/>
+        </w:rPr>
+        <w:t>vlan</w:t>
+      </w:r>
+      <w:proofErr w:type="spellEnd"/>
+      <w:r>
+        <w:rPr>
+          <w:color w:val="000000" w:themeColor="text1"/>
+        </w:rPr>
+        <w:t xml:space="preserve"> none</w:t>
       </w:r>
       <w:r>
         <w:rPr>
@@ -21103,6 +23965,7 @@
           <w:szCs w:val="32"/>
         </w:rPr>
       </w:pPr>
+      <w:proofErr w:type="spellStart"/>
       <w:r>
         <w:rPr>
           <w:b/>
@@ -21111,23 +23974,508 @@
           <w:sz w:val="32"/>
           <w:szCs w:val="32"/>
         </w:rPr>
+        <w:t>Etherchannel</w:t>
+      </w:r>
+      <w:proofErr w:type="spellEnd"/>
+      <w:r>
+        <w:rPr>
+          <w:b/>
+          <w:bCs/>
+          <w:color w:val="000000" w:themeColor="text1"/>
+          <w:sz w:val="32"/>
+          <w:szCs w:val="32"/>
+        </w:rPr>
+        <w:t>:</w:t>
+      </w:r>
+    </w:p>
+    <w:p>
+      <w:pPr>
+        <w:ind w:right="-489"/>
+        <w:rPr>
+          <w:color w:val="000000" w:themeColor="text1"/>
+        </w:rPr>
+      </w:pPr>
+      <w:r>
+        <w:rPr>
+          <w:color w:val="000000" w:themeColor="text1"/>
+        </w:rPr>
+        <w:t>Spanning Tree Protocol (STP)</w:t>
+      </w:r>
+      <w:r>
+        <w:rPr>
+          <w:color w:val="000000" w:themeColor="text1"/>
+        </w:rPr>
+        <w:t xml:space="preserve"> </w:t>
+      </w:r>
+      <w:r>
+        <w:rPr>
+          <w:color w:val="000000" w:themeColor="text1"/>
+        </w:rPr>
+        <w:br/>
+      </w:r>
+      <w:r>
+        <w:rPr>
+          <w:color w:val="000000" w:themeColor="text1"/>
+        </w:rPr>
+        <w:t xml:space="preserve">       </w:t>
+      </w:r>
+      <w:r>
+        <w:rPr>
+          <w:color w:val="000000" w:themeColor="text1"/>
+        </w:rPr>
+        <w:t>•</w:t>
+      </w:r>
+      <w:r>
+        <w:rPr>
+          <w:color w:val="000000" w:themeColor="text1"/>
+        </w:rPr>
+        <w:t>Invented by: Radia Perlman</w:t>
+      </w:r>
+      <w:r>
+        <w:rPr>
+          <w:color w:val="000000" w:themeColor="text1"/>
+        </w:rPr>
+        <w:br/>
+      </w:r>
+      <w:r>
+        <w:rPr>
+          <w:color w:val="000000" w:themeColor="text1"/>
+        </w:rPr>
+        <w:t xml:space="preserve">       </w:t>
+      </w:r>
+      <w:r>
+        <w:rPr>
+          <w:color w:val="000000" w:themeColor="text1"/>
+        </w:rPr>
+        <w:t>•</w:t>
+      </w:r>
+      <w:r>
+        <w:rPr>
+          <w:color w:val="000000" w:themeColor="text1"/>
+        </w:rPr>
+        <w:t>Year: 1985</w:t>
+      </w:r>
+      <w:r>
+        <w:rPr>
+          <w:color w:val="000000" w:themeColor="text1"/>
+        </w:rPr>
+        <w:br/>
+      </w:r>
+      <w:r>
+        <w:rPr>
+          <w:color w:val="000000" w:themeColor="text1"/>
+        </w:rPr>
+        <w:t xml:space="preserve">       </w:t>
+      </w:r>
+      <w:r>
+        <w:rPr>
+          <w:color w:val="000000" w:themeColor="text1"/>
+        </w:rPr>
+        <w:t>•</w:t>
+      </w:r>
+      <w:r>
+        <w:rPr>
+          <w:color w:val="000000" w:themeColor="text1"/>
+        </w:rPr>
+        <w:t>Purpose: Prevent loops in Layer 2 networks by creating a loop-free logical topology.</w:t>
+      </w:r>
+    </w:p>
+    <w:p>
+      <w:pPr>
+        <w:ind w:right="-489"/>
+        <w:rPr>
+          <w:color w:val="000000" w:themeColor="text1"/>
+        </w:rPr>
+      </w:pPr>
+      <w:r>
+        <w:rPr>
+          <w:color w:val="000000" w:themeColor="text1"/>
+        </w:rPr>
+        <w:t>EtherChannel</w:t>
+      </w:r>
+      <w:r>
+        <w:rPr>
+          <w:color w:val="000000" w:themeColor="text1"/>
+        </w:rPr>
+        <w:br/>
+        <w:t xml:space="preserve">       </w:t>
+      </w:r>
+      <w:r>
+        <w:rPr>
+          <w:color w:val="000000" w:themeColor="text1"/>
+        </w:rPr>
+        <w:t>•</w:t>
+      </w:r>
+      <w:r>
+        <w:rPr>
+          <w:color w:val="000000" w:themeColor="text1"/>
+        </w:rPr>
+        <w:t>Introduced by: Kalpana, later acquired by Cisco</w:t>
+      </w:r>
+      <w:r>
+        <w:rPr>
+          <w:color w:val="000000" w:themeColor="text1"/>
+        </w:rPr>
+        <w:br/>
+        <w:t xml:space="preserve">       </w:t>
+      </w:r>
+      <w:r>
+        <w:rPr>
+          <w:color w:val="000000" w:themeColor="text1"/>
+        </w:rPr>
+        <w:t>•</w:t>
+      </w:r>
+      <w:r>
+        <w:rPr>
+          <w:color w:val="000000" w:themeColor="text1"/>
+        </w:rPr>
+        <w:t>Year: Early 1990s (around 1994)</w:t>
+      </w:r>
+      <w:r>
+        <w:rPr>
+          <w:color w:val="000000" w:themeColor="text1"/>
+        </w:rPr>
+        <w:br/>
+        <w:t xml:space="preserve">       </w:t>
+      </w:r>
+      <w:r>
+        <w:rPr>
+          <w:color w:val="000000" w:themeColor="text1"/>
+        </w:rPr>
+        <w:t>•</w:t>
+      </w:r>
+      <w:r>
+        <w:rPr>
+          <w:color w:val="000000" w:themeColor="text1"/>
+        </w:rPr>
+        <w:t>Purpose: Bundle multiple physical links into one logical link for increased bandwidth and redundancy.</w:t>
+      </w:r>
+    </w:p>
+    <w:p>
+      <w:pPr>
+        <w:ind w:right="-489"/>
+        <w:rPr>
+          <w:color w:val="000000" w:themeColor="text1"/>
+        </w:rPr>
+      </w:pPr>
+      <w:r>
+        <w:rPr>
+          <w:color w:val="000000" w:themeColor="text1"/>
+        </w:rPr>
+        <w:t xml:space="preserve">There are two issues with using only a single physical port for the trunk connection: </w:t>
+      </w:r>
+      <w:r>
+        <w:rPr>
+          <w:color w:val="000000" w:themeColor="text1"/>
+        </w:rPr>
+        <w:br/>
+      </w:r>
+      <w:r>
+        <w:rPr>
+          <w:color w:val="000000" w:themeColor="text1"/>
+        </w:rPr>
+        <w:t xml:space="preserve">       </w:t>
+      </w:r>
+      <w:r>
+        <w:rPr>
+          <w:color w:val="000000" w:themeColor="text1"/>
+        </w:rPr>
+        <w:t xml:space="preserve">• The port represents a </w:t>
+      </w:r>
+      <w:r>
+        <w:rPr>
+          <w:b/>
+          <w:bCs/>
+          <w:color w:val="000000" w:themeColor="text1"/>
+        </w:rPr>
+        <w:t>single point of failure</w:t>
+      </w:r>
+      <w:r>
+        <w:rPr>
+          <w:color w:val="000000" w:themeColor="text1"/>
+        </w:rPr>
+        <w:t xml:space="preserve">. If the port goes down, the trunk connection is lost. </w:t>
+      </w:r>
+      <w:r>
+        <w:rPr>
+          <w:color w:val="000000" w:themeColor="text1"/>
+        </w:rPr>
+        <w:br/>
+      </w:r>
+      <w:r>
+        <w:rPr>
+          <w:color w:val="000000" w:themeColor="text1"/>
+        </w:rPr>
+        <w:t xml:space="preserve">       </w:t>
+      </w:r>
+      <w:r>
+        <w:rPr>
+          <w:color w:val="000000" w:themeColor="text1"/>
+        </w:rPr>
+        <w:t xml:space="preserve">• The port represents a </w:t>
+      </w:r>
+      <w:r>
+        <w:rPr>
+          <w:b/>
+          <w:bCs/>
+          <w:color w:val="000000" w:themeColor="text1"/>
+        </w:rPr>
+        <w:t>traffic bottleneck</w:t>
+      </w:r>
+      <w:r>
+        <w:rPr>
+          <w:color w:val="000000" w:themeColor="text1"/>
+        </w:rPr>
+        <w:t xml:space="preserve">. All other ports on the switch will use that one port to </w:t>
+      </w:r>
+      <w:r>
+        <w:rPr>
+          <w:color w:val="000000" w:themeColor="text1"/>
+        </w:rPr>
+        <w:t xml:space="preserve">  </w:t>
+      </w:r>
+      <w:r>
+        <w:rPr>
+          <w:color w:val="000000" w:themeColor="text1"/>
+        </w:rPr>
+        <w:br/>
+        <w:t xml:space="preserve">           </w:t>
+      </w:r>
+      <w:r>
+        <w:rPr>
+          <w:color w:val="000000" w:themeColor="text1"/>
+        </w:rPr>
+        <w:t>communicate across the trunk connection</w:t>
+      </w:r>
+      <w:r>
+        <w:rPr>
+          <w:color w:val="000000" w:themeColor="text1"/>
+        </w:rPr>
+        <w:t>.</w:t>
+      </w:r>
+    </w:p>
+    <w:p>
+      <w:pPr>
+        <w:ind w:right="-489"/>
+        <w:rPr>
+          <w:color w:val="000000" w:themeColor="text1"/>
+        </w:rPr>
+      </w:pPr>
+      <w:r>
+        <w:rPr>
+          <w:color w:val="FF0000"/>
+        </w:rPr>
+        <w:t>However</w:t>
+      </w:r>
+      <w:r>
+        <w:rPr>
+          <w:color w:val="000000" w:themeColor="text1"/>
+        </w:rPr>
+        <w:t xml:space="preserve">, simply trunking two or more ports between the switches will not work, as this creates a switching loop. One of two things will occur: </w:t>
+      </w:r>
+      <w:r>
+        <w:rPr>
+          <w:color w:val="000000" w:themeColor="text1"/>
+        </w:rPr>
+        <w:br/>
+      </w:r>
+      <w:r>
+        <w:rPr>
+          <w:color w:val="000000" w:themeColor="text1"/>
+        </w:rPr>
+        <w:t xml:space="preserve">       </w:t>
+      </w:r>
+      <w:r>
+        <w:rPr>
+          <w:color w:val="000000" w:themeColor="text1"/>
+        </w:rPr>
+        <w:t xml:space="preserve">• Spanning Tree Protocol (STP) will disable one or more ports to eliminate the loop. </w:t>
+      </w:r>
+      <w:r>
+        <w:rPr>
+          <w:color w:val="000000" w:themeColor="text1"/>
+        </w:rPr>
+        <w:br/>
+      </w:r>
+      <w:r>
+        <w:rPr>
+          <w:color w:val="000000" w:themeColor="text1"/>
+        </w:rPr>
+        <w:t xml:space="preserve">       </w:t>
+      </w:r>
+      <w:r>
+        <w:rPr>
+          <w:color w:val="000000" w:themeColor="text1"/>
+        </w:rPr>
+        <w:t xml:space="preserve">• If STP is disabled, the switching loop will result in an almost instantaneous broadcast storm, crippling the </w:t>
+      </w:r>
+      <w:r>
+        <w:rPr>
+          <w:color w:val="000000" w:themeColor="text1"/>
+        </w:rPr>
+        <w:br/>
+        <w:t xml:space="preserve">          </w:t>
+      </w:r>
+      <w:r>
+        <w:rPr>
+          <w:color w:val="000000" w:themeColor="text1"/>
+        </w:rPr>
+        <w:t>network.</w:t>
+      </w:r>
+    </w:p>
+    <w:p>
+      <w:pPr>
+        <w:ind w:right="-489"/>
+        <w:rPr>
+          <w:color w:val="000000" w:themeColor="text1"/>
+        </w:rPr>
+      </w:pPr>
+      <w:r>
+        <w:rPr>
+          <w:color w:val="000000" w:themeColor="text1"/>
+        </w:rPr>
+        <w:t>Port Aggregation:</w:t>
+      </w:r>
+      <w:r>
+        <w:rPr>
+          <w:color w:val="000000" w:themeColor="text1"/>
+        </w:rPr>
+        <w:br/>
+      </w:r>
+      <w:r>
+        <w:rPr>
+          <w:color w:val="000000" w:themeColor="text1"/>
+        </w:rPr>
+        <w:t xml:space="preserve">   It is used to bind multiple physical ports to a single logical port. The switch and STP treats it as a single port</w:t>
+      </w:r>
+      <w:r>
+        <w:rPr>
+          <w:color w:val="000000" w:themeColor="text1"/>
+        </w:rPr>
+        <w:t>.</w:t>
+      </w:r>
+      <w:r>
+        <w:rPr>
+          <w:color w:val="000000" w:themeColor="text1"/>
+        </w:rPr>
+        <w:br/>
+        <w:t xml:space="preserve">   It supports 8 ports in a single </w:t>
+      </w:r>
+      <w:proofErr w:type="spellStart"/>
+      <w:r>
+        <w:rPr>
+          <w:color w:val="000000" w:themeColor="text1"/>
+        </w:rPr>
+        <w:t>etherchannel</w:t>
+      </w:r>
+      <w:proofErr w:type="spellEnd"/>
+      <w:r>
+        <w:rPr>
+          <w:color w:val="000000" w:themeColor="text1"/>
+        </w:rPr>
+        <w:t>.</w:t>
+      </w:r>
+    </w:p>
+    <w:p>
+      <w:pPr>
+        <w:ind w:right="-489"/>
+        <w:rPr>
+          <w:color w:val="000000" w:themeColor="text1"/>
+        </w:rPr>
+      </w:pPr>
+      <w:r>
+        <w:rPr>
+          <w:color w:val="000000" w:themeColor="text1"/>
+        </w:rPr>
+        <w:t>Historically, port-security has not been supported on an EtherChannel. Newer platforms may provide support as long as port-security is enabled on both the physical interfaces and the EtherChannel itself.</w:t>
+      </w:r>
+    </w:p>
+    <w:p>
+      <w:pPr>
+        <w:ind w:right="-489"/>
+        <w:rPr>
+          <w:color w:val="000000" w:themeColor="text1"/>
+        </w:rPr>
+      </w:pPr>
+      <w:r>
+        <w:rPr>
+          <w:color w:val="000000" w:themeColor="text1"/>
+        </w:rPr>
+        <w:t xml:space="preserve">EtherChannel Load-Balancing Traffic sent across an EtherChannel is not evenly distributed across all ports in the bundle. Instead, EtherChannel utilizes a load-balancing algorithm to determine the port to send the traffic out, based on one of several criteria: </w:t>
+      </w:r>
+      <w:r>
+        <w:rPr>
+          <w:color w:val="000000" w:themeColor="text1"/>
+        </w:rPr>
+        <w:br/>
+      </w:r>
+      <w:r>
+        <w:rPr>
+          <w:color w:val="000000" w:themeColor="text1"/>
+        </w:rPr>
+        <w:t xml:space="preserve">• Source IP address - </w:t>
+      </w:r>
+      <w:proofErr w:type="spellStart"/>
+      <w:r>
+        <w:rPr>
+          <w:color w:val="000000" w:themeColor="text1"/>
+        </w:rPr>
+        <w:t>src-ip</w:t>
+      </w:r>
+      <w:proofErr w:type="spellEnd"/>
+      <w:r>
+        <w:rPr>
+          <w:color w:val="000000" w:themeColor="text1"/>
+        </w:rPr>
+        <w:t xml:space="preserve"> </w:t>
+      </w:r>
+      <w:r>
+        <w:rPr>
+          <w:color w:val="000000" w:themeColor="text1"/>
+        </w:rPr>
+        <w:br/>
+      </w:r>
+      <w:r>
+        <w:rPr>
+          <w:color w:val="000000" w:themeColor="text1"/>
+        </w:rPr>
+        <w:t xml:space="preserve">• Destination IP address - </w:t>
+      </w:r>
+      <w:proofErr w:type="spellStart"/>
+      <w:r>
+        <w:rPr>
+          <w:color w:val="000000" w:themeColor="text1"/>
+        </w:rPr>
+        <w:t>dst-ip</w:t>
+      </w:r>
+      <w:proofErr w:type="spellEnd"/>
+      <w:r>
+        <w:rPr>
+          <w:color w:val="000000" w:themeColor="text1"/>
+        </w:rPr>
+        <w:t xml:space="preserve"> </w:t>
+      </w:r>
+      <w:r>
+        <w:rPr>
+          <w:color w:val="000000" w:themeColor="text1"/>
+        </w:rPr>
+        <w:br/>
+      </w:r>
+      <w:r>
+        <w:rPr>
+          <w:color w:val="000000" w:themeColor="text1"/>
+        </w:rPr>
         <w:lastRenderedPageBreak/>
-        <w:t>Etherchannel:</w:t>
-      </w:r>
-    </w:p>
-    <w:p>
-      <w:pPr>
-        <w:ind w:right="-489"/>
-        <w:rPr>
-          <w:color w:val="000000" w:themeColor="text1"/>
-        </w:rPr>
-      </w:pPr>
-      <w:r>
-        <w:rPr>
-          <w:color w:val="000000" w:themeColor="text1"/>
-        </w:rPr>
-        <w:t>Spanning Tree Protocol (STP)</w:t>
-      </w:r>
+        <w:t xml:space="preserve">• Source and destination IP address - </w:t>
+      </w:r>
+      <w:proofErr w:type="spellStart"/>
+      <w:r>
+        <w:rPr>
+          <w:color w:val="000000" w:themeColor="text1"/>
+        </w:rPr>
+        <w:t>src-dst-ip</w:t>
+      </w:r>
+      <w:proofErr w:type="spellEnd"/>
       <w:r>
         <w:rPr>
           <w:color w:val="000000" w:themeColor="text1"/>
@@ -21144,485 +24492,179 @@
         <w:rPr>
           <w:color w:val="000000" w:themeColor="text1"/>
         </w:rPr>
-        <w:t xml:space="preserve">       </w:t>
-      </w:r>
-      <w:r>
-        <w:rPr>
-          <w:color w:val="000000" w:themeColor="text1"/>
-        </w:rPr>
-        <w:t>•</w:t>
-      </w:r>
-      <w:r>
-        <w:rPr>
-          <w:color w:val="000000" w:themeColor="text1"/>
-        </w:rPr>
-        <w:t>Invented by: Radia Perlman</w:t>
-      </w:r>
-      <w:r>
-        <w:rPr>
-          <w:color w:val="000000" w:themeColor="text1"/>
-        </w:rPr>
-        <w:br/>
-      </w:r>
-      <w:r>
-        <w:rPr>
-          <w:color w:val="000000" w:themeColor="text1"/>
-        </w:rPr>
-        <w:t xml:space="preserve">       </w:t>
-      </w:r>
-      <w:r>
-        <w:rPr>
-          <w:color w:val="000000" w:themeColor="text1"/>
-        </w:rPr>
-        <w:t>•</w:t>
-      </w:r>
-      <w:r>
-        <w:rPr>
-          <w:color w:val="000000" w:themeColor="text1"/>
-        </w:rPr>
-        <w:t>Year: 1985</w:t>
-      </w:r>
-      <w:r>
-        <w:rPr>
-          <w:color w:val="000000" w:themeColor="text1"/>
-        </w:rPr>
-        <w:br/>
-      </w:r>
-      <w:r>
-        <w:rPr>
-          <w:color w:val="000000" w:themeColor="text1"/>
-        </w:rPr>
-        <w:t xml:space="preserve">       </w:t>
-      </w:r>
-      <w:r>
-        <w:rPr>
-          <w:color w:val="000000" w:themeColor="text1"/>
-        </w:rPr>
-        <w:t>•</w:t>
-      </w:r>
-      <w:r>
-        <w:rPr>
-          <w:color w:val="000000" w:themeColor="text1"/>
-        </w:rPr>
-        <w:t>Purpose: Prevent loops in Layer 2 networks by creating a loop-free logical topology.</w:t>
-      </w:r>
-    </w:p>
-    <w:p>
-      <w:pPr>
-        <w:ind w:right="-489"/>
-        <w:rPr>
-          <w:color w:val="000000" w:themeColor="text1"/>
-        </w:rPr>
-      </w:pPr>
-      <w:r>
-        <w:rPr>
-          <w:color w:val="000000" w:themeColor="text1"/>
-        </w:rPr>
-        <w:t>EtherChannel</w:t>
-      </w:r>
-      <w:r>
-        <w:rPr>
-          <w:color w:val="000000" w:themeColor="text1"/>
-        </w:rPr>
-        <w:br/>
-        <w:t xml:space="preserve">       </w:t>
-      </w:r>
-      <w:r>
-        <w:rPr>
-          <w:color w:val="000000" w:themeColor="text1"/>
-        </w:rPr>
-        <w:t>•</w:t>
-      </w:r>
-      <w:r>
-        <w:rPr>
-          <w:color w:val="000000" w:themeColor="text1"/>
-        </w:rPr>
-        <w:t>Introduced by: Kalpana, later acquired by Cisco</w:t>
-      </w:r>
-      <w:r>
-        <w:rPr>
-          <w:color w:val="000000" w:themeColor="text1"/>
-        </w:rPr>
-        <w:br/>
-        <w:t xml:space="preserve">       </w:t>
-      </w:r>
-      <w:r>
-        <w:rPr>
-          <w:color w:val="000000" w:themeColor="text1"/>
-        </w:rPr>
-        <w:t>•</w:t>
-      </w:r>
-      <w:r>
-        <w:rPr>
-          <w:color w:val="000000" w:themeColor="text1"/>
-        </w:rPr>
-        <w:t>Year: Early 1990s (around 1994)</w:t>
-      </w:r>
-      <w:r>
-        <w:rPr>
-          <w:color w:val="000000" w:themeColor="text1"/>
-        </w:rPr>
-        <w:br/>
-        <w:t xml:space="preserve">       </w:t>
-      </w:r>
-      <w:r>
-        <w:rPr>
-          <w:color w:val="000000" w:themeColor="text1"/>
-        </w:rPr>
-        <w:t>•</w:t>
-      </w:r>
-      <w:r>
-        <w:rPr>
-          <w:color w:val="000000" w:themeColor="text1"/>
-        </w:rPr>
-        <w:t>Purpose: Bundle multiple physical links into one logical link for increased bandwidth and redundancy.</w:t>
-      </w:r>
-    </w:p>
-    <w:p>
-      <w:pPr>
-        <w:ind w:right="-489"/>
-        <w:rPr>
-          <w:color w:val="000000" w:themeColor="text1"/>
-        </w:rPr>
-      </w:pPr>
-      <w:r>
-        <w:rPr>
-          <w:color w:val="000000" w:themeColor="text1"/>
-        </w:rPr>
-        <w:t xml:space="preserve">There are two issues with using only a single physical port for the trunk connection: </w:t>
-      </w:r>
-      <w:r>
-        <w:rPr>
-          <w:color w:val="000000" w:themeColor="text1"/>
-        </w:rPr>
-        <w:br/>
-      </w:r>
-      <w:r>
-        <w:rPr>
-          <w:color w:val="000000" w:themeColor="text1"/>
-        </w:rPr>
-        <w:t xml:space="preserve">       </w:t>
-      </w:r>
-      <w:r>
-        <w:rPr>
-          <w:color w:val="000000" w:themeColor="text1"/>
-        </w:rPr>
-        <w:t xml:space="preserve">• The port represents a </w:t>
-      </w:r>
-      <w:r>
-        <w:rPr>
-          <w:b/>
-          <w:bCs/>
-          <w:color w:val="000000" w:themeColor="text1"/>
-        </w:rPr>
-        <w:t>single point of failure</w:t>
-      </w:r>
-      <w:r>
-        <w:rPr>
-          <w:color w:val="000000" w:themeColor="text1"/>
-        </w:rPr>
-        <w:t xml:space="preserve">. If the port goes down, the trunk connection is lost. </w:t>
-      </w:r>
-      <w:r>
-        <w:rPr>
-          <w:color w:val="000000" w:themeColor="text1"/>
-        </w:rPr>
-        <w:br/>
-      </w:r>
-      <w:r>
-        <w:rPr>
-          <w:color w:val="000000" w:themeColor="text1"/>
-        </w:rPr>
-        <w:t xml:space="preserve">       </w:t>
-      </w:r>
-      <w:r>
-        <w:rPr>
-          <w:color w:val="000000" w:themeColor="text1"/>
-        </w:rPr>
-        <w:t xml:space="preserve">• The port represents a </w:t>
-      </w:r>
-      <w:r>
-        <w:rPr>
-          <w:b/>
-          <w:bCs/>
-          <w:color w:val="000000" w:themeColor="text1"/>
-        </w:rPr>
-        <w:t>traffic bottleneck</w:t>
-      </w:r>
-      <w:r>
-        <w:rPr>
-          <w:color w:val="000000" w:themeColor="text1"/>
-        </w:rPr>
-        <w:t xml:space="preserve">. All other ports on the switch will use that one port to </w:t>
-      </w:r>
-      <w:r>
-        <w:rPr>
-          <w:color w:val="000000" w:themeColor="text1"/>
-        </w:rPr>
-        <w:t xml:space="preserve">  </w:t>
-      </w:r>
-      <w:r>
-        <w:rPr>
-          <w:color w:val="000000" w:themeColor="text1"/>
-        </w:rPr>
-        <w:br/>
-        <w:t xml:space="preserve">           </w:t>
-      </w:r>
-      <w:r>
-        <w:rPr>
-          <w:color w:val="000000" w:themeColor="text1"/>
-        </w:rPr>
-        <w:t>communicate across the trunk connection</w:t>
-      </w:r>
-      <w:r>
-        <w:rPr>
-          <w:color w:val="000000" w:themeColor="text1"/>
-        </w:rPr>
-        <w:t>.</w:t>
-      </w:r>
-    </w:p>
-    <w:p>
-      <w:pPr>
-        <w:ind w:right="-489"/>
-        <w:rPr>
-          <w:color w:val="000000" w:themeColor="text1"/>
-        </w:rPr>
-      </w:pPr>
-      <w:r>
-        <w:rPr>
-          <w:color w:val="FF0000"/>
-        </w:rPr>
-        <w:t>However</w:t>
-      </w:r>
-      <w:r>
-        <w:rPr>
-          <w:color w:val="000000" w:themeColor="text1"/>
-        </w:rPr>
-        <w:t xml:space="preserve">, simply trunking two or more ports between the switches will not work, as this creates a switching loop. One of two things will occur: </w:t>
-      </w:r>
-      <w:r>
-        <w:rPr>
-          <w:color w:val="000000" w:themeColor="text1"/>
-        </w:rPr>
-        <w:br/>
-      </w:r>
-      <w:r>
-        <w:rPr>
-          <w:color w:val="000000" w:themeColor="text1"/>
-        </w:rPr>
-        <w:t xml:space="preserve">       </w:t>
-      </w:r>
-      <w:r>
-        <w:rPr>
-          <w:color w:val="000000" w:themeColor="text1"/>
-        </w:rPr>
-        <w:t xml:space="preserve">• Spanning Tree Protocol (STP) will disable one or more ports to eliminate the loop. </w:t>
-      </w:r>
-      <w:r>
-        <w:rPr>
-          <w:color w:val="000000" w:themeColor="text1"/>
-        </w:rPr>
-        <w:br/>
-      </w:r>
-      <w:r>
-        <w:rPr>
-          <w:color w:val="000000" w:themeColor="text1"/>
-        </w:rPr>
-        <w:t xml:space="preserve">       </w:t>
-      </w:r>
-      <w:r>
-        <w:rPr>
-          <w:color w:val="000000" w:themeColor="text1"/>
-        </w:rPr>
-        <w:t xml:space="preserve">• If STP is disabled, the switching loop will result in an almost instantaneous broadcast storm, crippling the </w:t>
-      </w:r>
-      <w:r>
-        <w:rPr>
-          <w:color w:val="000000" w:themeColor="text1"/>
-        </w:rPr>
-        <w:br/>
-        <w:t xml:space="preserve">          </w:t>
-      </w:r>
-      <w:r>
-        <w:rPr>
-          <w:color w:val="000000" w:themeColor="text1"/>
-        </w:rPr>
-        <w:t>network.</w:t>
-      </w:r>
-    </w:p>
-    <w:p>
-      <w:pPr>
-        <w:ind w:right="-489"/>
-        <w:rPr>
-          <w:color w:val="000000" w:themeColor="text1"/>
-        </w:rPr>
-      </w:pPr>
-      <w:r>
-        <w:rPr>
-          <w:color w:val="000000" w:themeColor="text1"/>
-        </w:rPr>
-        <w:t>Port Aggregation:</w:t>
-      </w:r>
-      <w:r>
-        <w:rPr>
-          <w:color w:val="000000" w:themeColor="text1"/>
-        </w:rPr>
-        <w:br/>
-      </w:r>
-      <w:r>
-        <w:rPr>
-          <w:color w:val="000000" w:themeColor="text1"/>
-        </w:rPr>
-        <w:t xml:space="preserve">   It is used to bind multiple physical ports to a single logical port. The switch and STP treats it as a single port</w:t>
-      </w:r>
-      <w:r>
-        <w:rPr>
-          <w:color w:val="000000" w:themeColor="text1"/>
-        </w:rPr>
-        <w:t>.</w:t>
-      </w:r>
-      <w:r>
-        <w:rPr>
-          <w:color w:val="000000" w:themeColor="text1"/>
-        </w:rPr>
-        <w:br/>
-        <w:t xml:space="preserve">   It supports 8 ports in a single etherchannel.</w:t>
-      </w:r>
-    </w:p>
-    <w:p>
-      <w:pPr>
-        <w:ind w:right="-489"/>
-        <w:rPr>
-          <w:color w:val="000000" w:themeColor="text1"/>
-        </w:rPr>
-      </w:pPr>
-      <w:r>
-        <w:rPr>
-          <w:color w:val="000000" w:themeColor="text1"/>
-        </w:rPr>
-        <w:t>Historically, port-security has not been supported on an EtherChannel. Newer platforms may provide support as long as port-security is enabled on both the physical interfaces and the EtherChannel itself.</w:t>
-      </w:r>
-    </w:p>
-    <w:p>
-      <w:pPr>
-        <w:ind w:right="-489"/>
-        <w:rPr>
-          <w:color w:val="000000" w:themeColor="text1"/>
-        </w:rPr>
-      </w:pPr>
-      <w:r>
-        <w:rPr>
-          <w:color w:val="000000" w:themeColor="text1"/>
-        </w:rPr>
-        <w:t xml:space="preserve">EtherChannel Load-Balancing Traffic sent across an EtherChannel is not evenly distributed across all ports in the bundle. Instead, EtherChannel utilizes a load-balancing algorithm to determine the port to send the traffic out, based on one of several criteria: </w:t>
-      </w:r>
-      <w:r>
-        <w:rPr>
-          <w:color w:val="000000" w:themeColor="text1"/>
-        </w:rPr>
-        <w:br/>
-      </w:r>
-      <w:r>
-        <w:rPr>
-          <w:color w:val="000000" w:themeColor="text1"/>
-        </w:rPr>
-        <w:t xml:space="preserve">• Source IP address - src-ip </w:t>
-      </w:r>
-      <w:r>
-        <w:rPr>
-          <w:color w:val="000000" w:themeColor="text1"/>
-        </w:rPr>
-        <w:br/>
-      </w:r>
-      <w:r>
-        <w:rPr>
-          <w:color w:val="000000" w:themeColor="text1"/>
-        </w:rPr>
-        <w:t xml:space="preserve">• Destination IP address - dst-ip </w:t>
-      </w:r>
-      <w:r>
-        <w:rPr>
-          <w:color w:val="000000" w:themeColor="text1"/>
-        </w:rPr>
-        <w:br/>
-      </w:r>
-      <w:r>
-        <w:rPr>
-          <w:color w:val="000000" w:themeColor="text1"/>
-        </w:rPr>
-        <w:t xml:space="preserve">• Source and destination IP address - src-dst-ip </w:t>
-      </w:r>
-      <w:r>
-        <w:rPr>
-          <w:color w:val="000000" w:themeColor="text1"/>
-        </w:rPr>
-        <w:br/>
-      </w:r>
-      <w:r>
-        <w:rPr>
-          <w:color w:val="000000" w:themeColor="text1"/>
-        </w:rPr>
-        <w:t xml:space="preserve">• Source MAC address - src-mac </w:t>
-      </w:r>
-      <w:r>
-        <w:rPr>
-          <w:color w:val="000000" w:themeColor="text1"/>
-        </w:rPr>
-        <w:br/>
-      </w:r>
-      <w:r>
-        <w:rPr>
-          <w:color w:val="000000" w:themeColor="text1"/>
-        </w:rPr>
-        <w:t xml:space="preserve">• Destination MAC address - dst-mac </w:t>
-      </w:r>
-      <w:r>
-        <w:rPr>
-          <w:color w:val="000000" w:themeColor="text1"/>
-        </w:rPr>
-        <w:br/>
-      </w:r>
-      <w:r>
-        <w:rPr>
-          <w:color w:val="000000" w:themeColor="text1"/>
-        </w:rPr>
-        <w:t xml:space="preserve">• Source and Destination MAC address - src-dst-mac </w:t>
-      </w:r>
-      <w:r>
-        <w:rPr>
-          <w:color w:val="000000" w:themeColor="text1"/>
-        </w:rPr>
-        <w:br/>
-      </w:r>
-      <w:r>
-        <w:rPr>
-          <w:color w:val="000000" w:themeColor="text1"/>
-        </w:rPr>
-        <w:t xml:space="preserve">• Source TCP/UDP port number - src-port </w:t>
-      </w:r>
-      <w:r>
-        <w:rPr>
-          <w:color w:val="000000" w:themeColor="text1"/>
-        </w:rPr>
-        <w:br/>
-      </w:r>
-      <w:r>
-        <w:rPr>
-          <w:color w:val="000000" w:themeColor="text1"/>
-        </w:rPr>
-        <w:t xml:space="preserve">• Destination TCP/UDP port number - dst-port </w:t>
-      </w:r>
-      <w:r>
-        <w:rPr>
-          <w:color w:val="000000" w:themeColor="text1"/>
-        </w:rPr>
-        <w:br/>
-      </w:r>
-      <w:r>
-        <w:rPr>
-          <w:color w:val="000000" w:themeColor="text1"/>
-        </w:rPr>
-        <w:t>• Source and destination port number - src-dst-port</w:t>
+        <w:t xml:space="preserve">• Source MAC address - </w:t>
+      </w:r>
+      <w:proofErr w:type="spellStart"/>
+      <w:r>
+        <w:rPr>
+          <w:color w:val="000000" w:themeColor="text1"/>
+        </w:rPr>
+        <w:t>src</w:t>
+      </w:r>
+      <w:proofErr w:type="spellEnd"/>
+      <w:r>
+        <w:rPr>
+          <w:color w:val="000000" w:themeColor="text1"/>
+        </w:rPr>
+        <w:t xml:space="preserve">-mac </w:t>
+      </w:r>
+      <w:r>
+        <w:rPr>
+          <w:color w:val="000000" w:themeColor="text1"/>
+        </w:rPr>
+        <w:br/>
+      </w:r>
+      <w:r>
+        <w:rPr>
+          <w:color w:val="000000" w:themeColor="text1"/>
+        </w:rPr>
+        <w:t xml:space="preserve">• Destination MAC address - </w:t>
+      </w:r>
+      <w:proofErr w:type="spellStart"/>
+      <w:r>
+        <w:rPr>
+          <w:color w:val="000000" w:themeColor="text1"/>
+        </w:rPr>
+        <w:t>dst</w:t>
+      </w:r>
+      <w:proofErr w:type="spellEnd"/>
+      <w:r>
+        <w:rPr>
+          <w:color w:val="000000" w:themeColor="text1"/>
+        </w:rPr>
+        <w:t xml:space="preserve">-mac </w:t>
+      </w:r>
+      <w:r>
+        <w:rPr>
+          <w:color w:val="000000" w:themeColor="text1"/>
+        </w:rPr>
+        <w:br/>
+      </w:r>
+      <w:r>
+        <w:rPr>
+          <w:color w:val="000000" w:themeColor="text1"/>
+        </w:rPr>
+        <w:t xml:space="preserve">• Source and Destination MAC address - </w:t>
+      </w:r>
+      <w:proofErr w:type="spellStart"/>
+      <w:r>
+        <w:rPr>
+          <w:color w:val="000000" w:themeColor="text1"/>
+        </w:rPr>
+        <w:t>src</w:t>
+      </w:r>
+      <w:proofErr w:type="spellEnd"/>
+      <w:r>
+        <w:rPr>
+          <w:color w:val="000000" w:themeColor="text1"/>
+        </w:rPr>
+        <w:t>-</w:t>
+      </w:r>
+      <w:proofErr w:type="spellStart"/>
+      <w:r>
+        <w:rPr>
+          <w:color w:val="000000" w:themeColor="text1"/>
+        </w:rPr>
+        <w:t>dst</w:t>
+      </w:r>
+      <w:proofErr w:type="spellEnd"/>
+      <w:r>
+        <w:rPr>
+          <w:color w:val="000000" w:themeColor="text1"/>
+        </w:rPr>
+        <w:t xml:space="preserve">-mac </w:t>
+      </w:r>
+      <w:r>
+        <w:rPr>
+          <w:color w:val="000000" w:themeColor="text1"/>
+        </w:rPr>
+        <w:br/>
+      </w:r>
+      <w:r>
+        <w:rPr>
+          <w:color w:val="000000" w:themeColor="text1"/>
+        </w:rPr>
+        <w:t xml:space="preserve">• Source TCP/UDP port number - </w:t>
+      </w:r>
+      <w:proofErr w:type="spellStart"/>
+      <w:r>
+        <w:rPr>
+          <w:color w:val="000000" w:themeColor="text1"/>
+        </w:rPr>
+        <w:t>src</w:t>
+      </w:r>
+      <w:proofErr w:type="spellEnd"/>
+      <w:r>
+        <w:rPr>
+          <w:color w:val="000000" w:themeColor="text1"/>
+        </w:rPr>
+        <w:t xml:space="preserve">-port </w:t>
+      </w:r>
+      <w:r>
+        <w:rPr>
+          <w:color w:val="000000" w:themeColor="text1"/>
+        </w:rPr>
+        <w:br/>
+      </w:r>
+      <w:r>
+        <w:rPr>
+          <w:color w:val="000000" w:themeColor="text1"/>
+        </w:rPr>
+        <w:t xml:space="preserve">• Destination TCP/UDP port number - </w:t>
+      </w:r>
+      <w:proofErr w:type="spellStart"/>
+      <w:r>
+        <w:rPr>
+          <w:color w:val="000000" w:themeColor="text1"/>
+        </w:rPr>
+        <w:t>dst</w:t>
+      </w:r>
+      <w:proofErr w:type="spellEnd"/>
+      <w:r>
+        <w:rPr>
+          <w:color w:val="000000" w:themeColor="text1"/>
+        </w:rPr>
+        <w:t xml:space="preserve">-port </w:t>
+      </w:r>
+      <w:r>
+        <w:rPr>
+          <w:color w:val="000000" w:themeColor="text1"/>
+        </w:rPr>
+        <w:br/>
+      </w:r>
+      <w:r>
+        <w:rPr>
+          <w:color w:val="000000" w:themeColor="text1"/>
+        </w:rPr>
+        <w:t xml:space="preserve">• Source and destination port number - </w:t>
+      </w:r>
+      <w:proofErr w:type="spellStart"/>
+      <w:r>
+        <w:rPr>
+          <w:color w:val="000000" w:themeColor="text1"/>
+        </w:rPr>
+        <w:t>src</w:t>
+      </w:r>
+      <w:proofErr w:type="spellEnd"/>
+      <w:r>
+        <w:rPr>
+          <w:color w:val="000000" w:themeColor="text1"/>
+        </w:rPr>
+        <w:t>-</w:t>
+      </w:r>
+      <w:proofErr w:type="spellStart"/>
+      <w:r>
+        <w:rPr>
+          <w:color w:val="000000" w:themeColor="text1"/>
+        </w:rPr>
+        <w:t>dst</w:t>
+      </w:r>
+      <w:proofErr w:type="spellEnd"/>
+      <w:r>
+        <w:rPr>
+          <w:color w:val="000000" w:themeColor="text1"/>
+        </w:rPr>
+        <w:t>-port</w:t>
       </w:r>
       <w:r>
         <w:rPr>
@@ -21654,7 +24696,35 @@
         <w:rPr>
           <w:color w:val="000000" w:themeColor="text1"/>
         </w:rPr>
-        <w:t xml:space="preserve">Switch(config)# port-channel load-balance src-dst-mac </w:t>
+        <w:t xml:space="preserve">Switch(config)# port-channel load-balance </w:t>
+      </w:r>
+      <w:proofErr w:type="spellStart"/>
+      <w:r>
+        <w:rPr>
+          <w:color w:val="000000" w:themeColor="text1"/>
+        </w:rPr>
+        <w:t>src</w:t>
+      </w:r>
+      <w:proofErr w:type="spellEnd"/>
+      <w:r>
+        <w:rPr>
+          <w:color w:val="000000" w:themeColor="text1"/>
+        </w:rPr>
+        <w:t>-</w:t>
+      </w:r>
+      <w:proofErr w:type="spellStart"/>
+      <w:r>
+        <w:rPr>
+          <w:color w:val="000000" w:themeColor="text1"/>
+        </w:rPr>
+        <w:t>dst</w:t>
+      </w:r>
+      <w:proofErr w:type="spellEnd"/>
+      <w:r>
+        <w:rPr>
+          <w:color w:val="000000" w:themeColor="text1"/>
+        </w:rPr>
+        <w:t xml:space="preserve">-mac </w:t>
       </w:r>
       <w:r>
         <w:rPr>
@@ -21678,19 +24748,47 @@
         <w:rPr>
           <w:color w:val="000000" w:themeColor="text1"/>
         </w:rPr>
-        <w:t xml:space="preserve">Switch# show etherchannel load-balance </w:t>
-      </w:r>
-      <w:r>
-        <w:rPr>
-          <w:color w:val="000000" w:themeColor="text1"/>
-        </w:rPr>
-        <w:br/>
-      </w:r>
-      <w:r>
-        <w:rPr>
-          <w:color w:val="000000" w:themeColor="text1"/>
-        </w:rPr>
-        <w:t>To view the load on each port in an EtherChannel (output abbreviated): Switch# show etherchannel 1 port-channel</w:t>
+        <w:t xml:space="preserve">Switch# show </w:t>
+      </w:r>
+      <w:proofErr w:type="spellStart"/>
+      <w:r>
+        <w:rPr>
+          <w:color w:val="000000" w:themeColor="text1"/>
+        </w:rPr>
+        <w:t>etherchannel</w:t>
+      </w:r>
+      <w:proofErr w:type="spellEnd"/>
+      <w:r>
+        <w:rPr>
+          <w:color w:val="000000" w:themeColor="text1"/>
+        </w:rPr>
+        <w:t xml:space="preserve"> load-balance </w:t>
+      </w:r>
+      <w:r>
+        <w:rPr>
+          <w:color w:val="000000" w:themeColor="text1"/>
+        </w:rPr>
+        <w:br/>
+      </w:r>
+      <w:r>
+        <w:rPr>
+          <w:color w:val="000000" w:themeColor="text1"/>
+        </w:rPr>
+        <w:t xml:space="preserve">To view the load on each port in an EtherChannel (output abbreviated): Switch# show </w:t>
+      </w:r>
+      <w:proofErr w:type="spellStart"/>
+      <w:r>
+        <w:rPr>
+          <w:color w:val="000000" w:themeColor="text1"/>
+        </w:rPr>
+        <w:t>etherchannel</w:t>
+      </w:r>
+      <w:proofErr w:type="spellEnd"/>
+      <w:r>
+        <w:rPr>
+          <w:color w:val="000000" w:themeColor="text1"/>
+        </w:rPr>
+        <w:t xml:space="preserve"> 1 port-channel</w:t>
       </w:r>
     </w:p>
     <w:p>
@@ -21749,7 +24847,6 @@
           <w:bCs/>
           <w:color w:val="000000" w:themeColor="text1"/>
         </w:rPr>
-        <w:lastRenderedPageBreak/>
         <w:t>📊</w:t>
       </w:r>
       <w:r>
@@ -22111,22 +25208,23 @@
         </w:rPr>
         <w:br/>
       </w:r>
+      <w:proofErr w:type="spellStart"/>
       <w:r>
         <w:rPr>
           <w:color w:val="000000" w:themeColor="text1"/>
           <w:sz w:val="24"/>
           <w:szCs w:val="24"/>
         </w:rPr>
-        <w:t xml:space="preserve">i. manual  </w:t>
-      </w:r>
+        <w:t>i</w:t>
+      </w:r>
+      <w:proofErr w:type="spellEnd"/>
       <w:r>
         <w:rPr>
           <w:color w:val="000000" w:themeColor="text1"/>
           <w:sz w:val="24"/>
           <w:szCs w:val="24"/>
         </w:rPr>
-        <w:br/>
-        <w:t>ii. Dynamic</w:t>
+        <w:t xml:space="preserve">. manual  </w:t>
       </w:r>
       <w:r>
         <w:rPr>
@@ -22134,7 +25232,8 @@
           <w:sz w:val="24"/>
           <w:szCs w:val="24"/>
         </w:rPr>
-        <w:t xml:space="preserve"> - </w:t>
+        <w:br/>
+        <w:t>ii. Dynamic</w:t>
       </w:r>
       <w:r>
         <w:rPr>
@@ -22142,18 +25241,16 @@
           <w:sz w:val="24"/>
           <w:szCs w:val="24"/>
         </w:rPr>
-        <w:t>using an aggregation protocol</w:t>
-      </w:r>
-    </w:p>
-    <w:p>
-      <w:pPr>
-        <w:ind w:right="-489"/>
+        <w:t xml:space="preserve"> - </w:t>
+      </w:r>
+      <w:r>
         <w:rPr>
           <w:color w:val="000000" w:themeColor="text1"/>
           <w:sz w:val="24"/>
           <w:szCs w:val="24"/>
         </w:rPr>
-      </w:pPr>
+        <w:t>using an aggregation protocol</w:t>
+      </w:r>
     </w:p>
     <w:p>
       <w:pPr>
@@ -22255,24 +25352,33 @@
         </w:rPr>
       </w:pPr>
     </w:p>
-    <w:p/>
-    <w:p>
-      <w:pPr>
-        <w:ind w:right="-489"/>
-        <w:rPr>
-          <w:color w:val="000000" w:themeColor="text1"/>
-        </w:rPr>
-      </w:pPr>
-      <w:r>
-        <w:rPr>
-          <w:b/>
-          <w:bCs/>
-          <w:noProof/>
+    <w:p>
+      <w:pPr>
+        <w:ind w:right="-489"/>
+        <w:rPr>
           <w:color w:val="000000" w:themeColor="text1"/>
           <w:sz w:val="24"/>
           <w:szCs w:val="24"/>
         </w:rPr>
-        <w:lastRenderedPageBreak/>
+      </w:pPr>
+    </w:p>
+    <w:p/>
+    <w:p>
+      <w:pPr>
+        <w:ind w:right="-489"/>
+        <w:rPr>
+          <w:color w:val="000000" w:themeColor="text1"/>
+        </w:rPr>
+      </w:pPr>
+      <w:r>
+        <w:rPr>
+          <w:b/>
+          <w:bCs/>
+          <w:noProof/>
+          <w:color w:val="000000" w:themeColor="text1"/>
+          <w:sz w:val="24"/>
+          <w:szCs w:val="24"/>
+        </w:rPr>
         <mc:AlternateContent>
           <mc:Choice Requires="wps">
             <w:drawing>
@@ -24015,7 +27121,7 @@
                     <pic:cNvPicPr/>
                   </pic:nvPicPr>
                   <pic:blipFill>
-                    <a:blip r:embed="rId72"/>
+                    <a:blip r:embed="rId76"/>
                     <a:stretch>
                       <a:fillRect/>
                     </a:stretch>
@@ -24216,7 +27322,7 @@
                     <pic:cNvPicPr/>
                   </pic:nvPicPr>
                   <pic:blipFill>
-                    <a:blip r:embed="rId73"/>
+                    <a:blip r:embed="rId77"/>
                     <a:stretch>
                       <a:fillRect/>
                     </a:stretch>
@@ -24258,6 +27364,7 @@
           <w:sz w:val="24"/>
           <w:szCs w:val="24"/>
         </w:rPr>
+        <w:lastRenderedPageBreak/>
         <mc:AlternateContent>
           <mc:Choice Requires="wps">
             <w:drawing>
@@ -25508,7 +28615,6 @@
           <w:szCs w:val="24"/>
           <w:highlight w:val="yellow"/>
         </w:rPr>
-        <w:lastRenderedPageBreak/>
         <w:t>EtherChannel:</w:t>
       </w:r>
     </w:p>
@@ -26010,6 +29116,7 @@
         </w:rPr>
         <w:t xml:space="preserve">the EtherChannel using </w:t>
       </w:r>
+      <w:proofErr w:type="spellStart"/>
       <w:r>
         <w:rPr>
           <w:b/>
@@ -26020,6 +29127,7 @@
         </w:rPr>
         <w:t>PAgP</w:t>
       </w:r>
+      <w:proofErr w:type="spellEnd"/>
       <w:r>
         <w:rPr>
           <w:color w:val="000000" w:themeColor="text1"/>
@@ -26066,23 +29174,25 @@
           <w:sz w:val="24"/>
           <w:szCs w:val="24"/>
         </w:rPr>
-        <w:t xml:space="preserve">Switch(config-if)# channel-protocol pagp </w:t>
-      </w:r>
+        <w:t xml:space="preserve">Switch(config-if)# channel-protocol </w:t>
+      </w:r>
+      <w:proofErr w:type="spellStart"/>
       <w:r>
         <w:rPr>
           <w:color w:val="000000" w:themeColor="text1"/>
           <w:sz w:val="24"/>
           <w:szCs w:val="24"/>
         </w:rPr>
-        <w:br/>
-      </w:r>
+        <w:t>pagp</w:t>
+      </w:r>
+      <w:proofErr w:type="spellEnd"/>
       <w:r>
         <w:rPr>
           <w:color w:val="000000" w:themeColor="text1"/>
           <w:sz w:val="24"/>
           <w:szCs w:val="24"/>
         </w:rPr>
-        <w:t xml:space="preserve">Switch(config-if)# channel-group 1 mode desirable </w:t>
+        <w:t xml:space="preserve"> </w:t>
       </w:r>
       <w:r>
         <w:rPr>
@@ -26098,7 +29208,7 @@
           <w:sz w:val="24"/>
           <w:szCs w:val="24"/>
         </w:rPr>
-        <w:t>Switch(config-if)# channel-group 1 mode auto</w:t>
+        <w:t xml:space="preserve">Switch(config-if)# channel-group 1 mode desirable </w:t>
       </w:r>
       <w:r>
         <w:rPr>
@@ -26114,7 +29224,7 @@
           <w:sz w:val="24"/>
           <w:szCs w:val="24"/>
         </w:rPr>
-        <w:br/>
+        <w:t>Switch(config-if)# channel-group 1 mode auto</w:t>
       </w:r>
       <w:r>
         <w:rPr>
@@ -26122,17 +29232,15 @@
           <w:sz w:val="24"/>
           <w:szCs w:val="24"/>
         </w:rPr>
-        <w:t xml:space="preserve">the EtherChannel using </w:t>
-      </w:r>
-      <w:r>
-        <w:rPr>
-          <w:b/>
-          <w:bCs/>
+        <w:br/>
+      </w:r>
+      <w:r>
+        <w:rPr>
           <w:color w:val="000000" w:themeColor="text1"/>
           <w:sz w:val="24"/>
           <w:szCs w:val="24"/>
         </w:rPr>
-        <w:t>LACP</w:t>
+        <w:br/>
       </w:r>
       <w:r>
         <w:rPr>
@@ -26140,15 +29248,17 @@
           <w:sz w:val="24"/>
           <w:szCs w:val="24"/>
         </w:rPr>
-        <w:t xml:space="preserve"> negotiation: </w:t>
-      </w:r>
-      <w:r>
-        <w:rPr>
+        <w:t xml:space="preserve">the EtherChannel using </w:t>
+      </w:r>
+      <w:r>
+        <w:rPr>
+          <w:b/>
+          <w:bCs/>
           <w:color w:val="000000" w:themeColor="text1"/>
           <w:sz w:val="24"/>
           <w:szCs w:val="24"/>
         </w:rPr>
-        <w:br/>
+        <w:t>LACP</w:t>
       </w:r>
       <w:r>
         <w:rPr>
@@ -26156,7 +29266,7 @@
           <w:sz w:val="24"/>
           <w:szCs w:val="24"/>
         </w:rPr>
-        <w:t>Switch(config)# interface range g</w:t>
+        <w:t xml:space="preserve"> negotiation: </w:t>
       </w:r>
       <w:r>
         <w:rPr>
@@ -26164,7 +29274,7 @@
           <w:sz w:val="24"/>
           <w:szCs w:val="24"/>
         </w:rPr>
-        <w:t xml:space="preserve"> 0/0-1</w:t>
+        <w:br/>
       </w:r>
       <w:r>
         <w:rPr>
@@ -26172,7 +29282,7 @@
           <w:sz w:val="24"/>
           <w:szCs w:val="24"/>
         </w:rPr>
-        <w:br/>
+        <w:t>Switch(config)# interface range g</w:t>
       </w:r>
       <w:r>
         <w:rPr>
@@ -26180,7 +29290,7 @@
           <w:sz w:val="24"/>
           <w:szCs w:val="24"/>
         </w:rPr>
-        <w:t>Switch(config-if)# channel-protocol</w:t>
+        <w:t xml:space="preserve"> 0/0-1</w:t>
       </w:r>
       <w:r>
         <w:rPr>
@@ -26188,7 +29298,7 @@
           <w:sz w:val="24"/>
           <w:szCs w:val="24"/>
         </w:rPr>
-        <w:t xml:space="preserve"> lacp</w:t>
+        <w:br/>
       </w:r>
       <w:r>
         <w:rPr>
@@ -26196,7 +29306,7 @@
           <w:sz w:val="24"/>
           <w:szCs w:val="24"/>
         </w:rPr>
-        <w:t xml:space="preserve"> </w:t>
+        <w:t>Switch(config-if)# channel-protocol</w:t>
       </w:r>
       <w:r>
         <w:rPr>
@@ -26204,23 +29314,25 @@
           <w:sz w:val="24"/>
           <w:szCs w:val="24"/>
         </w:rPr>
-        <w:br/>
-      </w:r>
+        <w:t xml:space="preserve"> </w:t>
+      </w:r>
+      <w:proofErr w:type="spellStart"/>
       <w:r>
         <w:rPr>
           <w:color w:val="000000" w:themeColor="text1"/>
           <w:sz w:val="24"/>
           <w:szCs w:val="24"/>
         </w:rPr>
-        <w:t xml:space="preserve">Switch(config-if)# channel-group 1 mode </w:t>
-      </w:r>
+        <w:t>lacp</w:t>
+      </w:r>
+      <w:proofErr w:type="spellEnd"/>
       <w:r>
         <w:rPr>
           <w:color w:val="000000" w:themeColor="text1"/>
           <w:sz w:val="24"/>
           <w:szCs w:val="24"/>
         </w:rPr>
-        <w:t>active</w:t>
+        <w:t xml:space="preserve"> </w:t>
       </w:r>
       <w:r>
         <w:rPr>
@@ -26244,29 +29356,97 @@
           <w:sz w:val="24"/>
           <w:szCs w:val="24"/>
         </w:rPr>
-        <w:t>passive</w:t>
-      </w:r>
-    </w:p>
-    <w:p>
-      <w:pPr>
-        <w:spacing w:after="0"/>
-        <w:ind w:right="-489"/>
+        <w:t>active</w:t>
+      </w:r>
+      <w:r>
         <w:rPr>
           <w:color w:val="000000" w:themeColor="text1"/>
           <w:sz w:val="24"/>
           <w:szCs w:val="24"/>
         </w:rPr>
-      </w:pPr>
-    </w:p>
-    <w:p>
-      <w:pPr>
-        <w:spacing w:after="0"/>
-        <w:ind w:right="-489"/>
+        <w:br/>
+      </w:r>
+      <w:r>
         <w:rPr>
           <w:color w:val="000000" w:themeColor="text1"/>
           <w:sz w:val="24"/>
           <w:szCs w:val="24"/>
         </w:rPr>
+        <w:t xml:space="preserve">Switch(config-if)# channel-group 1 mode </w:t>
+      </w:r>
+      <w:r>
+        <w:rPr>
+          <w:color w:val="000000" w:themeColor="text1"/>
+          <w:sz w:val="24"/>
+          <w:szCs w:val="24"/>
+        </w:rPr>
+        <w:t>passive</w:t>
+      </w:r>
+    </w:p>
+    <w:p>
+      <w:pPr>
+        <w:spacing w:after="0"/>
+        <w:ind w:right="-489"/>
+        <w:rPr>
+          <w:color w:val="000000" w:themeColor="text1"/>
+          <w:sz w:val="24"/>
+          <w:szCs w:val="24"/>
+        </w:rPr>
+      </w:pPr>
+    </w:p>
+    <w:p>
+      <w:pPr>
+        <w:spacing w:after="0"/>
+        <w:ind w:right="-489"/>
+        <w:rPr>
+          <w:color w:val="000000" w:themeColor="text1"/>
+          <w:sz w:val="24"/>
+          <w:szCs w:val="24"/>
+        </w:rPr>
+      </w:pPr>
+    </w:p>
+    <w:p>
+      <w:pPr>
+        <w:spacing w:after="0"/>
+        <w:ind w:right="-489"/>
+        <w:rPr>
+          <w:color w:val="000000" w:themeColor="text1"/>
+          <w:sz w:val="24"/>
+          <w:szCs w:val="24"/>
+        </w:rPr>
+      </w:pPr>
+    </w:p>
+    <w:p>
+      <w:pPr>
+        <w:spacing w:after="0"/>
+        <w:ind w:right="-489"/>
+        <w:rPr>
+          <w:color w:val="000000" w:themeColor="text1"/>
+          <w:sz w:val="24"/>
+          <w:szCs w:val="24"/>
+        </w:rPr>
+      </w:pPr>
+    </w:p>
+    <w:p>
+      <w:pPr>
+        <w:spacing w:after="0"/>
+        <w:ind w:right="-489"/>
+        <w:rPr>
+          <w:color w:val="000000" w:themeColor="text1"/>
+          <w:sz w:val="24"/>
+          <w:szCs w:val="24"/>
+        </w:rPr>
+      </w:pPr>
+    </w:p>
+    <w:p>
+      <w:pPr>
+        <w:spacing w:after="0"/>
+        <w:ind w:right="-489"/>
+        <w:rPr>
+          <w:color w:val="000000" w:themeColor="text1"/>
+          <w:sz w:val="24"/>
+          <w:szCs w:val="24"/>
+        </w:rPr>
       </w:pPr>
     </w:p>
     <w:p>
@@ -26290,6 +29470,7 @@
           <w:sz w:val="28"/>
           <w:szCs w:val="28"/>
         </w:rPr>
+        <w:lastRenderedPageBreak/>
         <w:t>PAGP (Port Aggregation Protocol)</w:t>
       </w:r>
     </w:p>
@@ -26351,7 +29532,7 @@
                     <pic:cNvPicPr/>
                   </pic:nvPicPr>
                   <pic:blipFill>
-                    <a:blip r:embed="rId74"/>
+                    <a:blip r:embed="rId78"/>
                     <a:stretch>
                       <a:fillRect/>
                     </a:stretch>
@@ -26443,26 +29624,6 @@
           <w:szCs w:val="24"/>
         </w:rPr>
       </w:pPr>
-      <w:r>
-        <w:rPr>
-          <w:b/>
-          <w:bCs/>
-          <w:color w:val="000000" w:themeColor="text1"/>
-          <w:sz w:val="24"/>
-          <w:szCs w:val="24"/>
-        </w:rPr>
-        <w:br/>
-      </w:r>
-      <w:r>
-        <w:rPr>
-          <w:b/>
-          <w:bCs/>
-          <w:color w:val="000000" w:themeColor="text1"/>
-          <w:sz w:val="24"/>
-          <w:szCs w:val="24"/>
-        </w:rPr>
-        <w:br/>
-      </w:r>
       <w:r>
         <w:rPr>
           <w:b/>
@@ -26955,9 +30116,32 @@
         </mc:AlternateContent>
       </w:r>
     </w:p>
+    <w:p>
+      <w:pPr>
+        <w:tabs>
+          <w:tab w:val="left" w:pos="1992"/>
+        </w:tabs>
+        <w:rPr>
+          <w:sz w:val="24"/>
+          <w:szCs w:val="24"/>
+        </w:rPr>
+      </w:pPr>
+    </w:p>
+    <w:p>
+      <w:pPr>
+        <w:tabs>
+          <w:tab w:val="left" w:pos="1992"/>
+        </w:tabs>
+        <w:rPr>
+          <w:sz w:val="24"/>
+          <w:szCs w:val="24"/>
+        </w:rPr>
+      </w:pPr>
+    </w:p>
     <w:sectPr>
+      <w:headerReference w:type="default" r:id="rId79"/>
       <w:pgSz w:w="11910" w:h="16840"/>
-      <w:pgMar w:top="640" w:right="600" w:bottom="280" w:left="600" w:header="720" w:footer="720" w:gutter="0"/>
+      <w:pgMar w:top="640" w:right="600" w:bottom="280" w:left="600" w:header="57" w:footer="720" w:gutter="0"/>
       <w:pgBorders w:offsetFrom="page">
         <w:top w:val="single" w:sz="18" w:space="24" w:color="auto"/>
         <w:left w:val="single" w:sz="18" w:space="24" w:color="auto"/>
@@ -27023,6 +30207,59 @@
 </w:footnotes>
 </file>
 
+<file path=word/header1.xml><?xml version="1.0" encoding="utf-8"?>
+<w:hdr xmlns:wpc="http://schemas.microsoft.com/office/word/2010/wordprocessingCanvas" xmlns:cx="http://schemas.microsoft.com/office/drawing/2014/chartex" xmlns:cx1="http://schemas.microsoft.com/office/drawing/2015/9/8/chartex" xmlns:cx2="http://schemas.microsoft.com/office/drawing/2015/10/21/chartex" xmlns:cx3="http://schemas.microsoft.com/office/drawing/2016/5/9/chartex" xmlns:cx4="http://schemas.microsoft.com/office/drawing/2016/5/10/chartex" xmlns:cx5="http://schemas.microsoft.com/office/drawing/2016/5/11/chartex" xmlns:cx6="http://schemas.microsoft.com/office/drawing/2016/5/12/chartex" xmlns:cx7="http://schemas.microsoft.com/office/drawing/2016/5/13/chartex" xmlns:cx8="http://schemas.microsoft.com/office/drawing/2016/5/14/chartex" xmlns:mc="http://schemas.openxmlformats.org/markup-compatibility/2006" xmlns:aink="http://schemas.microsoft.com/office/drawing/2016/ink" xmlns:am3d="http://schemas.microsoft.com/office/drawing/2017/model3d" xmlns:o="urn:schemas-microsoft-com:office:office" xmlns:oel="http://schemas.microsoft.com/office/2019/extlst" xmlns:r="http://schemas.openxmlformats.org/officeDocument/2006/relationships" xmlns:m="http://schemas.openxmlformats.org/officeDocument/2006/math" xmlns:v="urn:schemas-microsoft-com:vml" xmlns:wp14="http://schemas.microsoft.com/office/word/2010/wordprocessingDrawing" xmlns:wp="http://schemas.openxmlformats.org/drawingml/2006/wordprocessingDrawing" xmlns:w10="urn:schemas-microsoft-com:office:word" xmlns:w="http://schemas.openxmlformats.org/wordprocessingml/2006/main" xmlns:w14="http://schemas.microsoft.com/office/word/2010/wordml" xmlns:w15="http://schemas.microsoft.com/office/word/2012/wordml" xmlns:w16cex="http://schemas.microsoft.com/office/word/2018/wordml/cex" xmlns:w16cid="http://schemas.microsoft.com/office/word/2016/wordml/cid" xmlns:w16="http://schemas.microsoft.com/office/word/2018/wordml" xmlns:w16du="http://schemas.microsoft.com/office/word/2023/wordml/word16du" xmlns:w16sdtdh="http://schemas.microsoft.com/office/word/2020/wordml/sdtdatahash" xmlns:w16sdtfl="http://schemas.microsoft.com/office/word/2024/wordml/sdtformatlock" xmlns:w16se="http://schemas.microsoft.com/office/word/2015/wordml/symex" xmlns:wpg="http://schemas.microsoft.com/office/word/2010/wordprocessingGroup" xmlns:wpi="http://schemas.microsoft.com/office/word/2010/wordprocessingInk" xmlns:wne="http://schemas.microsoft.com/office/word/2006/wordml" xmlns:wps="http://schemas.microsoft.com/office/word/2010/wordprocessingShape" mc:Ignorable="w14 w15 w16se w16cid w16 w16cex w16sdtdh w16sdtfl w16du wp14">
+  <w:sdt>
+    <w:sdtPr>
+      <w:id w:val="1829162611"/>
+      <w:docPartObj>
+        <w:docPartGallery w:val="Page Numbers (Top of Page)"/>
+        <w:docPartUnique/>
+      </w:docPartObj>
+    </w:sdtPr>
+    <w:sdtEndPr>
+      <w:rPr>
+        <w:noProof/>
+      </w:rPr>
+    </w:sdtEndPr>
+    <w:sdtContent>
+      <w:p>
+        <w:pPr>
+          <w:pStyle w:val="Header"/>
+          <w:jc w:val="right"/>
+        </w:pPr>
+        <w:r>
+          <w:fldChar w:fldCharType="begin"/>
+        </w:r>
+        <w:r>
+          <w:instrText xml:space="preserve"> PAGE   \* MERGEFORMAT </w:instrText>
+        </w:r>
+        <w:r>
+          <w:fldChar w:fldCharType="separate"/>
+        </w:r>
+        <w:r>
+          <w:rPr>
+            <w:noProof/>
+          </w:rPr>
+          <w:t>2</w:t>
+        </w:r>
+        <w:r>
+          <w:rPr>
+            <w:noProof/>
+          </w:rPr>
+          <w:fldChar w:fldCharType="end"/>
+        </w:r>
+      </w:p>
+    </w:sdtContent>
+  </w:sdt>
+  <w:p>
+    <w:pPr>
+      <w:pStyle w:val="Header"/>
+    </w:pPr>
+  </w:p>
+</w:hdr>
+</file>
+
 <file path=word/numbering.xml><?xml version="1.0" encoding="utf-8"?>
 <w:numbering xmlns:wpc="http://schemas.microsoft.com/office/word/2010/wordprocessingCanvas" xmlns:cx="http://schemas.microsoft.com/office/drawing/2014/chartex" xmlns:cx1="http://schemas.microsoft.com/office/drawing/2015/9/8/chartex" xmlns:cx2="http://schemas.microsoft.com/office/drawing/2015/10/21/chartex" xmlns:cx3="http://schemas.microsoft.com/office/drawing/2016/5/9/chartex" xmlns:cx4="http://schemas.microsoft.com/office/drawing/2016/5/10/chartex" xmlns:cx5="http://schemas.microsoft.com/office/drawing/2016/5/11/chartex" xmlns:cx6="http://schemas.microsoft.com/office/drawing/2016/5/12/chartex" xmlns:cx7="http://schemas.microsoft.com/office/drawing/2016/5/13/chartex" xmlns:cx8="http://schemas.microsoft.com/office/drawing/2016/5/14/chartex" xmlns:mc="http://schemas.openxmlformats.org/markup-compatibility/2006" xmlns:aink="http://schemas.microsoft.com/office/drawing/2016/ink" xmlns:am3d="http://schemas.microsoft.com/office/drawing/2017/model3d" xmlns:o="urn:schemas-microsoft-com:office:office" xmlns:oel="http://schemas.microsoft.com/office/2019/extlst" xmlns:r="http://schemas.openxmlformats.org/officeDocument/2006/relationships" xmlns:m="http://schemas.openxmlformats.org/officeDocument/2006/math" xmlns:v="urn:schemas-microsoft-com:vml" xmlns:wp14="http://schemas.microsoft.com/office/word/2010/wordprocessingDrawing" xmlns:wp="http://schemas.openxmlformats.org/drawingml/2006/wordprocessingDrawing" xmlns:w10="urn:schemas-microsoft-com:office:word" xmlns:w="http://schemas.openxmlformats.org/wordprocessingml/2006/main" xmlns:w14="http://schemas.microsoft.com/office/word/2010/wordml" xmlns:w15="http://schemas.microsoft.com/office/word/2012/wordml" xmlns:w16cex="http://schemas.microsoft.com/office/word/2018/wordml/cex" xmlns:w16cid="http://schemas.microsoft.com/office/word/2016/wordml/cid" xmlns:w16="http://schemas.microsoft.com/office/word/2018/wordml" xmlns:w16du="http://schemas.microsoft.com/office/word/2023/wordml/word16du" xmlns:w16sdtdh="http://schemas.microsoft.com/office/word/2020/wordml/sdtdatahash" xmlns:w16sdtfl="http://schemas.microsoft.com/office/word/2024/wordml/sdtformatlock" xmlns:w16se="http://schemas.microsoft.com/office/word/2015/wordml/symex" xmlns:wpg="http://schemas.microsoft.com/office/word/2010/wordprocessingGroup" xmlns:wpi="http://schemas.microsoft.com/office/word/2010/wordprocessingInk" xmlns:wne="http://schemas.microsoft.com/office/word/2006/wordml" xmlns:wps="http://schemas.microsoft.com/office/word/2010/wordprocessingShape" mc:Ignorable="w14 w15 w16se w16cid w16 w16cex w16sdtdh w16sdtfl w16du wp14">
   <w:abstractNum w:abstractNumId="0" w15:restartNumberingAfterBreak="0">
@@ -29017,6 +32254,155 @@
     </w:lvl>
   </w:abstractNum>
   <w:abstractNum w:abstractNumId="15" w15:restartNumberingAfterBreak="0">
+    <w:nsid w:val="2C446D0F"/>
+    <w:multiLevelType w:val="multilevel"/>
+    <w:tmpl w:val="6E7622B8"/>
+    <w:lvl w:ilvl="0">
+      <w:start w:val="1"/>
+      <w:numFmt w:val="bullet"/>
+      <w:lvlText w:val=""/>
+      <w:lvlJc w:val="left"/>
+      <w:pPr>
+        <w:tabs>
+          <w:tab w:val="num" w:pos="720"/>
+        </w:tabs>
+        <w:ind w:left="720" w:hanging="360"/>
+      </w:pPr>
+      <w:rPr>
+        <w:rFonts w:ascii="Symbol" w:hAnsi="Symbol" w:hint="default"/>
+        <w:sz w:val="20"/>
+      </w:rPr>
+    </w:lvl>
+    <w:lvl w:ilvl="1" w:tentative="1">
+      <w:start w:val="1"/>
+      <w:numFmt w:val="bullet"/>
+      <w:lvlText w:val="o"/>
+      <w:lvlJc w:val="left"/>
+      <w:pPr>
+        <w:tabs>
+          <w:tab w:val="num" w:pos="1440"/>
+        </w:tabs>
+        <w:ind w:left="1440" w:hanging="360"/>
+      </w:pPr>
+      <w:rPr>
+        <w:rFonts w:ascii="Courier New" w:hAnsi="Courier New" w:hint="default"/>
+        <w:sz w:val="20"/>
+      </w:rPr>
+    </w:lvl>
+    <w:lvl w:ilvl="2" w:tentative="1">
+      <w:start w:val="1"/>
+      <w:numFmt w:val="bullet"/>
+      <w:lvlText w:val=""/>
+      <w:lvlJc w:val="left"/>
+      <w:pPr>
+        <w:tabs>
+          <w:tab w:val="num" w:pos="2160"/>
+        </w:tabs>
+        <w:ind w:left="2160" w:hanging="360"/>
+      </w:pPr>
+      <w:rPr>
+        <w:rFonts w:ascii="Wingdings" w:hAnsi="Wingdings" w:hint="default"/>
+        <w:sz w:val="20"/>
+      </w:rPr>
+    </w:lvl>
+    <w:lvl w:ilvl="3" w:tentative="1">
+      <w:start w:val="1"/>
+      <w:numFmt w:val="bullet"/>
+      <w:lvlText w:val=""/>
+      <w:lvlJc w:val="left"/>
+      <w:pPr>
+        <w:tabs>
+          <w:tab w:val="num" w:pos="2880"/>
+        </w:tabs>
+        <w:ind w:left="2880" w:hanging="360"/>
+      </w:pPr>
+      <w:rPr>
+        <w:rFonts w:ascii="Wingdings" w:hAnsi="Wingdings" w:hint="default"/>
+        <w:sz w:val="20"/>
+      </w:rPr>
+    </w:lvl>
+    <w:lvl w:ilvl="4" w:tentative="1">
+      <w:start w:val="1"/>
+      <w:numFmt w:val="bullet"/>
+      <w:lvlText w:val=""/>
+      <w:lvlJc w:val="left"/>
+      <w:pPr>
+        <w:tabs>
+          <w:tab w:val="num" w:pos="3600"/>
+        </w:tabs>
+        <w:ind w:left="3600" w:hanging="360"/>
+      </w:pPr>
+      <w:rPr>
+        <w:rFonts w:ascii="Wingdings" w:hAnsi="Wingdings" w:hint="default"/>
+        <w:sz w:val="20"/>
+      </w:rPr>
+    </w:lvl>
+    <w:lvl w:ilvl="5" w:tentative="1">
+      <w:start w:val="1"/>
+      <w:numFmt w:val="bullet"/>
+      <w:lvlText w:val=""/>
+      <w:lvlJc w:val="left"/>
+      <w:pPr>
+        <w:tabs>
+          <w:tab w:val="num" w:pos="4320"/>
+        </w:tabs>
+        <w:ind w:left="4320" w:hanging="360"/>
+      </w:pPr>
+      <w:rPr>
+        <w:rFonts w:ascii="Wingdings" w:hAnsi="Wingdings" w:hint="default"/>
+        <w:sz w:val="20"/>
+      </w:rPr>
+    </w:lvl>
+    <w:lvl w:ilvl="6" w:tentative="1">
+      <w:start w:val="1"/>
+      <w:numFmt w:val="bullet"/>
+      <w:lvlText w:val=""/>
+      <w:lvlJc w:val="left"/>
+      <w:pPr>
+        <w:tabs>
+          <w:tab w:val="num" w:pos="5040"/>
+        </w:tabs>
+        <w:ind w:left="5040" w:hanging="360"/>
+      </w:pPr>
+      <w:rPr>
+        <w:rFonts w:ascii="Wingdings" w:hAnsi="Wingdings" w:hint="default"/>
+        <w:sz w:val="20"/>
+      </w:rPr>
+    </w:lvl>
+    <w:lvl w:ilvl="7" w:tentative="1">
+      <w:start w:val="1"/>
+      <w:numFmt w:val="bullet"/>
+      <w:lvlText w:val=""/>
+      <w:lvlJc w:val="left"/>
+      <w:pPr>
+        <w:tabs>
+          <w:tab w:val="num" w:pos="5760"/>
+        </w:tabs>
+        <w:ind w:left="5760" w:hanging="360"/>
+      </w:pPr>
+      <w:rPr>
+        <w:rFonts w:ascii="Wingdings" w:hAnsi="Wingdings" w:hint="default"/>
+        <w:sz w:val="20"/>
+      </w:rPr>
+    </w:lvl>
+    <w:lvl w:ilvl="8" w:tentative="1">
+      <w:start w:val="1"/>
+      <w:numFmt w:val="bullet"/>
+      <w:lvlText w:val=""/>
+      <w:lvlJc w:val="left"/>
+      <w:pPr>
+        <w:tabs>
+          <w:tab w:val="num" w:pos="6480"/>
+        </w:tabs>
+        <w:ind w:left="6480" w:hanging="360"/>
+      </w:pPr>
+      <w:rPr>
+        <w:rFonts w:ascii="Wingdings" w:hAnsi="Wingdings" w:hint="default"/>
+        <w:sz w:val="20"/>
+      </w:rPr>
+    </w:lvl>
+  </w:abstractNum>
+  <w:abstractNum w:abstractNumId="16" w15:restartNumberingAfterBreak="0">
     <w:nsid w:val="2FDE04BC"/>
     <w:multiLevelType w:val="multilevel"/>
     <w:tmpl w:val="0166E654"/>
@@ -29130,7 +32516,7 @@
       </w:pPr>
     </w:lvl>
   </w:abstractNum>
-  <w:abstractNum w:abstractNumId="16" w15:restartNumberingAfterBreak="0">
+  <w:abstractNum w:abstractNumId="17" w15:restartNumberingAfterBreak="0">
     <w:nsid w:val="30002232"/>
     <w:multiLevelType w:val="multilevel"/>
     <w:tmpl w:val="34E21132"/>
@@ -29279,7 +32665,7 @@
       </w:rPr>
     </w:lvl>
   </w:abstractNum>
-  <w:abstractNum w:abstractNumId="17" w15:restartNumberingAfterBreak="0">
+  <w:abstractNum w:abstractNumId="18" w15:restartNumberingAfterBreak="0">
     <w:nsid w:val="3165332F"/>
     <w:multiLevelType w:val="multilevel"/>
     <w:tmpl w:val="9414260C"/>
@@ -29428,7 +32814,7 @@
       </w:rPr>
     </w:lvl>
   </w:abstractNum>
-  <w:abstractNum w:abstractNumId="18" w15:restartNumberingAfterBreak="0">
+  <w:abstractNum w:abstractNumId="19" w15:restartNumberingAfterBreak="0">
     <w:nsid w:val="31CA470C"/>
     <w:multiLevelType w:val="multilevel"/>
     <w:tmpl w:val="CBAAF11E"/>
@@ -29577,7 +32963,7 @@
       </w:rPr>
     </w:lvl>
   </w:abstractNum>
-  <w:abstractNum w:abstractNumId="19" w15:restartNumberingAfterBreak="0">
+  <w:abstractNum w:abstractNumId="20" w15:restartNumberingAfterBreak="0">
     <w:nsid w:val="34DE5CDA"/>
     <w:multiLevelType w:val="multilevel"/>
     <w:tmpl w:val="A534596C"/>
@@ -29690,7 +33076,7 @@
       </w:pPr>
     </w:lvl>
   </w:abstractNum>
-  <w:abstractNum w:abstractNumId="20" w15:restartNumberingAfterBreak="0">
+  <w:abstractNum w:abstractNumId="21" w15:restartNumberingAfterBreak="0">
     <w:nsid w:val="35942AE8"/>
     <w:multiLevelType w:val="multilevel"/>
     <w:tmpl w:val="9DB2616C"/>
@@ -29835,7 +33221,7 @@
       </w:rPr>
     </w:lvl>
   </w:abstractNum>
-  <w:abstractNum w:abstractNumId="21" w15:restartNumberingAfterBreak="0">
+  <w:abstractNum w:abstractNumId="22" w15:restartNumberingAfterBreak="0">
     <w:nsid w:val="35B52DF6"/>
     <w:multiLevelType w:val="multilevel"/>
     <w:tmpl w:val="F744A2F6"/>
@@ -29984,7 +33370,7 @@
       </w:rPr>
     </w:lvl>
   </w:abstractNum>
-  <w:abstractNum w:abstractNumId="22" w15:restartNumberingAfterBreak="0">
+  <w:abstractNum w:abstractNumId="23" w15:restartNumberingAfterBreak="0">
     <w:nsid w:val="385604A6"/>
     <w:multiLevelType w:val="multilevel"/>
     <w:tmpl w:val="FC8887AA"/>
@@ -30133,7 +33519,7 @@
       </w:rPr>
     </w:lvl>
   </w:abstractNum>
-  <w:abstractNum w:abstractNumId="23" w15:restartNumberingAfterBreak="0">
+  <w:abstractNum w:abstractNumId="24" w15:restartNumberingAfterBreak="0">
     <w:nsid w:val="3DA64398"/>
     <w:multiLevelType w:val="multilevel"/>
     <w:tmpl w:val="BFBAF2CA"/>
@@ -30282,7 +33668,7 @@
       </w:rPr>
     </w:lvl>
   </w:abstractNum>
-  <w:abstractNum w:abstractNumId="24" w15:restartNumberingAfterBreak="0">
+  <w:abstractNum w:abstractNumId="25" w15:restartNumberingAfterBreak="0">
     <w:nsid w:val="3E667EF3"/>
     <w:multiLevelType w:val="multilevel"/>
     <w:tmpl w:val="0D96AEBE"/>
@@ -30431,7 +33817,124 @@
       </w:rPr>
     </w:lvl>
   </w:abstractNum>
-  <w:abstractNum w:abstractNumId="25" w15:restartNumberingAfterBreak="0">
+  <w:abstractNum w:abstractNumId="26" w15:restartNumberingAfterBreak="0">
+    <w:nsid w:val="403E4AEC"/>
+    <w:multiLevelType w:val="multilevel"/>
+    <w:tmpl w:val="2DAEE8DC"/>
+    <w:lvl w:ilvl="0">
+      <w:start w:val="1"/>
+      <w:numFmt w:val="decimal"/>
+      <w:lvlText w:val="%1."/>
+      <w:lvlJc w:val="left"/>
+      <w:pPr>
+        <w:tabs>
+          <w:tab w:val="num" w:pos="720"/>
+        </w:tabs>
+        <w:ind w:left="720" w:hanging="360"/>
+      </w:pPr>
+    </w:lvl>
+    <w:lvl w:ilvl="1">
+      <w:start w:val="1"/>
+      <w:numFmt w:val="bullet"/>
+      <w:lvlText w:val="o"/>
+      <w:lvlJc w:val="left"/>
+      <w:pPr>
+        <w:tabs>
+          <w:tab w:val="num" w:pos="1440"/>
+        </w:tabs>
+        <w:ind w:left="1440" w:hanging="360"/>
+      </w:pPr>
+      <w:rPr>
+        <w:rFonts w:ascii="Courier New" w:hAnsi="Courier New" w:hint="default"/>
+        <w:sz w:val="20"/>
+      </w:rPr>
+    </w:lvl>
+    <w:lvl w:ilvl="2" w:tentative="1">
+      <w:start w:val="1"/>
+      <w:numFmt w:val="decimal"/>
+      <w:lvlText w:val="%3."/>
+      <w:lvlJc w:val="left"/>
+      <w:pPr>
+        <w:tabs>
+          <w:tab w:val="num" w:pos="2160"/>
+        </w:tabs>
+        <w:ind w:left="2160" w:hanging="360"/>
+      </w:pPr>
+    </w:lvl>
+    <w:lvl w:ilvl="3" w:tentative="1">
+      <w:start w:val="1"/>
+      <w:numFmt w:val="decimal"/>
+      <w:lvlText w:val="%4."/>
+      <w:lvlJc w:val="left"/>
+      <w:pPr>
+        <w:tabs>
+          <w:tab w:val="num" w:pos="2880"/>
+        </w:tabs>
+        <w:ind w:left="2880" w:hanging="360"/>
+      </w:pPr>
+    </w:lvl>
+    <w:lvl w:ilvl="4" w:tentative="1">
+      <w:start w:val="1"/>
+      <w:numFmt w:val="decimal"/>
+      <w:lvlText w:val="%5."/>
+      <w:lvlJc w:val="left"/>
+      <w:pPr>
+        <w:tabs>
+          <w:tab w:val="num" w:pos="3600"/>
+        </w:tabs>
+        <w:ind w:left="3600" w:hanging="360"/>
+      </w:pPr>
+    </w:lvl>
+    <w:lvl w:ilvl="5" w:tentative="1">
+      <w:start w:val="1"/>
+      <w:numFmt w:val="decimal"/>
+      <w:lvlText w:val="%6."/>
+      <w:lvlJc w:val="left"/>
+      <w:pPr>
+        <w:tabs>
+          <w:tab w:val="num" w:pos="4320"/>
+        </w:tabs>
+        <w:ind w:left="4320" w:hanging="360"/>
+      </w:pPr>
+    </w:lvl>
+    <w:lvl w:ilvl="6" w:tentative="1">
+      <w:start w:val="1"/>
+      <w:numFmt w:val="decimal"/>
+      <w:lvlText w:val="%7."/>
+      <w:lvlJc w:val="left"/>
+      <w:pPr>
+        <w:tabs>
+          <w:tab w:val="num" w:pos="5040"/>
+        </w:tabs>
+        <w:ind w:left="5040" w:hanging="360"/>
+      </w:pPr>
+    </w:lvl>
+    <w:lvl w:ilvl="7" w:tentative="1">
+      <w:start w:val="1"/>
+      <w:numFmt w:val="decimal"/>
+      <w:lvlText w:val="%8."/>
+      <w:lvlJc w:val="left"/>
+      <w:pPr>
+        <w:tabs>
+          <w:tab w:val="num" w:pos="5760"/>
+        </w:tabs>
+        <w:ind w:left="5760" w:hanging="360"/>
+      </w:pPr>
+    </w:lvl>
+    <w:lvl w:ilvl="8" w:tentative="1">
+      <w:start w:val="1"/>
+      <w:numFmt w:val="decimal"/>
+      <w:lvlText w:val="%9."/>
+      <w:lvlJc w:val="left"/>
+      <w:pPr>
+        <w:tabs>
+          <w:tab w:val="num" w:pos="6480"/>
+        </w:tabs>
+        <w:ind w:left="6480" w:hanging="360"/>
+      </w:pPr>
+    </w:lvl>
+  </w:abstractNum>
+  <w:abstractNum w:abstractNumId="27" w15:restartNumberingAfterBreak="0">
     <w:nsid w:val="41C45059"/>
     <w:multiLevelType w:val="hybridMultilevel"/>
     <w:tmpl w:val="A94C4B3E"/>
@@ -30543,7 +34046,7 @@
       </w:rPr>
     </w:lvl>
   </w:abstractNum>
-  <w:abstractNum w:abstractNumId="26" w15:restartNumberingAfterBreak="0">
+  <w:abstractNum w:abstractNumId="28" w15:restartNumberingAfterBreak="0">
     <w:nsid w:val="42631D7C"/>
     <w:multiLevelType w:val="multilevel"/>
     <w:tmpl w:val="B58AFAA4"/>
@@ -30656,7 +34159,7 @@
       </w:pPr>
     </w:lvl>
   </w:abstractNum>
-  <w:abstractNum w:abstractNumId="27" w15:restartNumberingAfterBreak="0">
+  <w:abstractNum w:abstractNumId="29" w15:restartNumberingAfterBreak="0">
     <w:nsid w:val="45FD2F59"/>
     <w:multiLevelType w:val="multilevel"/>
     <w:tmpl w:val="26225C68"/>
@@ -30805,7 +34308,7 @@
       </w:rPr>
     </w:lvl>
   </w:abstractNum>
-  <w:abstractNum w:abstractNumId="28" w15:restartNumberingAfterBreak="0">
+  <w:abstractNum w:abstractNumId="30" w15:restartNumberingAfterBreak="0">
     <w:nsid w:val="46637857"/>
     <w:multiLevelType w:val="multilevel"/>
     <w:tmpl w:val="0A04799C"/>
@@ -30954,7 +34457,7 @@
       </w:rPr>
     </w:lvl>
   </w:abstractNum>
-  <w:abstractNum w:abstractNumId="29" w15:restartNumberingAfterBreak="0">
+  <w:abstractNum w:abstractNumId="31" w15:restartNumberingAfterBreak="0">
     <w:nsid w:val="46B84596"/>
     <w:multiLevelType w:val="multilevel"/>
     <w:tmpl w:val="939EA8B6"/>
@@ -31103,7 +34606,7 @@
       </w:rPr>
     </w:lvl>
   </w:abstractNum>
-  <w:abstractNum w:abstractNumId="30" w15:restartNumberingAfterBreak="0">
+  <w:abstractNum w:abstractNumId="32" w15:restartNumberingAfterBreak="0">
     <w:nsid w:val="48650BAB"/>
     <w:multiLevelType w:val="hybridMultilevel"/>
     <w:tmpl w:val="86CA9D44"/>
@@ -31216,7 +34719,7 @@
       </w:rPr>
     </w:lvl>
   </w:abstractNum>
-  <w:abstractNum w:abstractNumId="31" w15:restartNumberingAfterBreak="0">
+  <w:abstractNum w:abstractNumId="33" w15:restartNumberingAfterBreak="0">
     <w:nsid w:val="48AE7022"/>
     <w:multiLevelType w:val="multilevel"/>
     <w:tmpl w:val="0CB869D6"/>
@@ -31365,7 +34868,7 @@
       </w:rPr>
     </w:lvl>
   </w:abstractNum>
-  <w:abstractNum w:abstractNumId="32" w15:restartNumberingAfterBreak="0">
+  <w:abstractNum w:abstractNumId="34" w15:restartNumberingAfterBreak="0">
     <w:nsid w:val="496C6F76"/>
     <w:multiLevelType w:val="multilevel"/>
     <w:tmpl w:val="9760BF8C"/>
@@ -31514,7 +35017,7 @@
       </w:rPr>
     </w:lvl>
   </w:abstractNum>
-  <w:abstractNum w:abstractNumId="33" w15:restartNumberingAfterBreak="0">
+  <w:abstractNum w:abstractNumId="35" w15:restartNumberingAfterBreak="0">
     <w:nsid w:val="49C2616A"/>
     <w:multiLevelType w:val="multilevel"/>
     <w:tmpl w:val="BED45430"/>
@@ -31635,7 +35138,7 @@
       </w:pPr>
     </w:lvl>
   </w:abstractNum>
-  <w:abstractNum w:abstractNumId="34" w15:restartNumberingAfterBreak="0">
+  <w:abstractNum w:abstractNumId="36" w15:restartNumberingAfterBreak="0">
     <w:nsid w:val="4A1726B2"/>
     <w:multiLevelType w:val="multilevel"/>
     <w:tmpl w:val="8A94E494"/>
@@ -31784,7 +35287,7 @@
       </w:rPr>
     </w:lvl>
   </w:abstractNum>
-  <w:abstractNum w:abstractNumId="35" w15:restartNumberingAfterBreak="0">
+  <w:abstractNum w:abstractNumId="37" w15:restartNumberingAfterBreak="0">
     <w:nsid w:val="4AB00D33"/>
     <w:multiLevelType w:val="multilevel"/>
     <w:tmpl w:val="FC60AB52"/>
@@ -31933,7 +35436,7 @@
       </w:rPr>
     </w:lvl>
   </w:abstractNum>
-  <w:abstractNum w:abstractNumId="36" w15:restartNumberingAfterBreak="0">
+  <w:abstractNum w:abstractNumId="38" w15:restartNumberingAfterBreak="0">
     <w:nsid w:val="4FAB1D10"/>
     <w:multiLevelType w:val="multilevel"/>
     <w:tmpl w:val="49C2E48E"/>
@@ -32082,7 +35585,7 @@
       </w:rPr>
     </w:lvl>
   </w:abstractNum>
-  <w:abstractNum w:abstractNumId="37" w15:restartNumberingAfterBreak="0">
+  <w:abstractNum w:abstractNumId="39" w15:restartNumberingAfterBreak="0">
     <w:nsid w:val="50DE2E1C"/>
     <w:multiLevelType w:val="multilevel"/>
     <w:tmpl w:val="5126B15A"/>
@@ -32231,7 +35734,7 @@
       </w:rPr>
     </w:lvl>
   </w:abstractNum>
-  <w:abstractNum w:abstractNumId="38" w15:restartNumberingAfterBreak="0">
+  <w:abstractNum w:abstractNumId="40" w15:restartNumberingAfterBreak="0">
     <w:nsid w:val="52931D18"/>
     <w:multiLevelType w:val="multilevel"/>
     <w:tmpl w:val="9B548F60"/>
@@ -32380,7 +35883,7 @@
       </w:rPr>
     </w:lvl>
   </w:abstractNum>
-  <w:abstractNum w:abstractNumId="39" w15:restartNumberingAfterBreak="0">
+  <w:abstractNum w:abstractNumId="41" w15:restartNumberingAfterBreak="0">
     <w:nsid w:val="55461AEE"/>
     <w:multiLevelType w:val="multilevel"/>
     <w:tmpl w:val="878A1E4C"/>
@@ -32529,7 +36032,152 @@
       </w:rPr>
     </w:lvl>
   </w:abstractNum>
-  <w:abstractNum w:abstractNumId="40" w15:restartNumberingAfterBreak="0">
+  <w:abstractNum w:abstractNumId="42" w15:restartNumberingAfterBreak="0">
+    <w:nsid w:val="56206110"/>
+    <w:multiLevelType w:val="multilevel"/>
+    <w:tmpl w:val="F8081324"/>
+    <w:lvl w:ilvl="0">
+      <w:start w:val="1"/>
+      <w:numFmt w:val="bullet"/>
+      <w:lvlText w:val=""/>
+      <w:lvlJc w:val="left"/>
+      <w:pPr>
+        <w:tabs>
+          <w:tab w:val="num" w:pos="720"/>
+        </w:tabs>
+        <w:ind w:left="720" w:hanging="360"/>
+      </w:pPr>
+      <w:rPr>
+        <w:rFonts w:ascii="Symbol" w:hAnsi="Symbol" w:hint="default"/>
+        <w:sz w:val="20"/>
+      </w:rPr>
+    </w:lvl>
+    <w:lvl w:ilvl="1">
+      <w:start w:val="1"/>
+      <w:numFmt w:val="decimal"/>
+      <w:lvlText w:val="%2."/>
+      <w:lvlJc w:val="left"/>
+      <w:pPr>
+        <w:tabs>
+          <w:tab w:val="num" w:pos="1440"/>
+        </w:tabs>
+        <w:ind w:left="1440" w:hanging="360"/>
+      </w:pPr>
+    </w:lvl>
+    <w:lvl w:ilvl="2" w:tentative="1">
+      <w:start w:val="1"/>
+      <w:numFmt w:val="bullet"/>
+      <w:lvlText w:val=""/>
+      <w:lvlJc w:val="left"/>
+      <w:pPr>
+        <w:tabs>
+          <w:tab w:val="num" w:pos="2160"/>
+        </w:tabs>
+        <w:ind w:left="2160" w:hanging="360"/>
+      </w:pPr>
+      <w:rPr>
+        <w:rFonts w:ascii="Wingdings" w:hAnsi="Wingdings" w:hint="default"/>
+        <w:sz w:val="20"/>
+      </w:rPr>
+    </w:lvl>
+    <w:lvl w:ilvl="3" w:tentative="1">
+      <w:start w:val="1"/>
+      <w:numFmt w:val="bullet"/>
+      <w:lvlText w:val=""/>
+      <w:lvlJc w:val="left"/>
+      <w:pPr>
+        <w:tabs>
+          <w:tab w:val="num" w:pos="2880"/>
+        </w:tabs>
+        <w:ind w:left="2880" w:hanging="360"/>
+      </w:pPr>
+      <w:rPr>
+        <w:rFonts w:ascii="Wingdings" w:hAnsi="Wingdings" w:hint="default"/>
+        <w:sz w:val="20"/>
+      </w:rPr>
+    </w:lvl>
+    <w:lvl w:ilvl="4" w:tentative="1">
+      <w:start w:val="1"/>
+      <w:numFmt w:val="bullet"/>
+      <w:lvlText w:val=""/>
+      <w:lvlJc w:val="left"/>
+      <w:pPr>
+        <w:tabs>
+          <w:tab w:val="num" w:pos="3600"/>
+        </w:tabs>
+        <w:ind w:left="3600" w:hanging="360"/>
+      </w:pPr>
+      <w:rPr>
+        <w:rFonts w:ascii="Wingdings" w:hAnsi="Wingdings" w:hint="default"/>
+        <w:sz w:val="20"/>
+      </w:rPr>
+    </w:lvl>
+    <w:lvl w:ilvl="5" w:tentative="1">
+      <w:start w:val="1"/>
+      <w:numFmt w:val="bullet"/>
+      <w:lvlText w:val=""/>
+      <w:lvlJc w:val="left"/>
+      <w:pPr>
+        <w:tabs>
+          <w:tab w:val="num" w:pos="4320"/>
+        </w:tabs>
+        <w:ind w:left="4320" w:hanging="360"/>
+      </w:pPr>
+      <w:rPr>
+        <w:rFonts w:ascii="Wingdings" w:hAnsi="Wingdings" w:hint="default"/>
+        <w:sz w:val="20"/>
+      </w:rPr>
+    </w:lvl>
+    <w:lvl w:ilvl="6" w:tentative="1">
+      <w:start w:val="1"/>
+      <w:numFmt w:val="bullet"/>
+      <w:lvlText w:val=""/>
+      <w:lvlJc w:val="left"/>
+      <w:pPr>
+        <w:tabs>
+          <w:tab w:val="num" w:pos="5040"/>
+        </w:tabs>
+        <w:ind w:left="5040" w:hanging="360"/>
+      </w:pPr>
+      <w:rPr>
+        <w:rFonts w:ascii="Wingdings" w:hAnsi="Wingdings" w:hint="default"/>
+        <w:sz w:val="20"/>
+      </w:rPr>
+    </w:lvl>
+    <w:lvl w:ilvl="7" w:tentative="1">
+      <w:start w:val="1"/>
+      <w:numFmt w:val="bullet"/>
+      <w:lvlText w:val=""/>
+      <w:lvlJc w:val="left"/>
+      <w:pPr>
+        <w:tabs>
+          <w:tab w:val="num" w:pos="5760"/>
+        </w:tabs>
+        <w:ind w:left="5760" w:hanging="360"/>
+      </w:pPr>
+      <w:rPr>
+        <w:rFonts w:ascii="Wingdings" w:hAnsi="Wingdings" w:hint="default"/>
+        <w:sz w:val="20"/>
+      </w:rPr>
+    </w:lvl>
+    <w:lvl w:ilvl="8" w:tentative="1">
+      <w:start w:val="1"/>
+      <w:numFmt w:val="bullet"/>
+      <w:lvlText w:val=""/>
+      <w:lvlJc w:val="left"/>
+      <w:pPr>
+        <w:tabs>
+          <w:tab w:val="num" w:pos="6480"/>
+        </w:tabs>
+        <w:ind w:left="6480" w:hanging="360"/>
+      </w:pPr>
+      <w:rPr>
+        <w:rFonts w:ascii="Wingdings" w:hAnsi="Wingdings" w:hint="default"/>
+        <w:sz w:val="20"/>
+      </w:rPr>
+    </w:lvl>
+  </w:abstractNum>
+  <w:abstractNum w:abstractNumId="43" w15:restartNumberingAfterBreak="0">
     <w:nsid w:val="56D917D8"/>
     <w:multiLevelType w:val="multilevel"/>
     <w:tmpl w:val="F202CEDA"/>
@@ -32678,7 +36326,7 @@
       </w:rPr>
     </w:lvl>
   </w:abstractNum>
-  <w:abstractNum w:abstractNumId="41" w15:restartNumberingAfterBreak="0">
+  <w:abstractNum w:abstractNumId="44" w15:restartNumberingAfterBreak="0">
     <w:nsid w:val="570C24B9"/>
     <w:multiLevelType w:val="multilevel"/>
     <w:tmpl w:val="E89C25F6"/>
@@ -32827,7 +36475,7 @@
       </w:rPr>
     </w:lvl>
   </w:abstractNum>
-  <w:abstractNum w:abstractNumId="42" w15:restartNumberingAfterBreak="0">
+  <w:abstractNum w:abstractNumId="45" w15:restartNumberingAfterBreak="0">
     <w:nsid w:val="578C4C92"/>
     <w:multiLevelType w:val="multilevel"/>
     <w:tmpl w:val="90523D62"/>
@@ -32976,7 +36624,7 @@
       </w:rPr>
     </w:lvl>
   </w:abstractNum>
-  <w:abstractNum w:abstractNumId="43" w15:restartNumberingAfterBreak="0">
+  <w:abstractNum w:abstractNumId="46" w15:restartNumberingAfterBreak="0">
     <w:nsid w:val="584C358D"/>
     <w:multiLevelType w:val="multilevel"/>
     <w:tmpl w:val="5E3A613E"/>
@@ -33125,7 +36773,7 @@
       </w:rPr>
     </w:lvl>
   </w:abstractNum>
-  <w:abstractNum w:abstractNumId="44" w15:restartNumberingAfterBreak="0">
+  <w:abstractNum w:abstractNumId="47" w15:restartNumberingAfterBreak="0">
     <w:nsid w:val="5852155B"/>
     <w:multiLevelType w:val="multilevel"/>
     <w:tmpl w:val="0E78930C"/>
@@ -33242,7 +36890,7 @@
       </w:pPr>
     </w:lvl>
   </w:abstractNum>
-  <w:abstractNum w:abstractNumId="45" w15:restartNumberingAfterBreak="0">
+  <w:abstractNum w:abstractNumId="48" w15:restartNumberingAfterBreak="0">
     <w:nsid w:val="58864989"/>
     <w:multiLevelType w:val="multilevel"/>
     <w:tmpl w:val="9FAC2CD4"/>
@@ -33355,7 +37003,7 @@
       </w:pPr>
     </w:lvl>
   </w:abstractNum>
-  <w:abstractNum w:abstractNumId="46" w15:restartNumberingAfterBreak="0">
+  <w:abstractNum w:abstractNumId="49" w15:restartNumberingAfterBreak="0">
     <w:nsid w:val="59717D66"/>
     <w:multiLevelType w:val="multilevel"/>
     <w:tmpl w:val="09DE0EE0"/>
@@ -33504,7 +37152,7 @@
       </w:rPr>
     </w:lvl>
   </w:abstractNum>
-  <w:abstractNum w:abstractNumId="47" w15:restartNumberingAfterBreak="0">
+  <w:abstractNum w:abstractNumId="50" w15:restartNumberingAfterBreak="0">
     <w:nsid w:val="599E58F0"/>
     <w:multiLevelType w:val="multilevel"/>
     <w:tmpl w:val="66BA801A"/>
@@ -33653,7 +37301,7 @@
       </w:rPr>
     </w:lvl>
   </w:abstractNum>
-  <w:abstractNum w:abstractNumId="48" w15:restartNumberingAfterBreak="0">
+  <w:abstractNum w:abstractNumId="51" w15:restartNumberingAfterBreak="0">
     <w:nsid w:val="59A43458"/>
     <w:multiLevelType w:val="multilevel"/>
     <w:tmpl w:val="B978C054"/>
@@ -33802,7 +37450,7 @@
       </w:rPr>
     </w:lvl>
   </w:abstractNum>
-  <w:abstractNum w:abstractNumId="49" w15:restartNumberingAfterBreak="0">
+  <w:abstractNum w:abstractNumId="52" w15:restartNumberingAfterBreak="0">
     <w:nsid w:val="5E676312"/>
     <w:multiLevelType w:val="multilevel"/>
     <w:tmpl w:val="107E368E"/>
@@ -33951,7 +37599,7 @@
       </w:rPr>
     </w:lvl>
   </w:abstractNum>
-  <w:abstractNum w:abstractNumId="50" w15:restartNumberingAfterBreak="0">
+  <w:abstractNum w:abstractNumId="53" w15:restartNumberingAfterBreak="0">
     <w:nsid w:val="5F12792E"/>
     <w:multiLevelType w:val="multilevel"/>
     <w:tmpl w:val="5450DEEA"/>
@@ -34100,7 +37748,7 @@
       </w:rPr>
     </w:lvl>
   </w:abstractNum>
-  <w:abstractNum w:abstractNumId="51" w15:restartNumberingAfterBreak="0">
+  <w:abstractNum w:abstractNumId="54" w15:restartNumberingAfterBreak="0">
     <w:nsid w:val="5FE354CC"/>
     <w:multiLevelType w:val="multilevel"/>
     <w:tmpl w:val="DAB4B92C"/>
@@ -34249,7 +37897,7 @@
       </w:rPr>
     </w:lvl>
   </w:abstractNum>
-  <w:abstractNum w:abstractNumId="52" w15:restartNumberingAfterBreak="0">
+  <w:abstractNum w:abstractNumId="55" w15:restartNumberingAfterBreak="0">
     <w:nsid w:val="5FFE6A0B"/>
     <w:multiLevelType w:val="multilevel"/>
     <w:tmpl w:val="053C0D72"/>
@@ -34362,7 +38010,7 @@
       </w:pPr>
     </w:lvl>
   </w:abstractNum>
-  <w:abstractNum w:abstractNumId="53" w15:restartNumberingAfterBreak="0">
+  <w:abstractNum w:abstractNumId="56" w15:restartNumberingAfterBreak="0">
     <w:nsid w:val="61A00977"/>
     <w:multiLevelType w:val="multilevel"/>
     <w:tmpl w:val="B8A41DDC"/>
@@ -34511,7 +38159,7 @@
       </w:rPr>
     </w:lvl>
   </w:abstractNum>
-  <w:abstractNum w:abstractNumId="54" w15:restartNumberingAfterBreak="0">
+  <w:abstractNum w:abstractNumId="57" w15:restartNumberingAfterBreak="0">
     <w:nsid w:val="66D95D88"/>
     <w:multiLevelType w:val="multilevel"/>
     <w:tmpl w:val="D3E20A42"/>
@@ -34628,7 +38276,7 @@
       </w:pPr>
     </w:lvl>
   </w:abstractNum>
-  <w:abstractNum w:abstractNumId="55" w15:restartNumberingAfterBreak="0">
+  <w:abstractNum w:abstractNumId="58" w15:restartNumberingAfterBreak="0">
     <w:nsid w:val="6812513A"/>
     <w:multiLevelType w:val="multilevel"/>
     <w:tmpl w:val="E91A1A30"/>
@@ -34777,7 +38425,7 @@
       </w:rPr>
     </w:lvl>
   </w:abstractNum>
-  <w:abstractNum w:abstractNumId="56" w15:restartNumberingAfterBreak="0">
+  <w:abstractNum w:abstractNumId="59" w15:restartNumberingAfterBreak="0">
     <w:nsid w:val="6A0346FC"/>
     <w:multiLevelType w:val="multilevel"/>
     <w:tmpl w:val="CC848BE8"/>
@@ -34926,7 +38574,7 @@
       </w:rPr>
     </w:lvl>
   </w:abstractNum>
-  <w:abstractNum w:abstractNumId="57" w15:restartNumberingAfterBreak="0">
+  <w:abstractNum w:abstractNumId="60" w15:restartNumberingAfterBreak="0">
     <w:nsid w:val="6BCB24BB"/>
     <w:multiLevelType w:val="multilevel"/>
     <w:tmpl w:val="BF662990"/>
@@ -35075,7 +38723,7 @@
       </w:rPr>
     </w:lvl>
   </w:abstractNum>
-  <w:abstractNum w:abstractNumId="58" w15:restartNumberingAfterBreak="0">
+  <w:abstractNum w:abstractNumId="61" w15:restartNumberingAfterBreak="0">
     <w:nsid w:val="6C5D074F"/>
     <w:multiLevelType w:val="multilevel"/>
     <w:tmpl w:val="0ACA2AA4"/>
@@ -35224,7 +38872,7 @@
       </w:rPr>
     </w:lvl>
   </w:abstractNum>
-  <w:abstractNum w:abstractNumId="59" w15:restartNumberingAfterBreak="0">
+  <w:abstractNum w:abstractNumId="62" w15:restartNumberingAfterBreak="0">
     <w:nsid w:val="6D301286"/>
     <w:multiLevelType w:val="multilevel"/>
     <w:tmpl w:val="9364FAD0"/>
@@ -35373,7 +39021,7 @@
       </w:rPr>
     </w:lvl>
   </w:abstractNum>
-  <w:abstractNum w:abstractNumId="60" w15:restartNumberingAfterBreak="0">
+  <w:abstractNum w:abstractNumId="63" w15:restartNumberingAfterBreak="0">
     <w:nsid w:val="6DB920C2"/>
     <w:multiLevelType w:val="multilevel"/>
     <w:tmpl w:val="CC72B2AC"/>
@@ -35486,7 +39134,7 @@
       </w:pPr>
     </w:lvl>
   </w:abstractNum>
-  <w:abstractNum w:abstractNumId="61" w15:restartNumberingAfterBreak="0">
+  <w:abstractNum w:abstractNumId="64" w15:restartNumberingAfterBreak="0">
     <w:nsid w:val="70B821C5"/>
     <w:multiLevelType w:val="multilevel"/>
     <w:tmpl w:val="720CA4E0"/>
@@ -35635,7 +39283,7 @@
       </w:rPr>
     </w:lvl>
   </w:abstractNum>
-  <w:abstractNum w:abstractNumId="62" w15:restartNumberingAfterBreak="0">
+  <w:abstractNum w:abstractNumId="65" w15:restartNumberingAfterBreak="0">
     <w:nsid w:val="70C34C02"/>
     <w:multiLevelType w:val="multilevel"/>
     <w:tmpl w:val="63542172"/>
@@ -35784,7 +39432,7 @@
       </w:rPr>
     </w:lvl>
   </w:abstractNum>
-  <w:abstractNum w:abstractNumId="63" w15:restartNumberingAfterBreak="0">
+  <w:abstractNum w:abstractNumId="66" w15:restartNumberingAfterBreak="0">
     <w:nsid w:val="71663543"/>
     <w:multiLevelType w:val="multilevel"/>
     <w:tmpl w:val="F90C0D22"/>
@@ -35933,7 +39581,7 @@
       </w:rPr>
     </w:lvl>
   </w:abstractNum>
-  <w:abstractNum w:abstractNumId="64" w15:restartNumberingAfterBreak="0">
+  <w:abstractNum w:abstractNumId="67" w15:restartNumberingAfterBreak="0">
     <w:nsid w:val="71E47700"/>
     <w:multiLevelType w:val="multilevel"/>
     <w:tmpl w:val="20189344"/>
@@ -36082,7 +39730,7 @@
       </w:rPr>
     </w:lvl>
   </w:abstractNum>
-  <w:abstractNum w:abstractNumId="65" w15:restartNumberingAfterBreak="0">
+  <w:abstractNum w:abstractNumId="68" w15:restartNumberingAfterBreak="0">
     <w:nsid w:val="72F905DF"/>
     <w:multiLevelType w:val="multilevel"/>
     <w:tmpl w:val="BBD08AC0"/>
@@ -36231,7 +39879,7 @@
       </w:rPr>
     </w:lvl>
   </w:abstractNum>
-  <w:abstractNum w:abstractNumId="66" w15:restartNumberingAfterBreak="0">
+  <w:abstractNum w:abstractNumId="69" w15:restartNumberingAfterBreak="0">
     <w:nsid w:val="73F71435"/>
     <w:multiLevelType w:val="multilevel"/>
     <w:tmpl w:val="BCA45AF2"/>
@@ -36380,7 +40028,7 @@
       </w:rPr>
     </w:lvl>
   </w:abstractNum>
-  <w:abstractNum w:abstractNumId="67" w15:restartNumberingAfterBreak="0">
+  <w:abstractNum w:abstractNumId="70" w15:restartNumberingAfterBreak="0">
     <w:nsid w:val="74083A74"/>
     <w:multiLevelType w:val="multilevel"/>
     <w:tmpl w:val="8118E6F2"/>
@@ -36529,7 +40177,7 @@
       </w:rPr>
     </w:lvl>
   </w:abstractNum>
-  <w:abstractNum w:abstractNumId="68" w15:restartNumberingAfterBreak="0">
+  <w:abstractNum w:abstractNumId="71" w15:restartNumberingAfterBreak="0">
     <w:nsid w:val="7B9560CF"/>
     <w:multiLevelType w:val="multilevel"/>
     <w:tmpl w:val="69C2D2AC"/>
@@ -36642,7 +40290,7 @@
       </w:pPr>
     </w:lvl>
   </w:abstractNum>
-  <w:abstractNum w:abstractNumId="69" w15:restartNumberingAfterBreak="0">
+  <w:abstractNum w:abstractNumId="72" w15:restartNumberingAfterBreak="0">
     <w:nsid w:val="7BAB3447"/>
     <w:multiLevelType w:val="hybridMultilevel"/>
     <w:tmpl w:val="32B6CA40"/>
@@ -36731,7 +40379,7 @@
       </w:pPr>
     </w:lvl>
   </w:abstractNum>
-  <w:abstractNum w:abstractNumId="70" w15:restartNumberingAfterBreak="0">
+  <w:abstractNum w:abstractNumId="73" w15:restartNumberingAfterBreak="0">
     <w:nsid w:val="7BE37539"/>
     <w:multiLevelType w:val="hybridMultilevel"/>
     <w:tmpl w:val="9438BF20"/>
@@ -36844,7 +40492,7 @@
       </w:rPr>
     </w:lvl>
   </w:abstractNum>
-  <w:abstractNum w:abstractNumId="71" w15:restartNumberingAfterBreak="0">
+  <w:abstractNum w:abstractNumId="74" w15:restartNumberingAfterBreak="0">
     <w:nsid w:val="7C354F49"/>
     <w:multiLevelType w:val="multilevel"/>
     <w:tmpl w:val="D6701A66"/>
@@ -36958,13 +40606,13 @@
     </w:lvl>
   </w:abstractNum>
   <w:num w:numId="1" w16cid:durableId="1973099718">
-    <w:abstractNumId w:val="69"/>
+    <w:abstractNumId w:val="72"/>
   </w:num>
   <w:num w:numId="2" w16cid:durableId="1854996572">
-    <w:abstractNumId w:val="35"/>
+    <w:abstractNumId w:val="37"/>
   </w:num>
   <w:num w:numId="3" w16cid:durableId="805389212">
-    <w:abstractNumId w:val="65"/>
+    <w:abstractNumId w:val="68"/>
   </w:num>
   <w:num w:numId="4" w16cid:durableId="490485784">
     <w:abstractNumId w:val="1"/>
@@ -36973,82 +40621,82 @@
     <w:abstractNumId w:val="5"/>
   </w:num>
   <w:num w:numId="6" w16cid:durableId="1086463276">
-    <w:abstractNumId w:val="37"/>
+    <w:abstractNumId w:val="39"/>
   </w:num>
   <w:num w:numId="7" w16cid:durableId="1540389320">
+    <w:abstractNumId w:val="44"/>
+  </w:num>
+  <w:num w:numId="8" w16cid:durableId="84765975">
+    <w:abstractNumId w:val="55"/>
+  </w:num>
+  <w:num w:numId="9" w16cid:durableId="1235967467">
     <w:abstractNumId w:val="41"/>
   </w:num>
-  <w:num w:numId="8" w16cid:durableId="84765975">
-    <w:abstractNumId w:val="52"/>
-  </w:num>
-  <w:num w:numId="9" w16cid:durableId="1235967467">
-    <w:abstractNumId w:val="39"/>
-  </w:num>
   <w:num w:numId="10" w16cid:durableId="185481271">
-    <w:abstractNumId w:val="32"/>
+    <w:abstractNumId w:val="34"/>
   </w:num>
   <w:num w:numId="11" w16cid:durableId="1569195398">
-    <w:abstractNumId w:val="34"/>
+    <w:abstractNumId w:val="36"/>
   </w:num>
   <w:num w:numId="12" w16cid:durableId="809056169">
-    <w:abstractNumId w:val="66"/>
+    <w:abstractNumId w:val="69"/>
   </w:num>
   <w:num w:numId="13" w16cid:durableId="1578396641">
-    <w:abstractNumId w:val="59"/>
+    <w:abstractNumId w:val="62"/>
   </w:num>
   <w:num w:numId="14" w16cid:durableId="2079396354">
-    <w:abstractNumId w:val="48"/>
+    <w:abstractNumId w:val="51"/>
   </w:num>
   <w:num w:numId="15" w16cid:durableId="1677074129">
     <w:abstractNumId w:val="4"/>
   </w:num>
   <w:num w:numId="16" w16cid:durableId="1758674396">
-    <w:abstractNumId w:val="53"/>
+    <w:abstractNumId w:val="56"/>
   </w:num>
   <w:num w:numId="17" w16cid:durableId="2109886785">
-    <w:abstractNumId w:val="38"/>
+    <w:abstractNumId w:val="40"/>
   </w:num>
   <w:num w:numId="18" w16cid:durableId="1232733690">
-    <w:abstractNumId w:val="18"/>
+    <w:abstractNumId w:val="19"/>
   </w:num>
   <w:num w:numId="19" w16cid:durableId="850144184">
-    <w:abstractNumId w:val="15"/>
+    <w:abstractNumId w:val="16"/>
   </w:num>
   <w:num w:numId="20" w16cid:durableId="377511883">
-    <w:abstractNumId w:val="33"/>
+    <w:abstractNumId w:val="35"/>
   </w:num>
   <w:num w:numId="21" w16cid:durableId="190338594">
-    <w:abstractNumId w:val="17"/>
+    <w:abstractNumId w:val="18"/>
   </w:num>
   <w:num w:numId="22" w16cid:durableId="1728650780">
     <w:abstractNumId w:val="0"/>
   </w:num>
   <w:num w:numId="23" w16cid:durableId="2127655040">
-    <w:abstractNumId w:val="29"/>
+    <w:abstractNumId w:val="31"/>
   </w:num>
   <w:num w:numId="24" w16cid:durableId="331950407">
     <w:abstractNumId w:val="13"/>
   </w:num>
   <w:num w:numId="25" w16cid:durableId="2120948582">
-    <w:abstractNumId w:val="19"/>
+    <w:abstractNumId w:val="20"/>
   </w:num>
   <w:num w:numId="26" w16cid:durableId="1584298946">
-    <w:abstractNumId w:val="25"/>
+    <w:abstractNumId w:val="27"/>
   </w:num>
   <w:num w:numId="27" w16cid:durableId="731196505">
-    <w:abstractNumId w:val="27"/>
+    <w:abstractNumId w:val="29"/>
   </w:num>
   <w:num w:numId="28" w16cid:durableId="1559852233">
-    <w:abstractNumId w:val="68"/>
+    <w:abstractNumId w:val="71"/>
   </w:num>
   <w:num w:numId="29" w16cid:durableId="707031604">
     <w:abstractNumId w:val="11"/>
   </w:num>
   <w:num w:numId="30" w16cid:durableId="1792017863">
-    <w:abstractNumId w:val="20"/>
+    <w:abstractNumId w:val="21"/>
   </w:num>
   <w:num w:numId="31" w16cid:durableId="2082562376">
-    <w:abstractNumId w:val="20"/>
+    <w:abstractNumId w:val="21"/>
     <w:lvlOverride w:ilvl="1">
       <w:lvl w:ilvl="1">
         <w:numFmt w:val="bullet"/>
@@ -37068,7 +40716,7 @@
     </w:lvlOverride>
   </w:num>
   <w:num w:numId="32" w16cid:durableId="1828664830">
-    <w:abstractNumId w:val="20"/>
+    <w:abstractNumId w:val="21"/>
     <w:lvlOverride w:ilvl="1">
       <w:lvl w:ilvl="1">
         <w:numFmt w:val="bullet"/>
@@ -37131,46 +40779,46 @@
     </w:lvlOverride>
   </w:num>
   <w:num w:numId="36" w16cid:durableId="2039818007">
-    <w:abstractNumId w:val="46"/>
+    <w:abstractNumId w:val="49"/>
   </w:num>
   <w:num w:numId="37" w16cid:durableId="1846048264">
-    <w:abstractNumId w:val="28"/>
+    <w:abstractNumId w:val="30"/>
   </w:num>
   <w:num w:numId="38" w16cid:durableId="1642346585">
-    <w:abstractNumId w:val="36"/>
+    <w:abstractNumId w:val="38"/>
   </w:num>
   <w:num w:numId="39" w16cid:durableId="1791776444">
-    <w:abstractNumId w:val="57"/>
+    <w:abstractNumId w:val="60"/>
   </w:num>
   <w:num w:numId="40" w16cid:durableId="2086562807">
     <w:abstractNumId w:val="7"/>
   </w:num>
   <w:num w:numId="41" w16cid:durableId="379669380">
-    <w:abstractNumId w:val="49"/>
+    <w:abstractNumId w:val="52"/>
   </w:num>
   <w:num w:numId="42" w16cid:durableId="1991204081">
-    <w:abstractNumId w:val="43"/>
+    <w:abstractNumId w:val="46"/>
   </w:num>
   <w:num w:numId="43" w16cid:durableId="195779519">
-    <w:abstractNumId w:val="26"/>
+    <w:abstractNumId w:val="28"/>
   </w:num>
   <w:num w:numId="44" w16cid:durableId="274946943">
-    <w:abstractNumId w:val="55"/>
+    <w:abstractNumId w:val="58"/>
   </w:num>
   <w:num w:numId="45" w16cid:durableId="1595892551">
-    <w:abstractNumId w:val="23"/>
+    <w:abstractNumId w:val="24"/>
   </w:num>
   <w:num w:numId="46" w16cid:durableId="345252228">
-    <w:abstractNumId w:val="64"/>
+    <w:abstractNumId w:val="67"/>
   </w:num>
   <w:num w:numId="47" w16cid:durableId="229393614">
     <w:abstractNumId w:val="2"/>
   </w:num>
   <w:num w:numId="48" w16cid:durableId="649599633">
-    <w:abstractNumId w:val="21"/>
+    <w:abstractNumId w:val="22"/>
   </w:num>
   <w:num w:numId="49" w16cid:durableId="1843618025">
-    <w:abstractNumId w:val="54"/>
+    <w:abstractNumId w:val="57"/>
   </w:num>
   <w:num w:numId="50" w16cid:durableId="1316959066">
     <w:abstractNumId w:val="12"/>
@@ -37179,52 +40827,52 @@
     <w:abstractNumId w:val="14"/>
   </w:num>
   <w:num w:numId="52" w16cid:durableId="266276639">
-    <w:abstractNumId w:val="40"/>
+    <w:abstractNumId w:val="43"/>
   </w:num>
   <w:num w:numId="53" w16cid:durableId="566653483">
-    <w:abstractNumId w:val="24"/>
+    <w:abstractNumId w:val="25"/>
   </w:num>
   <w:num w:numId="54" w16cid:durableId="1068766749">
-    <w:abstractNumId w:val="70"/>
+    <w:abstractNumId w:val="73"/>
   </w:num>
   <w:num w:numId="55" w16cid:durableId="1739472492">
-    <w:abstractNumId w:val="61"/>
+    <w:abstractNumId w:val="64"/>
   </w:num>
   <w:num w:numId="56" w16cid:durableId="1090005045">
-    <w:abstractNumId w:val="51"/>
+    <w:abstractNumId w:val="54"/>
   </w:num>
   <w:num w:numId="57" w16cid:durableId="2038043170">
-    <w:abstractNumId w:val="16"/>
+    <w:abstractNumId w:val="17"/>
   </w:num>
   <w:num w:numId="58" w16cid:durableId="1951467764">
-    <w:abstractNumId w:val="47"/>
+    <w:abstractNumId w:val="50"/>
   </w:num>
   <w:num w:numId="59" w16cid:durableId="1352298545">
-    <w:abstractNumId w:val="30"/>
+    <w:abstractNumId w:val="32"/>
   </w:num>
   <w:num w:numId="60" w16cid:durableId="1081372091">
-    <w:abstractNumId w:val="62"/>
+    <w:abstractNumId w:val="65"/>
   </w:num>
   <w:num w:numId="61" w16cid:durableId="549339173">
-    <w:abstractNumId w:val="63"/>
+    <w:abstractNumId w:val="66"/>
   </w:num>
   <w:num w:numId="62" w16cid:durableId="837501384">
     <w:abstractNumId w:val="3"/>
   </w:num>
   <w:num w:numId="63" w16cid:durableId="1412970526">
-    <w:abstractNumId w:val="56"/>
+    <w:abstractNumId w:val="59"/>
   </w:num>
   <w:num w:numId="64" w16cid:durableId="703141957">
-    <w:abstractNumId w:val="50"/>
+    <w:abstractNumId w:val="53"/>
   </w:num>
   <w:num w:numId="65" w16cid:durableId="1801917869">
-    <w:abstractNumId w:val="31"/>
+    <w:abstractNumId w:val="33"/>
   </w:num>
   <w:num w:numId="66" w16cid:durableId="541552885">
-    <w:abstractNumId w:val="58"/>
+    <w:abstractNumId w:val="61"/>
   </w:num>
   <w:num w:numId="67" w16cid:durableId="1845974180">
-    <w:abstractNumId w:val="44"/>
+    <w:abstractNumId w:val="47"/>
   </w:num>
   <w:num w:numId="68" w16cid:durableId="904297321">
     <w:abstractNumId w:val="10"/>
@@ -37233,25 +40881,54 @@
     <w:abstractNumId w:val="9"/>
   </w:num>
   <w:num w:numId="70" w16cid:durableId="285501543">
+    <w:abstractNumId w:val="48"/>
+  </w:num>
+  <w:num w:numId="71" w16cid:durableId="442187074">
+    <w:abstractNumId w:val="74"/>
+  </w:num>
+  <w:num w:numId="72" w16cid:durableId="397748992">
     <w:abstractNumId w:val="45"/>
   </w:num>
-  <w:num w:numId="71" w16cid:durableId="442187074">
-    <w:abstractNumId w:val="71"/>
-  </w:num>
-  <w:num w:numId="72" w16cid:durableId="397748992">
-    <w:abstractNumId w:val="42"/>
-  </w:num>
   <w:num w:numId="73" w16cid:durableId="1960380649">
-    <w:abstractNumId w:val="22"/>
+    <w:abstractNumId w:val="23"/>
   </w:num>
   <w:num w:numId="74" w16cid:durableId="924413031">
-    <w:abstractNumId w:val="67"/>
+    <w:abstractNumId w:val="70"/>
   </w:num>
   <w:num w:numId="75" w16cid:durableId="330913937">
-    <w:abstractNumId w:val="60"/>
+    <w:abstractNumId w:val="63"/>
   </w:num>
   <w:num w:numId="76" w16cid:durableId="814642788">
     <w:abstractNumId w:val="8"/>
+  </w:num>
+  <w:num w:numId="77" w16cid:durableId="1664120513">
+    <w:abstractNumId w:val="42"/>
+  </w:num>
+  <w:num w:numId="78" w16cid:durableId="860432914">
+    <w:abstractNumId w:val="42"/>
+    <w:lvlOverride w:ilvl="1">
+      <w:lvl w:ilvl="1">
+        <w:numFmt w:val="bullet"/>
+        <w:lvlText w:val="o"/>
+        <w:lvlJc w:val="left"/>
+        <w:pPr>
+          <w:tabs>
+            <w:tab w:val="num" w:pos="1440"/>
+          </w:tabs>
+          <w:ind w:left="1440" w:hanging="360"/>
+        </w:pPr>
+        <w:rPr>
+          <w:rFonts w:ascii="Courier New" w:hAnsi="Courier New" w:hint="default"/>
+          <w:sz w:val="20"/>
+        </w:rPr>
+      </w:lvl>
+    </w:lvlOverride>
+  </w:num>
+  <w:num w:numId="79" w16cid:durableId="1922371051">
+    <w:abstractNumId w:val="26"/>
+  </w:num>
+  <w:num w:numId="80" w16cid:durableId="754058397">
+    <w:abstractNumId w:val="15"/>
   </w:num>
 </w:numbering>
 </file>
@@ -37858,6 +41535,7 @@
   <w:style w:type="character" w:default="1" w:styleId="DefaultParagraphFont">
     <w:name w:val="Default Paragraph Font"/>
     <w:uiPriority w:val="1"/>
+    <w:semiHidden/>
     <w:unhideWhenUsed/>
   </w:style>
   <w:style w:type="table" w:default="1" w:styleId="TableNormal">
